--- a/static/templates-se2026/spk_pcl_se2026.docx
+++ b/static/templates-se2026/spk_pcl_se2026.docx
@@ -4464,5059 +4464,6 @@
         </w:rPr>
       </w:r>
     </w:p>
-    <w:p>
-      <w:pPr>
-        <w:spacing w:after="0" w:line="240" w:lineRule="auto"/>
-        <w:ind w:left="284" w:firstLine="0"/>
-        <w:jc w:val="center"/>
-        <w:rPr>
-          <w:rFonts w:ascii="Bookman Old Style" w:cs="Bookman Old Style" w:eastAsia="Bookman Old Style" w:hAnsi="Bookman Old Style"/>
-          <w:sz w:val="24"/>
-          <w:szCs w:val="24"/>
-        </w:rPr>
-      </w:pPr>
-      <w:r>
-        <w:rPr>
-          <w:rFonts w:ascii="Bookman Old Style" w:cs="Bookman Old Style" w:eastAsia="Bookman Old Style" w:hAnsi="Bookman Old Style"/>
-          <w:sz w:val="24"/>
-          <w:szCs w:val="24"/>
-          <w:rtl w:val="0"/>
-        </w:rPr>
-        <w:t xml:space="preserve">LAMPIRAN</w:t>
-      </w:r>
-    </w:p>
-    <w:p>
-      <w:pPr>
-        <w:spacing w:after="0" w:line="240" w:lineRule="auto"/>
-        <w:ind w:left="284" w:firstLine="720"/>
-        <w:jc w:val="center"/>
-        <w:rPr>
-          <w:rFonts w:ascii="Bookman Old Style" w:cs="Bookman Old Style" w:eastAsia="Bookman Old Style" w:hAnsi="Bookman Old Style"/>
-          <w:sz w:val="24"/>
-          <w:szCs w:val="24"/>
-        </w:rPr>
-      </w:pPr>
-      <w:r>
-        <w:rPr>
-          <w:rFonts w:ascii="Bookman Old Style" w:cs="Bookman Old Style" w:eastAsia="Bookman Old Style" w:hAnsi="Bookman Old Style"/>
-          <w:sz w:val="24"/>
-          <w:szCs w:val="24"/>
-          <w:rtl w:val="0"/>
-        </w:rPr>
-        <w:t xml:space="preserve">PERJANJIAN KERJA PETUGAS LAPANGAN </w:t>
-      </w:r>
-    </w:p>
-    <w:p>
-      <w:pPr>
-        <w:spacing w:after="0" w:line="240" w:lineRule="auto"/>
-        <w:ind w:left="284" w:firstLine="720"/>
-        <w:jc w:val="center"/>
-        <w:rPr>
-          <w:rFonts w:ascii="Bookman Old Style" w:cs="Bookman Old Style" w:eastAsia="Bookman Old Style" w:hAnsi="Bookman Old Style"/>
-          <w:sz w:val="24"/>
-          <w:szCs w:val="24"/>
-        </w:rPr>
-      </w:pPr>
-      <w:r>
-        <w:rPr>
-          <w:rFonts w:ascii="Bookman Old Style" w:cs="Bookman Old Style" w:eastAsia="Bookman Old Style" w:hAnsi="Bookman Old Style"/>
-          <w:sz w:val="24"/>
-          <w:szCs w:val="24"/>
-          <w:rtl w:val="0"/>
-        </w:rPr>
-        <w:t xml:space="preserve"> SENSUS EKONOMI 2026 </w:t>
-      </w:r>
-    </w:p>
-    <w:p>
-      <w:pPr>
-        <w:spacing w:after="0" w:before="120" w:line="240" w:lineRule="auto"/>
-        <w:ind w:left="284" w:firstLine="720"/>
-        <w:jc w:val="center"/>
-        <w:rPr>
-          <w:rFonts w:ascii="Bookman Old Style" w:cs="Bookman Old Style" w:eastAsia="Bookman Old Style" w:hAnsi="Bookman Old Style"/>
-          <w:sz w:val="24"/>
-          <w:szCs w:val="24"/>
-        </w:rPr>
-      </w:pPr>
-      <w:r>
-        <w:rPr>
-          <w:rFonts w:ascii="Bookman Old Style" w:cs="Bookman Old Style" w:eastAsia="Bookman Old Style" w:hAnsi="Bookman Old Style"/>
-          <w:sz w:val="24"/>
-          <w:szCs w:val="24"/>
-          <w:rtl w:val="0"/>
-        </w:rPr>
-        <w:t xml:space="preserve">PADA BADAN PUSAT STATISTIK KABUPATEN DOMPU</w:t>
-      </w:r>
-    </w:p>
-    <w:p>
-      <w:pPr>
-        <w:spacing w:after="0" w:before="120" w:line="240" w:lineRule="auto"/>
-        <w:ind w:left="284" w:firstLine="0"/>
-        <w:jc w:val="center"/>
-        <w:rPr>
-          <w:rFonts w:ascii="Bookman Old Style" w:cs="Bookman Old Style" w:eastAsia="Bookman Old Style" w:hAnsi="Bookman Old Style"/>
-          <w:sz w:val="24"/>
-          <w:szCs w:val="24"/>
-        </w:rPr>
-      </w:pPr>
-      <w:r>
-        <w:rPr>
-          <w:rFonts w:ascii="Bookman Old Style" w:cs="Bookman Old Style" w:eastAsia="Bookman Old Style" w:hAnsi="Bookman Old Style"/>
-          <w:sz w:val="24"/>
-          <w:szCs w:val="24"/>
-          <w:rtl w:val="0"/>
-        </w:rPr>
-        <w:t xml:space="preserve">NOMOR: ${nomor}</w:t>
-      </w:r>
-    </w:p>
-    <w:p>
-      <w:pPr>
-        <w:spacing w:after="0" w:line="240" w:lineRule="auto"/>
-        <w:rPr>
-          <w:rFonts w:ascii="Bookman Old Style" w:cs="Bookman Old Style" w:eastAsia="Bookman Old Style" w:hAnsi="Bookman Old Style"/>
-          <w:i w:val="1"/>
-          <w:iCs w:val="1"/>
-          <w:color w:val="ee0000"/>
-          <w:sz w:val="24"/>
-          <w:szCs w:val="24"/>
-        </w:rPr>
-      </w:pPr>
-      <w:r>
-        <w:rPr>
-          <w:rtl w:val="0"/>
-        </w:rPr>
-      </w:r>
-    </w:p>
-    <w:p>
-      <w:pPr>
-        <w:numPr>
-          <w:ilvl w:val="0"/>
-          <w:numId w:val="18"/>
-        </w:numPr>
-        <w:spacing w:after="0" w:line="240" w:lineRule="auto"/>
-        <w:ind w:left="720" w:hanging="360"/>
-        <w:rPr>
-          <w:rFonts w:ascii="Bookman Old Style" w:cs="Bookman Old Style" w:eastAsia="Bookman Old Style" w:hAnsi="Bookman Old Style"/>
-          <w:sz w:val="24"/>
-          <w:szCs w:val="24"/>
-          <w:u w:val="none"/>
-        </w:rPr>
-      </w:pPr>
-      <w:r>
-        <w:rPr>
-          <w:rFonts w:ascii="Bookman Old Style" w:cs="Bookman Old Style" w:eastAsia="Bookman Old Style" w:hAnsi="Bookman Old Style"/>
-          <w:sz w:val="24"/>
-          <w:szCs w:val="24"/>
-          <w:rtl w:val="0"/>
-        </w:rPr>
-        <w:t xml:space="preserve">DAFTAR URAIAN PEKERJAAN, WAKTU PENYELESAIAN, TARGET PEKERJAAN DAN NILAI PERJANJIAN</w:t>
-      </w:r>
-    </w:p>
-    <w:p>
-      <w:pPr>
-        <w:spacing w:after="0" w:line="240" w:lineRule="auto"/>
-        <w:jc w:val="center"/>
-        <w:rPr>
-          <w:rFonts w:ascii="Bookman Old Style" w:cs="Bookman Old Style" w:eastAsia="Bookman Old Style" w:hAnsi="Bookman Old Style"/>
-          <w:b w:val="1"/>
-          <w:bCs w:val="1"/>
-          <w:sz w:val="24"/>
-          <w:szCs w:val="24"/>
-        </w:rPr>
-      </w:pPr>
-      <w:r>
-        <w:rPr>
-          <w:rtl w:val="0"/>
-        </w:rPr>
-      </w:r>
-    </w:p>
-    <w:tbl>
-      <w:tblPr>
-        <w:tblStyle w:val="Table3"/>
-        <w:tblW w:w="13410.0" w:type="dxa"/>
-        <w:jc w:val="center"/>
-        <w:tblBorders>
-          <w:top w:color="000000" w:space="0" w:sz="8" w:val="single"/>
-          <w:left w:color="000000" w:space="0" w:sz="8" w:val="single"/>
-          <w:bottom w:color="000000" w:space="0" w:sz="8" w:val="single"/>
-          <w:right w:color="000000" w:space="0" w:sz="8" w:val="single"/>
-          <w:insideH w:color="000000" w:space="0" w:sz="8" w:val="single"/>
-          <w:insideV w:color="000000" w:space="0" w:sz="8" w:val="single"/>
-        </w:tblBorders>
-        <w:tblLayout w:type="fixed"/>
-        <w:tblLook w:val="0400"/>
-      </w:tblPr>
-      <w:tblGrid>
-        <w:gridCol w:w="5445"/>
-        <w:gridCol w:w="1710"/>
-        <w:gridCol w:w="1440"/>
-        <w:gridCol w:w="2880"/>
-        <w:gridCol w:w="1935"/>
-        <w:tblGridChange w:id="0">
-          <w:tblGrid>
-            <w:gridCol w:w="5445"/>
-            <w:gridCol w:w="1710"/>
-            <w:gridCol w:w="1440"/>
-            <w:gridCol w:w="2880"/>
-            <w:gridCol w:w="1935"/>
-          </w:tblGrid>
-        </w:tblGridChange>
-      </w:tblGrid>
-      <w:tr>
-        <w:trPr>
-          <w:cantSplit w:val="0"/>
-          <w:trHeight w:val="477" w:hRule="atLeast"/>
-          <w:tblHeader w:val="1"/>
-        </w:trPr>
-        <w:tc>
-          <w:tcPr>
-            <w:vMerge w:val="restart"/>
-            <w:vAlign w:val="center"/>
-          </w:tcPr>
-          <w:p>
-            <w:pPr>
-              <w:spacing w:after="0" w:line="240" w:lineRule="auto"/>
-              <w:jc w:val="center"/>
-              <w:rPr>
-                <w:rFonts w:ascii="Bookman Old Style" w:cs="Bookman Old Style" w:eastAsia="Bookman Old Style" w:hAnsi="Bookman Old Style"/>
-                <w:sz w:val="24"/>
-                <w:szCs w:val="24"/>
-              </w:rPr>
-            </w:pPr>
-            <w:r>
-              <w:rPr>
-                <w:rFonts w:ascii="Bookman Old Style" w:cs="Bookman Old Style" w:eastAsia="Bookman Old Style" w:hAnsi="Bookman Old Style"/>
-                <w:sz w:val="24"/>
-                <w:szCs w:val="24"/>
-                <w:rtl w:val="0"/>
-              </w:rPr>
-              <w:t xml:space="preserve">Uraian Pekerjaan</w:t>
-            </w:r>
-          </w:p>
-        </w:tc>
-        <w:tc>
-          <w:tcPr>
-            <w:vMerge w:val="restart"/>
-            <w:vAlign w:val="center"/>
-          </w:tcPr>
-          <w:p>
-            <w:pPr>
-              <w:spacing w:after="0" w:line="240" w:lineRule="auto"/>
-              <w:jc w:val="center"/>
-              <w:rPr>
-                <w:rFonts w:ascii="Bookman Old Style" w:cs="Bookman Old Style" w:eastAsia="Bookman Old Style" w:hAnsi="Bookman Old Style"/>
-                <w:sz w:val="24"/>
-                <w:szCs w:val="24"/>
-              </w:rPr>
-            </w:pPr>
-            <w:r>
-              <w:rPr>
-                <w:rFonts w:ascii="Bookman Old Style" w:cs="Bookman Old Style" w:eastAsia="Bookman Old Style" w:hAnsi="Bookman Old Style"/>
-                <w:sz w:val="24"/>
-                <w:szCs w:val="24"/>
-                <w:rtl w:val="0"/>
-              </w:rPr>
-              <w:t xml:space="preserve">Waktu Penyelesaian </w:t>
-            </w:r>
-          </w:p>
-        </w:tc>
-        <w:tc>
-          <w:tcPr>
-            <w:gridSpan w:val="2"/>
-            <w:vAlign w:val="center"/>
-          </w:tcPr>
-          <w:p>
-            <w:pPr>
-              <w:spacing w:after="0" w:line="240" w:lineRule="auto"/>
-              <w:jc w:val="center"/>
-              <w:rPr>
-                <w:rFonts w:ascii="Bookman Old Style" w:cs="Bookman Old Style" w:eastAsia="Bookman Old Style" w:hAnsi="Bookman Old Style"/>
-                <w:sz w:val="24"/>
-                <w:szCs w:val="24"/>
-              </w:rPr>
-            </w:pPr>
-            <w:r>
-              <w:rPr>
-                <w:rFonts w:ascii="Bookman Old Style" w:cs="Bookman Old Style" w:eastAsia="Bookman Old Style" w:hAnsi="Bookman Old Style"/>
-                <w:sz w:val="24"/>
-                <w:szCs w:val="24"/>
-                <w:rtl w:val="0"/>
-              </w:rPr>
-              <w:t xml:space="preserve">Target Pekerjaan</w:t>
-            </w:r>
-          </w:p>
-        </w:tc>
-        <w:tc>
-          <w:tcPr>
-            <w:vAlign w:val="center"/>
-          </w:tcPr>
-          <w:p>
-            <w:pPr>
-              <w:spacing w:after="0" w:line="240" w:lineRule="auto"/>
-              <w:jc w:val="center"/>
-              <w:rPr>
-                <w:rFonts w:ascii="Bookman Old Style" w:cs="Bookman Old Style" w:eastAsia="Bookman Old Style" w:hAnsi="Bookman Old Style"/>
-                <w:sz w:val="24"/>
-                <w:szCs w:val="24"/>
-              </w:rPr>
-            </w:pPr>
-            <w:r>
-              <w:rPr>
-                <w:rFonts w:ascii="Bookman Old Style" w:cs="Bookman Old Style" w:eastAsia="Bookman Old Style" w:hAnsi="Bookman Old Style"/>
-                <w:sz w:val="24"/>
-                <w:szCs w:val="24"/>
-                <w:rtl w:val="0"/>
-              </w:rPr>
-              <w:t xml:space="preserve">Nilai Perjanjian</w:t>
-            </w:r>
-          </w:p>
-        </w:tc>
-      </w:tr>
-      <w:tr>
-        <w:trPr>
-          <w:cantSplit w:val="0"/>
-          <w:trHeight w:val="471" w:hRule="atLeast"/>
-          <w:tblHeader w:val="1"/>
-        </w:trPr>
-        <w:tc>
-          <w:tcPr>
-            <w:vMerge w:val="continue"/>
-            <w:vAlign w:val="center"/>
-          </w:tcPr>
-          <w:p>
-            <w:pPr>
-              <w:widowControl w:val="0"/>
-              <w:spacing w:after="0" w:line="276" w:lineRule="auto"/>
-              <w:rPr>
-                <w:rFonts w:ascii="Bookman Old Style" w:cs="Bookman Old Style" w:eastAsia="Bookman Old Style" w:hAnsi="Bookman Old Style"/>
-                <w:sz w:val="24"/>
-                <w:szCs w:val="24"/>
-              </w:rPr>
-            </w:pPr>
-            <w:r>
-              <w:rPr>
-                <w:rtl w:val="0"/>
-              </w:rPr>
-            </w:r>
-          </w:p>
-        </w:tc>
-        <w:tc>
-          <w:tcPr>
-            <w:vMerge w:val="continue"/>
-            <w:vAlign w:val="center"/>
-          </w:tcPr>
-          <w:p>
-            <w:pPr>
-              <w:widowControl w:val="0"/>
-              <w:spacing w:after="0" w:line="276" w:lineRule="auto"/>
-              <w:rPr>
-                <w:rFonts w:ascii="Bookman Old Style" w:cs="Bookman Old Style" w:eastAsia="Bookman Old Style" w:hAnsi="Bookman Old Style"/>
-                <w:sz w:val="24"/>
-                <w:szCs w:val="24"/>
-              </w:rPr>
-            </w:pPr>
-            <w:r>
-              <w:rPr>
-                <w:rtl w:val="0"/>
-              </w:rPr>
-            </w:r>
-          </w:p>
-        </w:tc>
-        <w:tc>
-          <w:tcPr>
-            <w:vAlign w:val="center"/>
-          </w:tcPr>
-          <w:p>
-            <w:pPr>
-              <w:spacing w:after="0" w:line="240" w:lineRule="auto"/>
-              <w:jc w:val="center"/>
-              <w:rPr>
-                <w:rFonts w:ascii="Bookman Old Style" w:cs="Bookman Old Style" w:eastAsia="Bookman Old Style" w:hAnsi="Bookman Old Style"/>
-                <w:sz w:val="24"/>
-                <w:szCs w:val="24"/>
-              </w:rPr>
-            </w:pPr>
-            <w:r>
-              <w:rPr>
-                <w:rFonts w:ascii="Bookman Old Style" w:cs="Bookman Old Style" w:eastAsia="Bookman Old Style" w:hAnsi="Bookman Old Style"/>
-                <w:sz w:val="24"/>
-                <w:szCs w:val="24"/>
-                <w:rtl w:val="0"/>
-              </w:rPr>
-              <w:t xml:space="preserve">Presentase</w:t>
-            </w:r>
-          </w:p>
-        </w:tc>
-        <w:tc>
-          <w:tcPr>
-            <w:vAlign w:val="center"/>
-          </w:tcPr>
-          <w:p>
-            <w:pPr>
-              <w:spacing w:after="0" w:line="240" w:lineRule="auto"/>
-              <w:jc w:val="center"/>
-              <w:rPr>
-                <w:rFonts w:ascii="Bookman Old Style" w:cs="Bookman Old Style" w:eastAsia="Bookman Old Style" w:hAnsi="Bookman Old Style"/>
-                <w:sz w:val="24"/>
-                <w:szCs w:val="24"/>
-              </w:rPr>
-            </w:pPr>
-            <w:r>
-              <w:rPr>
-                <w:rFonts w:ascii="Bookman Old Style" w:cs="Bookman Old Style" w:eastAsia="Bookman Old Style" w:hAnsi="Bookman Old Style"/>
-                <w:sz w:val="24"/>
-                <w:szCs w:val="24"/>
-                <w:rtl w:val="0"/>
-              </w:rPr>
-              <w:t xml:space="preserve">Volume</w:t>
-            </w:r>
-          </w:p>
-        </w:tc>
-        <w:tc>
-          <w:tcPr>
-            <w:vAlign w:val="center"/>
-          </w:tcPr>
-          <w:p>
-            <w:pPr>
-              <w:widowControl w:val="0"/>
-              <w:spacing w:after="0" w:line="276" w:lineRule="auto"/>
-              <w:rPr>
-                <w:rFonts w:ascii="Bookman Old Style" w:cs="Bookman Old Style" w:eastAsia="Bookman Old Style" w:hAnsi="Bookman Old Style"/>
-                <w:sz w:val="24"/>
-                <w:szCs w:val="24"/>
-              </w:rPr>
-            </w:pPr>
-            <w:r>
-              <w:rPr>
-                <w:rtl w:val="0"/>
-              </w:rPr>
-            </w:r>
-          </w:p>
-        </w:tc>
-      </w:tr>
-      <w:tr>
-        <w:trPr>
-          <w:cantSplit w:val="0"/>
-          <w:trHeight w:val="80" w:hRule="atLeast"/>
-          <w:tblHeader w:val="0"/>
-        </w:trPr>
-        <w:tc>
-          <w:tcPr>
-            <w:vAlign w:val="center"/>
-          </w:tcPr>
-          <w:p>
-            <w:pPr>
-              <w:spacing w:after="0" w:line="240" w:lineRule="auto"/>
-              <w:jc w:val="center"/>
-              <w:rPr>
-                <w:rFonts w:ascii="Bookman Old Style" w:cs="Bookman Old Style" w:eastAsia="Bookman Old Style" w:hAnsi="Bookman Old Style"/>
-                <w:sz w:val="24"/>
-                <w:szCs w:val="24"/>
-              </w:rPr>
-            </w:pPr>
-            <w:r>
-              <w:rPr>
-                <w:rFonts w:ascii="Bookman Old Style" w:cs="Bookman Old Style" w:eastAsia="Bookman Old Style" w:hAnsi="Bookman Old Style"/>
-                <w:sz w:val="24"/>
-                <w:szCs w:val="24"/>
-                <w:rtl w:val="0"/>
-              </w:rPr>
-              <w:t xml:space="preserve">(1)</w:t>
-            </w:r>
-          </w:p>
-        </w:tc>
-        <w:tc>
-          <w:tcPr>
-            <w:vAlign w:val="center"/>
-          </w:tcPr>
-          <w:p>
-            <w:pPr>
-              <w:spacing w:after="0" w:line="240" w:lineRule="auto"/>
-              <w:jc w:val="center"/>
-              <w:rPr>
-                <w:rFonts w:ascii="Bookman Old Style" w:cs="Bookman Old Style" w:eastAsia="Bookman Old Style" w:hAnsi="Bookman Old Style"/>
-                <w:sz w:val="24"/>
-                <w:szCs w:val="24"/>
-              </w:rPr>
-            </w:pPr>
-            <w:r>
-              <w:rPr>
-                <w:rFonts w:ascii="Bookman Old Style" w:cs="Bookman Old Style" w:eastAsia="Bookman Old Style" w:hAnsi="Bookman Old Style"/>
-                <w:sz w:val="24"/>
-                <w:szCs w:val="24"/>
-                <w:rtl w:val="0"/>
-              </w:rPr>
-              <w:t xml:space="preserve">(2)</w:t>
-            </w:r>
-          </w:p>
-        </w:tc>
-        <w:tc>
-          <w:tcPr>
-            <w:vAlign w:val="center"/>
-          </w:tcPr>
-          <w:p>
-            <w:pPr>
-              <w:spacing w:after="0" w:line="240" w:lineRule="auto"/>
-              <w:jc w:val="center"/>
-              <w:rPr>
-                <w:rFonts w:ascii="Bookman Old Style" w:cs="Bookman Old Style" w:eastAsia="Bookman Old Style" w:hAnsi="Bookman Old Style"/>
-                <w:sz w:val="24"/>
-                <w:szCs w:val="24"/>
-              </w:rPr>
-            </w:pPr>
-            <w:r>
-              <w:rPr>
-                <w:rFonts w:ascii="Bookman Old Style" w:cs="Bookman Old Style" w:eastAsia="Bookman Old Style" w:hAnsi="Bookman Old Style"/>
-                <w:sz w:val="24"/>
-                <w:szCs w:val="24"/>
-                <w:rtl w:val="0"/>
-              </w:rPr>
-              <w:t xml:space="preserve">(3)</w:t>
-            </w:r>
-          </w:p>
-        </w:tc>
-        <w:tc>
-          <w:tcPr>
-            <w:vAlign w:val="center"/>
-          </w:tcPr>
-          <w:p>
-            <w:pPr>
-              <w:spacing w:after="0" w:line="240" w:lineRule="auto"/>
-              <w:jc w:val="center"/>
-              <w:rPr>
-                <w:rFonts w:ascii="Bookman Old Style" w:cs="Bookman Old Style" w:eastAsia="Bookman Old Style" w:hAnsi="Bookman Old Style"/>
-                <w:sz w:val="24"/>
-                <w:szCs w:val="24"/>
-              </w:rPr>
-            </w:pPr>
-            <w:r>
-              <w:rPr>
-                <w:rFonts w:ascii="Bookman Old Style" w:cs="Bookman Old Style" w:eastAsia="Bookman Old Style" w:hAnsi="Bookman Old Style"/>
-                <w:sz w:val="24"/>
-                <w:szCs w:val="24"/>
-                <w:rtl w:val="0"/>
-              </w:rPr>
-              <w:t xml:space="preserve">(4)</w:t>
-            </w:r>
-          </w:p>
-        </w:tc>
-        <w:tc>
-          <w:tcPr>
-            <w:vAlign w:val="center"/>
-          </w:tcPr>
-          <w:p>
-            <w:pPr>
-              <w:spacing w:after="0" w:line="240" w:lineRule="auto"/>
-              <w:jc w:val="center"/>
-              <w:rPr>
-                <w:rFonts w:ascii="Bookman Old Style" w:cs="Bookman Old Style" w:eastAsia="Bookman Old Style" w:hAnsi="Bookman Old Style"/>
-                <w:sz w:val="24"/>
-                <w:szCs w:val="24"/>
-              </w:rPr>
-            </w:pPr>
-            <w:r>
-              <w:rPr>
-                <w:rFonts w:ascii="Bookman Old Style" w:cs="Bookman Old Style" w:eastAsia="Bookman Old Style" w:hAnsi="Bookman Old Style"/>
-                <w:sz w:val="24"/>
-                <w:szCs w:val="24"/>
-                <w:rtl w:val="0"/>
-              </w:rPr>
-              <w:t xml:space="preserve">(5)</w:t>
-            </w:r>
-          </w:p>
-        </w:tc>
-      </w:tr>
-      <w:tr>
-        <w:trPr>
-          <w:cantSplit w:val="0"/>
-          <w:trHeight w:val="636" w:hRule="atLeast"/>
-          <w:tblHeader w:val="0"/>
-        </w:trPr>
-        <w:tc>
-          <w:tcPr>
-            <w:vMerge w:val="restart"/>
-            <w:vAlign w:val="center"/>
-          </w:tcPr>
-          <w:p>
-            <w:pPr>
-              <w:numPr>
-                <w:ilvl w:val="3"/>
-                <w:numId w:val="15"/>
-              </w:numPr>
-              <w:spacing w:after="0" w:line="240" w:lineRule="auto"/>
-              <w:ind w:left="567" w:hanging="360"/>
-              <w:rPr>
-                <w:rFonts w:ascii="Bookman Old Style" w:cs="Bookman Old Style" w:eastAsia="Bookman Old Style" w:hAnsi="Bookman Old Style"/>
-                <w:sz w:val="24"/>
-                <w:szCs w:val="24"/>
-              </w:rPr>
-            </w:pPr>
-            <w:r>
-              <w:rPr>
-                <w:rFonts w:ascii="Bookman Old Style" w:cs="Bookman Old Style" w:eastAsia="Bookman Old Style" w:hAnsi="Bookman Old Style"/>
-                <w:sz w:val="24"/>
-                <w:szCs w:val="24"/>
-                <w:rtl w:val="0"/>
-              </w:rPr>
-              <w:t xml:space="preserve">Melakukan pendataan lapangan </w:t>
-            </w:r>
-            <w:r>
-              <w:rPr>
-                <w:rFonts w:ascii="Bookman Old Style" w:cs="Bookman Old Style" w:eastAsia="Bookman Old Style" w:hAnsi="Bookman Old Style"/>
-                <w:i w:val="1"/>
-                <w:iCs w:val="1"/>
-                <w:sz w:val="24"/>
-                <w:szCs w:val="24"/>
-                <w:rtl w:val="0"/>
-              </w:rPr>
-              <w:t xml:space="preserve">door to door </w:t>
-            </w:r>
-            <w:r>
-              <w:rPr>
-                <w:rFonts w:ascii="Bookman Old Style" w:cs="Bookman Old Style" w:eastAsia="Bookman Old Style" w:hAnsi="Bookman Old Style"/>
-                <w:sz w:val="24"/>
-                <w:szCs w:val="24"/>
-                <w:rtl w:val="0"/>
-              </w:rPr>
-              <w:t xml:space="preserve">Sensus Ekonomi 2026 termin I</w:t>
-            </w:r>
-          </w:p>
-        </w:tc>
-        <w:tc>
-          <w:tcPr>
-            <w:vMerge w:val="restart"/>
-            <w:vAlign w:val="center"/>
-          </w:tcPr>
-          <w:p>
-            <w:pPr>
-              <w:spacing w:after="0" w:line="240" w:lineRule="auto"/>
-              <w:jc w:val="center"/>
-              <w:rPr>
-                <w:rFonts w:ascii="Bookman Old Style" w:cs="Bookman Old Style" w:eastAsia="Bookman Old Style" w:hAnsi="Bookman Old Style"/>
-                <w:sz w:val="24"/>
-                <w:szCs w:val="24"/>
-              </w:rPr>
-            </w:pPr>
-            <w:r>
-              <w:rPr>
-                <w:rFonts w:ascii="Bookman Old Style" w:cs="Bookman Old Style" w:eastAsia="Bookman Old Style" w:hAnsi="Bookman Old Style"/>
-                <w:sz w:val="24"/>
-                <w:szCs w:val="24"/>
-                <w:rtl w:val="0"/>
-              </w:rPr>
-              <w:t xml:space="preserve">Minimal 1 bulan</w:t>
-            </w:r>
-          </w:p>
-          <w:p>
-            <w:pPr>
-              <w:spacing w:after="0" w:line="240" w:lineRule="auto"/>
-              <w:jc w:val="center"/>
-              <w:rPr>
-                <w:rFonts w:ascii="Bookman Old Style" w:cs="Bookman Old Style" w:eastAsia="Bookman Old Style" w:hAnsi="Bookman Old Style"/>
-                <w:sz w:val="24"/>
-                <w:szCs w:val="24"/>
-              </w:rPr>
-            </w:pPr>
-            <w:r>
-              <w:rPr>
-                <w:rtl w:val="0"/>
-              </w:rPr>
-            </w:r>
-          </w:p>
-        </w:tc>
-        <w:tc>
-          <w:tcPr>
-            <w:vMerge w:val="restart"/>
-            <w:vAlign w:val="center"/>
-          </w:tcPr>
-          <w:p>
-            <w:pPr>
-              <w:spacing w:after="0" w:line="240" w:lineRule="auto"/>
-              <w:jc w:val="center"/>
-              <w:rPr>
-                <w:rFonts w:ascii="Bookman Old Style" w:cs="Bookman Old Style" w:eastAsia="Bookman Old Style" w:hAnsi="Bookman Old Style"/>
-                <w:sz w:val="24"/>
-                <w:szCs w:val="24"/>
-              </w:rPr>
-            </w:pPr>
-            <w:r>
-              <w:rPr>
-                <w:rFonts w:ascii="Bookman Old Style" w:cs="Bookman Old Style" w:eastAsia="Bookman Old Style" w:hAnsi="Bookman Old Style"/>
-                <w:sz w:val="24"/>
-                <w:szCs w:val="24"/>
-                <w:rtl w:val="0"/>
-              </w:rPr>
-              <w:t xml:space="preserve">40%</w:t>
-            </w:r>
-          </w:p>
-        </w:tc>
-        <w:tc>
-          <w:tcPr>
-            <w:vMerge w:val="restart"/>
-            <w:vAlign w:val="center"/>
-          </w:tcPr>
-          <w:p>
-            <w:pPr>
-              <w:spacing w:after="0" w:line="240" w:lineRule="auto"/>
-              <w:jc w:val="center"/>
-              <w:rPr>
-                <w:rFonts w:ascii="Bookman Old Style" w:cs="Bookman Old Style" w:eastAsia="Bookman Old Style" w:hAnsi="Bookman Old Style"/>
-                <w:sz w:val="24"/>
-                <w:szCs w:val="24"/>
-              </w:rPr>
-            </w:pPr>
-            <w:r>
-              <w:rPr>
-                <w:rFonts w:ascii="Bookman Old Style" w:cs="Bookman Old Style" w:eastAsia="Bookman Old Style" w:hAnsi="Bookman Old Style"/>
-                <w:color w:val="ff0000"/>
-                <w:sz w:val="24"/>
-                <w:szCs w:val="24"/>
-                <w:rtl w:val="0"/>
-              </w:rPr>
-              <w:t xml:space="preserve">(</w:t>
-            </w:r>
-            <w:r>
-              <w:rPr>
-                <w:rFonts w:ascii="Bookman Old Style" w:cs="Bookman Old Style" w:eastAsia="Bookman Old Style" w:hAnsi="Bookman Old Style"/>
-                <w:i w:val="1"/>
-                <w:iCs w:val="1"/>
-                <w:color w:val="ff0000"/>
-                <w:sz w:val="24"/>
-                <w:szCs w:val="24"/>
-                <w:u w:val="single"/>
-                <w:rtl w:val="0"/>
-              </w:rPr>
-              <w:t xml:space="preserve">jumlah</w:t>
-            </w:r>
-            <w:r>
-              <w:rPr>
-                <w:rFonts w:ascii="Bookman Old Style" w:cs="Bookman Old Style" w:eastAsia="Bookman Old Style" w:hAnsi="Bookman Old Style"/>
-                <w:i w:val="1"/>
-                <w:iCs w:val="1"/>
-                <w:color w:val="ff0000"/>
-                <w:sz w:val="24"/>
-                <w:szCs w:val="24"/>
-                <w:rtl w:val="0"/>
-              </w:rPr>
-              <w:t xml:space="preserve">) </w:t>
-            </w:r>
-            <w:r>
-              <w:rPr>
-                <w:rFonts w:ascii="Bookman Old Style" w:cs="Bookman Old Style" w:eastAsia="Bookman Old Style" w:hAnsi="Bookman Old Style"/>
-                <w:sz w:val="24"/>
-                <w:szCs w:val="24"/>
-                <w:rtl w:val="0"/>
-              </w:rPr>
-              <w:t xml:space="preserve">SLS/sub-SLS dan/atau </w:t>
-            </w:r>
-            <w:r>
-              <w:rPr>
-                <w:rFonts w:ascii="Bookman Old Style" w:cs="Bookman Old Style" w:eastAsia="Bookman Old Style" w:hAnsi="Bookman Old Style"/>
-                <w:i w:val="1"/>
-                <w:iCs w:val="1"/>
-                <w:color w:val="ff0000"/>
-                <w:sz w:val="24"/>
-                <w:szCs w:val="24"/>
-                <w:rtl w:val="0"/>
-              </w:rPr>
-              <w:t xml:space="preserve">(</w:t>
-            </w:r>
-            <w:r>
-              <w:rPr>
-                <w:rFonts w:ascii="Bookman Old Style" w:cs="Bookman Old Style" w:eastAsia="Bookman Old Style" w:hAnsi="Bookman Old Style"/>
-                <w:i w:val="1"/>
-                <w:iCs w:val="1"/>
-                <w:color w:val="ff0000"/>
-                <w:sz w:val="24"/>
-                <w:szCs w:val="24"/>
-                <w:u w:val="single"/>
-                <w:rtl w:val="0"/>
-              </w:rPr>
-              <w:t xml:space="preserve">muatan prelist</w:t>
-            </w:r>
-            <w:r>
-              <w:rPr>
-                <w:rFonts w:ascii="Bookman Old Style" w:cs="Bookman Old Style" w:eastAsia="Bookman Old Style" w:hAnsi="Bookman Old Style"/>
-                <w:i w:val="1"/>
-                <w:iCs w:val="1"/>
-                <w:color w:val="ff0000"/>
-                <w:sz w:val="24"/>
-                <w:szCs w:val="24"/>
-                <w:rtl w:val="0"/>
-              </w:rPr>
-              <w:t xml:space="preserve">) </w:t>
-            </w:r>
-            <w:r>
-              <w:rPr>
-                <w:rFonts w:ascii="Bookman Old Style" w:cs="Bookman Old Style" w:eastAsia="Bookman Old Style" w:hAnsi="Bookman Old Style"/>
-                <w:sz w:val="24"/>
-                <w:szCs w:val="24"/>
-                <w:rtl w:val="0"/>
-              </w:rPr>
-              <w:t xml:space="preserve">usaha/keluarga</w:t>
-            </w:r>
-          </w:p>
-        </w:tc>
-        <w:tc>
-          <w:tcPr>
-            <w:vMerge w:val="restart"/>
-            <w:vAlign w:val="center"/>
-          </w:tcPr>
-          <w:p>
-            <w:pPr>
-              <w:spacing w:after="0" w:line="240" w:lineRule="auto"/>
-              <w:jc w:val="center"/>
-              <w:rPr>
-                <w:rFonts w:ascii="Bookman Old Style" w:cs="Bookman Old Style" w:eastAsia="Bookman Old Style" w:hAnsi="Bookman Old Style"/>
-                <w:i w:val="1"/>
-                <w:iCs w:val="1"/>
-                <w:sz w:val="24"/>
-                <w:szCs w:val="24"/>
-              </w:rPr>
-            </w:pPr>
-            <w:r>
-              <w:rPr>
-                <w:rFonts w:ascii="Bookman Old Style" w:cs="Bookman Old Style" w:eastAsia="Bookman Old Style" w:hAnsi="Bookman Old Style"/>
-                <w:sz w:val="24"/>
-                <w:szCs w:val="24"/>
-                <w:rtl w:val="0"/>
-              </w:rPr>
-              <w:t xml:space="preserve">Rp …………, 00</w:t>
-            </w:r>
-            <w:r>
-              <w:rPr>
-                <w:rtl w:val="0"/>
-              </w:rPr>
-            </w:r>
-          </w:p>
-        </w:tc>
-      </w:tr>
-      <w:tr>
-        <w:trPr>
-          <w:cantSplit w:val="0"/>
-          <w:trHeight w:val="636" w:hRule="atLeast"/>
-          <w:tblHeader w:val="0"/>
-        </w:trPr>
-        <w:tc>
-          <w:tcPr>
-            <w:vMerge w:val="continue"/>
-            <w:vAlign w:val="center"/>
-          </w:tcPr>
-          <w:p>
-            <w:pPr>
-              <w:spacing w:after="0" w:line="240" w:lineRule="auto"/>
-              <w:rPr>
-                <w:rFonts w:ascii="Bookman Old Style" w:cs="Bookman Old Style" w:eastAsia="Bookman Old Style" w:hAnsi="Bookman Old Style"/>
-                <w:sz w:val="24"/>
-                <w:szCs w:val="24"/>
-              </w:rPr>
-            </w:pPr>
-            <w:r>
-              <w:rPr>
-                <w:rtl w:val="0"/>
-              </w:rPr>
-            </w:r>
-          </w:p>
-        </w:tc>
-        <w:tc>
-          <w:tcPr>
-            <w:vMerge w:val="continue"/>
-            <w:vAlign w:val="center"/>
-          </w:tcPr>
-          <w:p>
-            <w:pPr>
-              <w:spacing w:after="0" w:before="0" w:line="240" w:lineRule="auto"/>
-              <w:ind w:left="0" w:firstLine="0"/>
-              <w:jc w:val="center"/>
-              <w:rPr>
-                <w:rFonts w:ascii="Bookman Old Style" w:cs="Bookman Old Style" w:eastAsia="Bookman Old Style" w:hAnsi="Bookman Old Style"/>
-                <w:sz w:val="24"/>
-                <w:szCs w:val="24"/>
-              </w:rPr>
-            </w:pPr>
-            <w:r>
-              <w:rPr>
-                <w:rtl w:val="0"/>
-              </w:rPr>
-            </w:r>
-          </w:p>
-        </w:tc>
-        <w:tc>
-          <w:tcPr>
-            <w:vMerge w:val="continue"/>
-            <w:vAlign w:val="center"/>
-          </w:tcPr>
-          <w:p>
-            <w:pPr>
-              <w:widowControl w:val="0"/>
-              <w:spacing w:after="0" w:before="0" w:line="240" w:lineRule="auto"/>
-              <w:ind w:left="0" w:firstLine="0"/>
-              <w:rPr>
-                <w:rFonts w:ascii="Bookman Old Style" w:cs="Bookman Old Style" w:eastAsia="Bookman Old Style" w:hAnsi="Bookman Old Style"/>
-                <w:sz w:val="24"/>
-                <w:szCs w:val="24"/>
-              </w:rPr>
-            </w:pPr>
-            <w:r>
-              <w:rPr>
-                <w:rtl w:val="0"/>
-              </w:rPr>
-            </w:r>
-          </w:p>
-        </w:tc>
-        <w:tc>
-          <w:tcPr>
-            <w:vMerge w:val="continue"/>
-            <w:vAlign w:val="center"/>
-          </w:tcPr>
-          <w:p>
-            <w:pPr>
-              <w:spacing w:after="0" w:before="0" w:line="240" w:lineRule="auto"/>
-              <w:ind w:left="0" w:firstLine="0"/>
-              <w:jc w:val="center"/>
-              <w:rPr>
-                <w:rFonts w:ascii="Bookman Old Style" w:cs="Bookman Old Style" w:eastAsia="Bookman Old Style" w:hAnsi="Bookman Old Style"/>
-                <w:strike w:val="1"/>
-                <w:color w:val="ee0000"/>
-                <w:sz w:val="24"/>
-                <w:szCs w:val="24"/>
-              </w:rPr>
-            </w:pPr>
-            <w:r>
-              <w:rPr>
-                <w:rtl w:val="0"/>
-              </w:rPr>
-            </w:r>
-          </w:p>
-        </w:tc>
-        <w:tc>
-          <w:tcPr>
-            <w:vMerge w:val="continue"/>
-            <w:vAlign w:val="center"/>
-          </w:tcPr>
-          <w:p>
-            <w:pPr>
-              <w:spacing w:after="0" w:before="0" w:line="240" w:lineRule="auto"/>
-              <w:ind w:left="0" w:firstLine="0"/>
-              <w:jc w:val="center"/>
-              <w:rPr>
-                <w:rFonts w:ascii="Bookman Old Style" w:cs="Bookman Old Style" w:eastAsia="Bookman Old Style" w:hAnsi="Bookman Old Style"/>
-                <w:sz w:val="24"/>
-                <w:szCs w:val="24"/>
-              </w:rPr>
-            </w:pPr>
-            <w:r>
-              <w:rPr>
-                <w:rtl w:val="0"/>
-              </w:rPr>
-            </w:r>
-          </w:p>
-        </w:tc>
-      </w:tr>
-      <w:tr>
-        <w:trPr>
-          <w:cantSplit w:val="0"/>
-          <w:trHeight w:val="636" w:hRule="atLeast"/>
-          <w:tblHeader w:val="0"/>
-        </w:trPr>
-        <w:tc>
-          <w:tcPr>
-            <w:vAlign w:val="center"/>
-          </w:tcPr>
-          <w:p>
-            <w:pPr>
-              <w:numPr>
-                <w:ilvl w:val="3"/>
-                <w:numId w:val="15"/>
-              </w:numPr>
-              <w:spacing w:after="0" w:line="240" w:lineRule="auto"/>
-              <w:ind w:left="567" w:hanging="360"/>
-              <w:rPr>
-                <w:rFonts w:ascii="Bookman Old Style" w:cs="Bookman Old Style" w:eastAsia="Bookman Old Style" w:hAnsi="Bookman Old Style"/>
-                <w:sz w:val="24"/>
-                <w:szCs w:val="24"/>
-              </w:rPr>
-            </w:pPr>
-            <w:r>
-              <w:rPr>
-                <w:rFonts w:ascii="Bookman Old Style" w:cs="Bookman Old Style" w:eastAsia="Bookman Old Style" w:hAnsi="Bookman Old Style"/>
-                <w:sz w:val="24"/>
-                <w:szCs w:val="24"/>
-                <w:rtl w:val="0"/>
-              </w:rPr>
-              <w:t xml:space="preserve">Memastikan seluruh kelengkapan dokumen hasil pendataan lapangan </w:t>
-            </w:r>
-            <w:r>
-              <w:rPr>
-                <w:rFonts w:ascii="Bookman Old Style" w:cs="Bookman Old Style" w:eastAsia="Bookman Old Style" w:hAnsi="Bookman Old Style"/>
-                <w:i w:val="1"/>
-                <w:iCs w:val="1"/>
-                <w:sz w:val="24"/>
-                <w:szCs w:val="24"/>
-                <w:rtl w:val="0"/>
-              </w:rPr>
-              <w:t xml:space="preserve">door to door </w:t>
-            </w:r>
-            <w:r>
-              <w:rPr>
-                <w:rFonts w:ascii="Bookman Old Style" w:cs="Bookman Old Style" w:eastAsia="Bookman Old Style" w:hAnsi="Bookman Old Style"/>
-                <w:sz w:val="24"/>
-                <w:szCs w:val="24"/>
-                <w:rtl w:val="0"/>
-              </w:rPr>
-              <w:t xml:space="preserve">Sensus Ekonomi 2026</w:t>
-            </w:r>
-          </w:p>
-        </w:tc>
-        <w:tc>
-          <w:tcPr>
-            <w:vMerge w:val="continue"/>
-            <w:vAlign w:val="center"/>
-          </w:tcPr>
-          <w:p>
-            <w:pPr>
-              <w:spacing w:after="0" w:before="0" w:line="240" w:lineRule="auto"/>
-              <w:ind w:left="0" w:firstLine="0"/>
-              <w:jc w:val="center"/>
-              <w:rPr>
-                <w:rFonts w:ascii="Bookman Old Style" w:cs="Bookman Old Style" w:eastAsia="Bookman Old Style" w:hAnsi="Bookman Old Style"/>
-                <w:sz w:val="24"/>
-                <w:szCs w:val="24"/>
-              </w:rPr>
-            </w:pPr>
-            <w:r>
-              <w:rPr>
-                <w:rtl w:val="0"/>
-              </w:rPr>
-            </w:r>
-          </w:p>
-        </w:tc>
-        <w:tc>
-          <w:tcPr>
-            <w:vMerge w:val="continue"/>
-            <w:vAlign w:val="center"/>
-          </w:tcPr>
-          <w:p>
-            <w:pPr>
-              <w:widowControl w:val="0"/>
-              <w:spacing w:after="0" w:before="0" w:line="240" w:lineRule="auto"/>
-              <w:ind w:left="0" w:firstLine="0"/>
-              <w:rPr>
-                <w:rFonts w:ascii="Bookman Old Style" w:cs="Bookman Old Style" w:eastAsia="Bookman Old Style" w:hAnsi="Bookman Old Style"/>
-                <w:sz w:val="24"/>
-                <w:szCs w:val="24"/>
-              </w:rPr>
-            </w:pPr>
-            <w:r>
-              <w:rPr>
-                <w:rtl w:val="0"/>
-              </w:rPr>
-            </w:r>
-          </w:p>
-        </w:tc>
-        <w:tc>
-          <w:tcPr>
-            <w:vMerge w:val="continue"/>
-            <w:vAlign w:val="center"/>
-          </w:tcPr>
-          <w:p>
-            <w:pPr>
-              <w:spacing w:after="0" w:before="0" w:line="240" w:lineRule="auto"/>
-              <w:ind w:left="0" w:firstLine="0"/>
-              <w:jc w:val="center"/>
-              <w:rPr>
-                <w:rFonts w:ascii="Bookman Old Style" w:cs="Bookman Old Style" w:eastAsia="Bookman Old Style" w:hAnsi="Bookman Old Style"/>
-                <w:strike w:val="1"/>
-                <w:color w:val="ee0000"/>
-                <w:sz w:val="24"/>
-                <w:szCs w:val="24"/>
-              </w:rPr>
-            </w:pPr>
-            <w:r>
-              <w:rPr>
-                <w:rtl w:val="0"/>
-              </w:rPr>
-            </w:r>
-          </w:p>
-        </w:tc>
-        <w:tc>
-          <w:tcPr>
-            <w:vMerge w:val="continue"/>
-            <w:vAlign w:val="center"/>
-          </w:tcPr>
-          <w:p>
-            <w:pPr>
-              <w:spacing w:after="0" w:before="0" w:line="240" w:lineRule="auto"/>
-              <w:ind w:left="0" w:firstLine="0"/>
-              <w:jc w:val="center"/>
-              <w:rPr>
-                <w:rFonts w:ascii="Bookman Old Style" w:cs="Bookman Old Style" w:eastAsia="Bookman Old Style" w:hAnsi="Bookman Old Style"/>
-                <w:sz w:val="24"/>
-                <w:szCs w:val="24"/>
-              </w:rPr>
-            </w:pPr>
-            <w:r>
-              <w:rPr>
-                <w:rtl w:val="0"/>
-              </w:rPr>
-            </w:r>
-          </w:p>
-        </w:tc>
-      </w:tr>
-      <w:tr>
-        <w:trPr>
-          <w:cantSplit w:val="0"/>
-          <w:trHeight w:val="636" w:hRule="atLeast"/>
-          <w:tblHeader w:val="0"/>
-        </w:trPr>
-        <w:tc>
-          <w:tcPr>
-            <w:vAlign w:val="center"/>
-          </w:tcPr>
-          <w:p>
-            <w:pPr>
-              <w:numPr>
-                <w:ilvl w:val="3"/>
-                <w:numId w:val="15"/>
-              </w:numPr>
-              <w:spacing w:after="0" w:line="240" w:lineRule="auto"/>
-              <w:ind w:left="567" w:hanging="360"/>
-              <w:rPr>
-                <w:rFonts w:ascii="Bookman Old Style" w:cs="Bookman Old Style" w:eastAsia="Bookman Old Style" w:hAnsi="Bookman Old Style"/>
-                <w:sz w:val="24"/>
-                <w:szCs w:val="24"/>
-              </w:rPr>
-            </w:pPr>
-            <w:r>
-              <w:rPr>
-                <w:rFonts w:ascii="Bookman Old Style" w:cs="Bookman Old Style" w:eastAsia="Bookman Old Style" w:hAnsi="Bookman Old Style"/>
-                <w:sz w:val="24"/>
-                <w:szCs w:val="24"/>
-                <w:rtl w:val="0"/>
-              </w:rPr>
-              <w:t xml:space="preserve">Melakukan pendataan lapangan </w:t>
-            </w:r>
-            <w:r>
-              <w:rPr>
-                <w:rFonts w:ascii="Bookman Old Style" w:cs="Bookman Old Style" w:eastAsia="Bookman Old Style" w:hAnsi="Bookman Old Style"/>
-                <w:i w:val="1"/>
-                <w:iCs w:val="1"/>
-                <w:sz w:val="24"/>
-                <w:szCs w:val="24"/>
-                <w:rtl w:val="0"/>
-              </w:rPr>
-              <w:t xml:space="preserve">door to door </w:t>
-            </w:r>
-            <w:r>
-              <w:rPr>
-                <w:rFonts w:ascii="Bookman Old Style" w:cs="Bookman Old Style" w:eastAsia="Bookman Old Style" w:hAnsi="Bookman Old Style"/>
-                <w:sz w:val="24"/>
-                <w:szCs w:val="24"/>
-                <w:rtl w:val="0"/>
-              </w:rPr>
-              <w:t xml:space="preserve">Sensus Ekonomi 2026 termin II</w:t>
-            </w:r>
-          </w:p>
-        </w:tc>
-        <w:tc>
-          <w:tcPr>
-            <w:vMerge w:val="restart"/>
-            <w:vAlign w:val="center"/>
-          </w:tcPr>
-          <w:p>
-            <w:pPr>
-              <w:spacing w:after="0" w:line="240" w:lineRule="auto"/>
-              <w:jc w:val="center"/>
-              <w:rPr>
-                <w:rFonts w:ascii="Bookman Old Style" w:cs="Bookman Old Style" w:eastAsia="Bookman Old Style" w:hAnsi="Bookman Old Style"/>
-                <w:sz w:val="24"/>
-                <w:szCs w:val="24"/>
-              </w:rPr>
-            </w:pPr>
-            <w:r>
-              <w:rPr>
-                <w:rFonts w:ascii="Bookman Old Style" w:cs="Bookman Old Style" w:eastAsia="Bookman Old Style" w:hAnsi="Bookman Old Style"/>
-                <w:sz w:val="24"/>
-                <w:szCs w:val="24"/>
-                <w:rtl w:val="0"/>
-              </w:rPr>
-              <w:t xml:space="preserve">31 Agustus 2026</w:t>
-            </w:r>
-          </w:p>
-        </w:tc>
-        <w:tc>
-          <w:tcPr>
-            <w:vMerge w:val="restart"/>
-            <w:vAlign w:val="center"/>
-          </w:tcPr>
-          <w:p>
-            <w:pPr>
-              <w:spacing w:after="0" w:line="240" w:lineRule="auto"/>
-              <w:jc w:val="center"/>
-              <w:rPr>
-                <w:rFonts w:ascii="Bookman Old Style" w:cs="Bookman Old Style" w:eastAsia="Bookman Old Style" w:hAnsi="Bookman Old Style"/>
-                <w:strike w:val="1"/>
-                <w:sz w:val="24"/>
-                <w:szCs w:val="24"/>
-              </w:rPr>
-            </w:pPr>
-            <w:r>
-              <w:rPr>
-                <w:rFonts w:ascii="Bookman Old Style" w:cs="Bookman Old Style" w:eastAsia="Bookman Old Style" w:hAnsi="Bookman Old Style"/>
-                <w:sz w:val="24"/>
-                <w:szCs w:val="24"/>
-                <w:rtl w:val="0"/>
-              </w:rPr>
-              <w:t xml:space="preserve">60%</w:t>
-            </w:r>
-            <w:r>
-              <w:rPr>
-                <w:rtl w:val="0"/>
-              </w:rPr>
-            </w:r>
-          </w:p>
-        </w:tc>
-        <w:tc>
-          <w:tcPr>
-            <w:vMerge w:val="restart"/>
-            <w:vAlign w:val="center"/>
-          </w:tcPr>
-          <w:p>
-            <w:pPr>
-              <w:spacing w:after="0" w:line="240" w:lineRule="auto"/>
-              <w:jc w:val="center"/>
-              <w:rPr>
-                <w:rFonts w:ascii="Bookman Old Style" w:cs="Bookman Old Style" w:eastAsia="Bookman Old Style" w:hAnsi="Bookman Old Style"/>
-                <w:strike w:val="1"/>
-                <w:sz w:val="24"/>
-                <w:szCs w:val="24"/>
-              </w:rPr>
-            </w:pPr>
-            <w:r>
-              <w:rPr>
-                <w:rFonts w:ascii="Bookman Old Style" w:cs="Bookman Old Style" w:eastAsia="Bookman Old Style" w:hAnsi="Bookman Old Style"/>
-                <w:color w:val="ff0000"/>
-                <w:sz w:val="24"/>
-                <w:szCs w:val="24"/>
-                <w:rtl w:val="0"/>
-              </w:rPr>
-              <w:t xml:space="preserve">(</w:t>
-            </w:r>
-            <w:r>
-              <w:rPr>
-                <w:rFonts w:ascii="Bookman Old Style" w:cs="Bookman Old Style" w:eastAsia="Bookman Old Style" w:hAnsi="Bookman Old Style"/>
-                <w:i w:val="1"/>
-                <w:iCs w:val="1"/>
-                <w:color w:val="ff0000"/>
-                <w:sz w:val="24"/>
-                <w:szCs w:val="24"/>
-                <w:u w:val="single"/>
-                <w:rtl w:val="0"/>
-              </w:rPr>
-              <w:t xml:space="preserve">jumlah</w:t>
-            </w:r>
-            <w:r>
-              <w:rPr>
-                <w:rFonts w:ascii="Bookman Old Style" w:cs="Bookman Old Style" w:eastAsia="Bookman Old Style" w:hAnsi="Bookman Old Style"/>
-                <w:i w:val="1"/>
-                <w:iCs w:val="1"/>
-                <w:color w:val="ff0000"/>
-                <w:sz w:val="24"/>
-                <w:szCs w:val="24"/>
-                <w:rtl w:val="0"/>
-              </w:rPr>
-              <w:t xml:space="preserve">) </w:t>
-            </w:r>
-            <w:r>
-              <w:rPr>
-                <w:rFonts w:ascii="Bookman Old Style" w:cs="Bookman Old Style" w:eastAsia="Bookman Old Style" w:hAnsi="Bookman Old Style"/>
-                <w:sz w:val="24"/>
-                <w:szCs w:val="24"/>
-                <w:rtl w:val="0"/>
-              </w:rPr>
-              <w:t xml:space="preserve">SLS/sub-SLS dan/atau </w:t>
-            </w:r>
-            <w:r>
-              <w:rPr>
-                <w:rFonts w:ascii="Bookman Old Style" w:cs="Bookman Old Style" w:eastAsia="Bookman Old Style" w:hAnsi="Bookman Old Style"/>
-                <w:i w:val="1"/>
-                <w:iCs w:val="1"/>
-                <w:color w:val="ff0000"/>
-                <w:sz w:val="24"/>
-                <w:szCs w:val="24"/>
-                <w:rtl w:val="0"/>
-              </w:rPr>
-              <w:t xml:space="preserve">(</w:t>
-            </w:r>
-            <w:r>
-              <w:rPr>
-                <w:rFonts w:ascii="Bookman Old Style" w:cs="Bookman Old Style" w:eastAsia="Bookman Old Style" w:hAnsi="Bookman Old Style"/>
-                <w:i w:val="1"/>
-                <w:iCs w:val="1"/>
-                <w:color w:val="ff0000"/>
-                <w:sz w:val="24"/>
-                <w:szCs w:val="24"/>
-                <w:u w:val="single"/>
-                <w:rtl w:val="0"/>
-              </w:rPr>
-              <w:t xml:space="preserve">muatan prelist</w:t>
-            </w:r>
-            <w:r>
-              <w:rPr>
-                <w:rFonts w:ascii="Bookman Old Style" w:cs="Bookman Old Style" w:eastAsia="Bookman Old Style" w:hAnsi="Bookman Old Style"/>
-                <w:i w:val="1"/>
-                <w:iCs w:val="1"/>
-                <w:color w:val="ff0000"/>
-                <w:sz w:val="24"/>
-                <w:szCs w:val="24"/>
-                <w:rtl w:val="0"/>
-              </w:rPr>
-              <w:t xml:space="preserve">) </w:t>
-            </w:r>
-            <w:r>
-              <w:rPr>
-                <w:rFonts w:ascii="Bookman Old Style" w:cs="Bookman Old Style" w:eastAsia="Bookman Old Style" w:hAnsi="Bookman Old Style"/>
-                <w:sz w:val="24"/>
-                <w:szCs w:val="24"/>
-                <w:rtl w:val="0"/>
-              </w:rPr>
-              <w:t xml:space="preserve">usaha/keluarga</w:t>
-            </w:r>
-            <w:r>
-              <w:rPr>
-                <w:rtl w:val="0"/>
-              </w:rPr>
-            </w:r>
-          </w:p>
-        </w:tc>
-        <w:tc>
-          <w:tcPr>
-            <w:vMerge w:val="restart"/>
-            <w:vAlign w:val="center"/>
-          </w:tcPr>
-          <w:p>
-            <w:pPr>
-              <w:spacing w:after="0" w:line="240" w:lineRule="auto"/>
-              <w:jc w:val="center"/>
-              <w:rPr>
-                <w:rFonts w:ascii="Bookman Old Style" w:cs="Bookman Old Style" w:eastAsia="Bookman Old Style" w:hAnsi="Bookman Old Style"/>
-                <w:i w:val="1"/>
-                <w:iCs w:val="1"/>
-                <w:sz w:val="24"/>
-                <w:szCs w:val="24"/>
-              </w:rPr>
-            </w:pPr>
-            <w:r>
-              <w:rPr>
-                <w:rFonts w:ascii="Bookman Old Style" w:cs="Bookman Old Style" w:eastAsia="Bookman Old Style" w:hAnsi="Bookman Old Style"/>
-                <w:sz w:val="24"/>
-                <w:szCs w:val="24"/>
-                <w:rtl w:val="0"/>
-              </w:rPr>
-              <w:t xml:space="preserve">Rp …………, 00</w:t>
-            </w:r>
-            <w:r>
-              <w:rPr>
-                <w:rtl w:val="0"/>
-              </w:rPr>
-            </w:r>
-          </w:p>
-        </w:tc>
-      </w:tr>
-      <w:tr>
-        <w:trPr>
-          <w:cantSplit w:val="0"/>
-          <w:trHeight w:val="636" w:hRule="atLeast"/>
-          <w:tblHeader w:val="0"/>
-        </w:trPr>
-        <w:tc>
-          <w:tcPr>
-            <w:tcBorders>
-              <w:bottom w:color="000000" w:space="0" w:sz="8" w:val="single"/>
-            </w:tcBorders>
-            <w:vAlign w:val="center"/>
-          </w:tcPr>
-          <w:p>
-            <w:pPr>
-              <w:numPr>
-                <w:ilvl w:val="3"/>
-                <w:numId w:val="15"/>
-              </w:numPr>
-              <w:spacing w:after="0" w:line="240" w:lineRule="auto"/>
-              <w:ind w:left="567" w:hanging="360"/>
-              <w:rPr>
-                <w:rFonts w:ascii="Bookman Old Style" w:cs="Bookman Old Style" w:eastAsia="Bookman Old Style" w:hAnsi="Bookman Old Style"/>
-                <w:sz w:val="24"/>
-                <w:szCs w:val="24"/>
-              </w:rPr>
-            </w:pPr>
-            <w:r>
-              <w:rPr>
-                <w:rFonts w:ascii="Bookman Old Style" w:cs="Bookman Old Style" w:eastAsia="Bookman Old Style" w:hAnsi="Bookman Old Style"/>
-                <w:sz w:val="24"/>
-                <w:szCs w:val="24"/>
-                <w:rtl w:val="0"/>
-              </w:rPr>
-              <w:t xml:space="preserve">Memastikan seluruh kelengkapan dokumen hasil pendataan lapangan </w:t>
-            </w:r>
-            <w:r>
-              <w:rPr>
-                <w:rFonts w:ascii="Bookman Old Style" w:cs="Bookman Old Style" w:eastAsia="Bookman Old Style" w:hAnsi="Bookman Old Style"/>
-                <w:i w:val="1"/>
-                <w:iCs w:val="1"/>
-                <w:sz w:val="24"/>
-                <w:szCs w:val="24"/>
-                <w:rtl w:val="0"/>
-              </w:rPr>
-              <w:t xml:space="preserve">door to door </w:t>
-            </w:r>
-            <w:r>
-              <w:rPr>
-                <w:rFonts w:ascii="Bookman Old Style" w:cs="Bookman Old Style" w:eastAsia="Bookman Old Style" w:hAnsi="Bookman Old Style"/>
-                <w:sz w:val="24"/>
-                <w:szCs w:val="24"/>
-                <w:rtl w:val="0"/>
-              </w:rPr>
-              <w:t xml:space="preserve">Sensus Ekonomi 2026</w:t>
-            </w:r>
-          </w:p>
-        </w:tc>
-        <w:tc>
-          <w:tcPr>
-            <w:vMerge w:val="continue"/>
-            <w:tcBorders>
-              <w:bottom w:color="000000" w:space="0" w:sz="8" w:val="single"/>
-            </w:tcBorders>
-            <w:vAlign w:val="center"/>
-          </w:tcPr>
-          <w:p>
-            <w:pPr>
-              <w:spacing w:after="0" w:line="240" w:lineRule="auto"/>
-              <w:jc w:val="center"/>
-              <w:rPr>
-                <w:rFonts w:ascii="Bookman Old Style" w:cs="Bookman Old Style" w:eastAsia="Bookman Old Style" w:hAnsi="Bookman Old Style"/>
-                <w:sz w:val="24"/>
-                <w:szCs w:val="24"/>
-              </w:rPr>
-            </w:pPr>
-            <w:r>
-              <w:rPr>
-                <w:rtl w:val="0"/>
-              </w:rPr>
-            </w:r>
-          </w:p>
-        </w:tc>
-        <w:tc>
-          <w:tcPr>
-            <w:vMerge w:val="continue"/>
-            <w:vAlign w:val="center"/>
-          </w:tcPr>
-          <w:p>
-            <w:pPr>
-              <w:widowControl w:val="0"/>
-              <w:spacing w:after="0" w:line="276" w:lineRule="auto"/>
-              <w:rPr>
-                <w:rFonts w:ascii="Bookman Old Style" w:cs="Bookman Old Style" w:eastAsia="Bookman Old Style" w:hAnsi="Bookman Old Style"/>
-                <w:sz w:val="24"/>
-                <w:szCs w:val="24"/>
-              </w:rPr>
-            </w:pPr>
-            <w:r>
-              <w:rPr>
-                <w:rtl w:val="0"/>
-              </w:rPr>
-            </w:r>
-          </w:p>
-        </w:tc>
-        <w:tc>
-          <w:tcPr>
-            <w:vMerge w:val="continue"/>
-            <w:tcBorders>
-              <w:bottom w:color="000000" w:space="0" w:sz="8" w:val="single"/>
-            </w:tcBorders>
-            <w:vAlign w:val="center"/>
-          </w:tcPr>
-          <w:p>
-            <w:pPr>
-              <w:spacing w:after="0" w:line="240" w:lineRule="auto"/>
-              <w:jc w:val="center"/>
-              <w:rPr>
-                <w:rFonts w:ascii="Bookman Old Style" w:cs="Bookman Old Style" w:eastAsia="Bookman Old Style" w:hAnsi="Bookman Old Style"/>
-                <w:strike w:val="1"/>
-                <w:color w:val="ee0000"/>
-                <w:sz w:val="24"/>
-                <w:szCs w:val="24"/>
-              </w:rPr>
-            </w:pPr>
-            <w:r>
-              <w:rPr>
-                <w:rtl w:val="0"/>
-              </w:rPr>
-            </w:r>
-          </w:p>
-        </w:tc>
-        <w:tc>
-          <w:tcPr>
-            <w:vMerge w:val="continue"/>
-            <w:tcBorders>
-              <w:bottom w:color="000000" w:space="0" w:sz="8" w:val="single"/>
-            </w:tcBorders>
-            <w:vAlign w:val="center"/>
-          </w:tcPr>
-          <w:p>
-            <w:pPr>
-              <w:spacing w:after="0" w:line="240" w:lineRule="auto"/>
-              <w:jc w:val="center"/>
-              <w:rPr>
-                <w:rFonts w:ascii="Bookman Old Style" w:cs="Bookman Old Style" w:eastAsia="Bookman Old Style" w:hAnsi="Bookman Old Style"/>
-                <w:sz w:val="24"/>
-                <w:szCs w:val="24"/>
-              </w:rPr>
-            </w:pPr>
-            <w:r>
-              <w:rPr>
-                <w:rtl w:val="0"/>
-              </w:rPr>
-            </w:r>
-          </w:p>
-        </w:tc>
-      </w:tr>
-      <w:tr>
-        <w:trPr>
-          <w:cantSplit w:val="0"/>
-          <w:trHeight w:val="636" w:hRule="atLeast"/>
-          <w:tblHeader w:val="0"/>
-        </w:trPr>
-        <w:tc>
-          <w:tcPr>
-            <w:tcBorders>
-              <w:top w:color="000000" w:space="0" w:sz="8" w:val="single"/>
-              <w:left w:color="000000" w:space="0" w:sz="8" w:val="single"/>
-              <w:bottom w:color="000000" w:space="0" w:sz="8" w:val="single"/>
-              <w:right w:color="000000" w:space="0" w:sz="8" w:val="single"/>
-            </w:tcBorders>
-            <w:vAlign w:val="center"/>
-          </w:tcPr>
-          <w:p>
-            <w:pPr>
-              <w:spacing w:after="0" w:line="240" w:lineRule="auto"/>
-              <w:ind w:left="567" w:firstLine="0"/>
-              <w:rPr>
-                <w:rFonts w:ascii="Bookman Old Style" w:cs="Bookman Old Style" w:eastAsia="Bookman Old Style" w:hAnsi="Bookman Old Style"/>
-                <w:sz w:val="24"/>
-                <w:szCs w:val="24"/>
-              </w:rPr>
-            </w:pPr>
-            <w:r>
-              <w:rPr>
-                <w:rFonts w:ascii="Bookman Old Style" w:cs="Bookman Old Style" w:eastAsia="Bookman Old Style" w:hAnsi="Bookman Old Style"/>
-                <w:sz w:val="24"/>
-                <w:szCs w:val="24"/>
-                <w:rtl w:val="0"/>
-              </w:rPr>
-              <w:t xml:space="preserve">Total</w:t>
-            </w:r>
-          </w:p>
-        </w:tc>
-        <w:tc>
-          <w:tcPr>
-            <w:tcBorders>
-              <w:top w:color="000000" w:space="0" w:sz="8" w:val="single"/>
-              <w:left w:color="000000" w:space="0" w:sz="8" w:val="single"/>
-              <w:bottom w:color="000000" w:space="0" w:sz="8" w:val="single"/>
-              <w:right w:color="000000" w:space="0" w:sz="8" w:val="single"/>
-            </w:tcBorders>
-            <w:vAlign w:val="center"/>
-          </w:tcPr>
-          <w:p>
-            <w:pPr>
-              <w:spacing w:after="0" w:line="240" w:lineRule="auto"/>
-              <w:rPr>
-                <w:rFonts w:ascii="Bookman Old Style" w:cs="Bookman Old Style" w:eastAsia="Bookman Old Style" w:hAnsi="Bookman Old Style"/>
-                <w:sz w:val="24"/>
-                <w:szCs w:val="24"/>
-              </w:rPr>
-            </w:pPr>
-            <w:r>
-              <w:rPr>
-                <w:rFonts w:ascii="Bookman Old Style" w:cs="Bookman Old Style" w:eastAsia="Bookman Old Style" w:hAnsi="Bookman Old Style"/>
-                <w:sz w:val="24"/>
-                <w:szCs w:val="24"/>
-                <w:rtl w:val="0"/>
-              </w:rPr>
-              <w:t xml:space="preserve">15 Juni-31 Agustus 2026</w:t>
-            </w:r>
-          </w:p>
-        </w:tc>
-        <w:tc>
-          <w:tcPr>
-            <w:vMerge w:val="restart"/>
-            <w:vAlign w:val="center"/>
-          </w:tcPr>
-          <w:p>
-            <w:pPr>
-              <w:spacing w:after="0" w:line="240" w:lineRule="auto"/>
-              <w:jc w:val="center"/>
-              <w:rPr>
-                <w:rFonts w:ascii="Bookman Old Style" w:cs="Bookman Old Style" w:eastAsia="Bookman Old Style" w:hAnsi="Bookman Old Style"/>
-                <w:strike w:val="1"/>
-                <w:sz w:val="24"/>
-                <w:szCs w:val="24"/>
-              </w:rPr>
-            </w:pPr>
-            <w:r>
-              <w:rPr>
-                <w:rFonts w:ascii="Bookman Old Style" w:cs="Bookman Old Style" w:eastAsia="Bookman Old Style" w:hAnsi="Bookman Old Style"/>
-                <w:sz w:val="24"/>
-                <w:szCs w:val="24"/>
-                <w:rtl w:val="0"/>
-              </w:rPr>
-              <w:t xml:space="preserve">100%</w:t>
-            </w:r>
-            <w:r>
-              <w:rPr>
-                <w:rtl w:val="0"/>
-              </w:rPr>
-            </w:r>
-          </w:p>
-        </w:tc>
-        <w:tc>
-          <w:tcPr>
-            <w:vMerge w:val="restart"/>
-            <w:vAlign w:val="center"/>
-          </w:tcPr>
-          <w:p>
-            <w:pPr>
-              <w:spacing w:after="0" w:line="240" w:lineRule="auto"/>
-              <w:jc w:val="center"/>
-              <w:rPr>
-                <w:rFonts w:ascii="Bookman Old Style" w:cs="Bookman Old Style" w:eastAsia="Bookman Old Style" w:hAnsi="Bookman Old Style"/>
-                <w:strike w:val="1"/>
-                <w:sz w:val="24"/>
-                <w:szCs w:val="24"/>
-              </w:rPr>
-            </w:pPr>
-            <w:r>
-              <w:rPr>
-                <w:rFonts w:ascii="Bookman Old Style" w:cs="Bookman Old Style" w:eastAsia="Bookman Old Style" w:hAnsi="Bookman Old Style"/>
-                <w:sz w:val="24"/>
-                <w:szCs w:val="24"/>
-                <w:rtl w:val="0"/>
-              </w:rPr>
-              <w:t xml:space="preserve">Seluruh Muatan </w:t>
-            </w:r>
-            <w:r>
-              <w:rPr>
-                <w:rFonts w:ascii="Bookman Old Style" w:cs="Bookman Old Style" w:eastAsia="Bookman Old Style" w:hAnsi="Bookman Old Style"/>
-                <w:color w:val="ff0000"/>
-                <w:sz w:val="24"/>
-                <w:szCs w:val="24"/>
-                <w:rtl w:val="0"/>
-              </w:rPr>
-              <w:t xml:space="preserve">(</w:t>
-            </w:r>
-            <w:r>
-              <w:rPr>
-                <w:rFonts w:ascii="Bookman Old Style" w:cs="Bookman Old Style" w:eastAsia="Bookman Old Style" w:hAnsi="Bookman Old Style"/>
-                <w:i w:val="1"/>
-                <w:iCs w:val="1"/>
-                <w:color w:val="ff0000"/>
-                <w:sz w:val="24"/>
-                <w:szCs w:val="24"/>
-                <w:u w:val="single"/>
-                <w:rtl w:val="0"/>
-              </w:rPr>
-              <w:t xml:space="preserve">jumlah</w:t>
-            </w:r>
-            <w:r>
-              <w:rPr>
-                <w:rFonts w:ascii="Bookman Old Style" w:cs="Bookman Old Style" w:eastAsia="Bookman Old Style" w:hAnsi="Bookman Old Style"/>
-                <w:i w:val="1"/>
-                <w:iCs w:val="1"/>
-                <w:color w:val="ff0000"/>
-                <w:sz w:val="24"/>
-                <w:szCs w:val="24"/>
-                <w:rtl w:val="0"/>
-              </w:rPr>
-              <w:t xml:space="preserve">) </w:t>
-            </w:r>
-            <w:r>
-              <w:rPr>
-                <w:rFonts w:ascii="Bookman Old Style" w:cs="Bookman Old Style" w:eastAsia="Bookman Old Style" w:hAnsi="Bookman Old Style"/>
-                <w:sz w:val="24"/>
-                <w:szCs w:val="24"/>
-                <w:rtl w:val="0"/>
-              </w:rPr>
-              <w:t xml:space="preserve">SLS/sub-SLS</w:t>
-            </w:r>
-            <w:r>
-              <w:rPr>
-                <w:rtl w:val="0"/>
-              </w:rPr>
-            </w:r>
-          </w:p>
-        </w:tc>
-        <w:tc>
-          <w:tcPr>
-            <w:vMerge w:val="restart"/>
-            <w:tcBorders>
-              <w:top w:color="000000" w:space="0" w:sz="8" w:val="single"/>
-              <w:left w:color="000000" w:space="0" w:sz="8" w:val="single"/>
-              <w:bottom w:color="000000" w:space="0" w:sz="8" w:val="single"/>
-              <w:right w:color="000000" w:space="0" w:sz="8" w:val="single"/>
-            </w:tcBorders>
-            <w:vAlign w:val="center"/>
-          </w:tcPr>
-          <w:p>
-            <w:pPr>
-              <w:spacing w:after="0" w:line="240" w:lineRule="auto"/>
-              <w:jc w:val="center"/>
-              <w:rPr>
-                <w:rFonts w:ascii="Bookman Old Style" w:cs="Bookman Old Style" w:eastAsia="Bookman Old Style" w:hAnsi="Bookman Old Style"/>
-                <w:sz w:val="24"/>
-                <w:szCs w:val="24"/>
-              </w:rPr>
-            </w:pPr>
-            <w:r>
-              <w:rPr>
-                <w:rFonts w:ascii="Bookman Old Style" w:cs="Bookman Old Style" w:eastAsia="Bookman Old Style" w:hAnsi="Bookman Old Style"/>
-                <w:sz w:val="24"/>
-                <w:szCs w:val="24"/>
-                <w:rtl w:val="0"/>
-              </w:rPr>
-              <w:t xml:space="preserve">Rp …………, 00</w:t>
-            </w:r>
-          </w:p>
-        </w:tc>
-      </w:tr>
-      <w:tr>
-        <w:trPr>
-          <w:cantSplit w:val="0"/>
-          <w:trHeight w:val="675" w:hRule="atLeast"/>
-          <w:tblHeader w:val="0"/>
-        </w:trPr>
-        <w:tc>
-          <w:tcPr>
-            <w:gridSpan w:val="2"/>
-            <w:tcBorders>
-              <w:top w:color="000000" w:space="0" w:sz="8" w:val="single"/>
-            </w:tcBorders>
-            <w:vAlign w:val="center"/>
-          </w:tcPr>
-          <w:p>
-            <w:pPr>
-              <w:spacing w:after="0" w:line="240" w:lineRule="auto"/>
-              <w:jc w:val="center"/>
-              <w:rPr>
-                <w:rFonts w:ascii="Bookman Old Style" w:cs="Bookman Old Style" w:eastAsia="Bookman Old Style" w:hAnsi="Bookman Old Style"/>
-                <w:i w:val="1"/>
-                <w:iCs w:val="1"/>
-                <w:sz w:val="24"/>
-                <w:szCs w:val="24"/>
-              </w:rPr>
-            </w:pPr>
-            <w:r>
-              <w:rPr>
-                <w:rFonts w:ascii="Bookman Old Style" w:cs="Bookman Old Style" w:eastAsia="Bookman Old Style" w:hAnsi="Bookman Old Style"/>
-                <w:i w:val="1"/>
-                <w:iCs w:val="1"/>
-                <w:sz w:val="24"/>
-                <w:szCs w:val="24"/>
-                <w:rtl w:val="0"/>
-              </w:rPr>
-              <w:t xml:space="preserve">Terbilang: ${terbilang_total}</w:t>
-            </w:r>
-          </w:p>
-        </w:tc>
-        <w:tc>
-          <w:tcPr>
-            <w:vMerge w:val="continue"/>
-            <w:vAlign w:val="center"/>
-          </w:tcPr>
-          <w:p>
-            <w:pPr>
-              <w:widowControl w:val="0"/>
-              <w:spacing w:after="0" w:line="276" w:lineRule="auto"/>
-              <w:rPr>
-                <w:rFonts w:ascii="Bookman Old Style" w:cs="Bookman Old Style" w:eastAsia="Bookman Old Style" w:hAnsi="Bookman Old Style"/>
-                <w:i w:val="1"/>
-                <w:iCs w:val="1"/>
-                <w:sz w:val="24"/>
-                <w:szCs w:val="24"/>
-              </w:rPr>
-            </w:pPr>
-            <w:r>
-              <w:rPr>
-                <w:rtl w:val="0"/>
-              </w:rPr>
-            </w:r>
-          </w:p>
-        </w:tc>
-        <w:tc>
-          <w:tcPr>
-            <w:vMerge w:val="continue"/>
-            <w:tcBorders>
-              <w:bottom w:color="000000" w:space="0" w:sz="8" w:val="single"/>
-            </w:tcBorders>
-            <w:vAlign w:val="center"/>
-          </w:tcPr>
-          <w:p>
-            <w:pPr>
-              <w:widowControl w:val="0"/>
-              <w:spacing w:after="0" w:line="276" w:lineRule="auto"/>
-              <w:rPr>
-                <w:rFonts w:ascii="Bookman Old Style" w:cs="Bookman Old Style" w:eastAsia="Bookman Old Style" w:hAnsi="Bookman Old Style"/>
-                <w:i w:val="1"/>
-                <w:iCs w:val="1"/>
-                <w:sz w:val="24"/>
-                <w:szCs w:val="24"/>
-              </w:rPr>
-            </w:pPr>
-            <w:r>
-              <w:rPr>
-                <w:rtl w:val="0"/>
-              </w:rPr>
-            </w:r>
-          </w:p>
-        </w:tc>
-        <w:tc>
-          <w:tcPr>
-            <w:vMerge w:val="continue"/>
-            <w:tcBorders>
-              <w:top w:color="000000" w:space="0" w:sz="8" w:val="single"/>
-            </w:tcBorders>
-            <w:vAlign w:val="center"/>
-          </w:tcPr>
-          <w:p>
-            <w:pPr>
-              <w:spacing w:after="0" w:before="0" w:line="240" w:lineRule="auto"/>
-              <w:ind w:left="0" w:firstLine="0"/>
-              <w:jc w:val="center"/>
-              <w:rPr>
-                <w:rFonts w:ascii="Bookman Old Style" w:cs="Bookman Old Style" w:eastAsia="Bookman Old Style" w:hAnsi="Bookman Old Style"/>
-                <w:sz w:val="24"/>
-                <w:szCs w:val="24"/>
-              </w:rPr>
-            </w:pPr>
-            <w:r>
-              <w:rPr>
-                <w:rtl w:val="0"/>
-              </w:rPr>
-            </w:r>
-          </w:p>
-        </w:tc>
-      </w:tr>
-    </w:tbl>
-    <w:p>
-      <w:pPr>
-        <w:spacing w:after="0" w:before="120" w:line="240" w:lineRule="auto"/>
-        <w:rPr>
-          <w:rFonts w:ascii="Bookman Old Style" w:cs="Bookman Old Style" w:eastAsia="Bookman Old Style" w:hAnsi="Bookman Old Style"/>
-          <w:sz w:val="24"/>
-          <w:szCs w:val="24"/>
-        </w:rPr>
-      </w:pPr>
-      <w:r>
-        <w:rPr>
-          <w:rtl w:val="0"/>
-        </w:rPr>
-      </w:r>
-    </w:p>
-    <w:p>
-      <w:pPr>
-        <w:spacing w:after="0" w:line="240" w:lineRule="auto"/>
-        <w:ind w:left="0" w:firstLine="0"/>
-        <w:rPr>
-          <w:rFonts w:ascii="Bookman Old Style" w:cs="Bookman Old Style" w:eastAsia="Bookman Old Style" w:hAnsi="Bookman Old Style"/>
-          <w:sz w:val="24"/>
-          <w:szCs w:val="24"/>
-        </w:rPr>
-      </w:pPr>
-      <w:r>
-        <w:rPr>
-          <w:rtl w:val="0"/>
-        </w:rPr>
-      </w:r>
-    </w:p>
-    <w:p>
-      <w:pPr>
-        <w:spacing w:after="0" w:line="240" w:lineRule="auto"/>
-        <w:ind w:left="0" w:firstLine="0"/>
-        <w:rPr>
-          <w:rFonts w:ascii="Bookman Old Style" w:cs="Bookman Old Style" w:eastAsia="Bookman Old Style" w:hAnsi="Bookman Old Style"/>
-          <w:sz w:val="24"/>
-          <w:szCs w:val="24"/>
-        </w:rPr>
-      </w:pPr>
-      <w:r>
-        <w:rPr>
-          <w:rtl w:val="0"/>
-        </w:rPr>
-      </w:r>
-    </w:p>
-    <w:p>
-      <w:pPr>
-        <w:numPr>
-          <w:ilvl w:val="0"/>
-          <w:numId w:val="18"/>
-        </w:numPr>
-        <w:spacing w:after="0" w:line="240" w:lineRule="auto"/>
-        <w:ind w:left="720" w:hanging="360"/>
-        <w:rPr>
-          <w:rFonts w:ascii="Bookman Old Style" w:cs="Bookman Old Style" w:eastAsia="Bookman Old Style" w:hAnsi="Bookman Old Style"/>
-          <w:sz w:val="24"/>
-          <w:szCs w:val="24"/>
-        </w:rPr>
-      </w:pPr>
-      <w:r>
-        <w:rPr>
-          <w:rFonts w:ascii="Bookman Old Style" w:cs="Bookman Old Style" w:eastAsia="Bookman Old Style" w:hAnsi="Bookman Old Style"/>
-          <w:sz w:val="24"/>
-          <w:szCs w:val="24"/>
-          <w:rtl w:val="0"/>
-        </w:rPr>
-        <w:t xml:space="preserve">DAFTAR WILAYAH KERJA</w:t>
-      </w:r>
-    </w:p>
-    <w:p>
-      <w:pPr>
-        <w:spacing w:after="0" w:before="120" w:line="240" w:lineRule="auto"/>
-        <w:rPr>
-          <w:rFonts w:ascii="Bookman Old Style" w:cs="Bookman Old Style" w:eastAsia="Bookman Old Style" w:hAnsi="Bookman Old Style"/>
-          <w:sz w:val="24"/>
-          <w:szCs w:val="24"/>
-        </w:rPr>
-      </w:pPr>
-      <w:r>
-        <w:rPr>
-          <w:rtl w:val="0"/>
-        </w:rPr>
-      </w:r>
-    </w:p>
-    <w:tbl>
-      <w:tblPr>
-        <w:tblStyle w:val="Table4"/>
-        <w:tblW w:w="11618.0" w:type="dxa"/>
-        <w:jc w:val="center"/>
-        <w:tblBorders>
-          <w:top w:color="000000" w:space="0" w:sz="4" w:val="single"/>
-          <w:left w:color="000000" w:space="0" w:sz="4" w:val="single"/>
-          <w:bottom w:color="000000" w:space="0" w:sz="4" w:val="single"/>
-          <w:right w:color="000000" w:space="0" w:sz="4" w:val="single"/>
-          <w:insideH w:color="000000" w:space="0" w:sz="4" w:val="single"/>
-          <w:insideV w:color="000000" w:space="0" w:sz="4" w:val="single"/>
-        </w:tblBorders>
-        <w:tblLayout w:type="fixed"/>
-        <w:tblLook w:val="0400"/>
-      </w:tblPr>
-      <w:tblGrid>
-        <w:gridCol w:w="5240"/>
-        <w:gridCol w:w="2126"/>
-        <w:gridCol w:w="2126"/>
-        <w:gridCol w:w="2126"/>
-        <w:tblGridChange w:id="0">
-          <w:tblGrid>
-            <w:gridCol w:w="5240"/>
-            <w:gridCol w:w="2126"/>
-            <w:gridCol w:w="2126"/>
-            <w:gridCol w:w="2126"/>
-          </w:tblGrid>
-        </w:tblGridChange>
-      </w:tblGrid>
-      <w:tr>
-        <w:trPr>
-          <w:cantSplit w:val="0"/>
-          <w:trHeight w:val="958" w:hRule="atLeast"/>
-          <w:tblHeader w:val="0"/>
-        </w:trPr>
-        <w:tc>
-          <w:tcPr>
-            <w:vAlign w:val="center"/>
-          </w:tcPr>
-          <w:p>
-            <w:pPr>
-              <w:spacing w:after="0" w:line="240" w:lineRule="auto"/>
-              <w:jc w:val="center"/>
-              <w:rPr>
-                <w:rFonts w:ascii="Bookman Old Style" w:cs="Bookman Old Style" w:eastAsia="Bookman Old Style" w:hAnsi="Bookman Old Style"/>
-                <w:sz w:val="24"/>
-                <w:szCs w:val="24"/>
-              </w:rPr>
-            </w:pPr>
-            <w:r>
-              <w:rPr>
-                <w:rFonts w:ascii="Bookman Old Style" w:cs="Bookman Old Style" w:eastAsia="Bookman Old Style" w:hAnsi="Bookman Old Style"/>
-                <w:sz w:val="24"/>
-                <w:szCs w:val="24"/>
-                <w:rtl w:val="0"/>
-              </w:rPr>
-              <w:t xml:space="preserve">[Kode] KECAMATAN/DISTRIK</w:t>
-            </w:r>
-          </w:p>
-        </w:tc>
-        <w:tc>
-          <w:tcPr>
-            <w:vAlign w:val="center"/>
-          </w:tcPr>
-          <w:p>
-            <w:pPr>
-              <w:spacing w:after="0" w:line="240" w:lineRule="auto"/>
-              <w:jc w:val="center"/>
-              <w:rPr>
-                <w:rFonts w:ascii="Bookman Old Style" w:cs="Bookman Old Style" w:eastAsia="Bookman Old Style" w:hAnsi="Bookman Old Style"/>
-                <w:sz w:val="24"/>
-                <w:szCs w:val="24"/>
-              </w:rPr>
-            </w:pPr>
-            <w:r>
-              <w:rPr>
-                <w:rFonts w:ascii="Bookman Old Style" w:cs="Bookman Old Style" w:eastAsia="Bookman Old Style" w:hAnsi="Bookman Old Style"/>
-                <w:sz w:val="24"/>
-                <w:szCs w:val="24"/>
-                <w:rtl w:val="0"/>
-              </w:rPr>
-              <w:t xml:space="preserve">[Kode] DESA</w:t>
-            </w:r>
-          </w:p>
-        </w:tc>
-        <w:tc>
-          <w:tcPr>
-            <w:vAlign w:val="center"/>
-          </w:tcPr>
-          <w:p>
-            <w:pPr>
-              <w:spacing w:after="0" w:line="240" w:lineRule="auto"/>
-              <w:jc w:val="center"/>
-              <w:rPr>
-                <w:rFonts w:ascii="Bookman Old Style" w:cs="Bookman Old Style" w:eastAsia="Bookman Old Style" w:hAnsi="Bookman Old Style"/>
-                <w:sz w:val="24"/>
-                <w:szCs w:val="24"/>
-              </w:rPr>
-            </w:pPr>
-            <w:r>
-              <w:rPr>
-                <w:rFonts w:ascii="Bookman Old Style" w:cs="Bookman Old Style" w:eastAsia="Bookman Old Style" w:hAnsi="Bookman Old Style"/>
-                <w:sz w:val="24"/>
-                <w:szCs w:val="24"/>
-                <w:rtl w:val="0"/>
-              </w:rPr>
-              <w:t xml:space="preserve">Jumlah SLS/sub-SLS</w:t>
-            </w:r>
-          </w:p>
-        </w:tc>
-        <w:tc>
-          <w:tcPr>
-            <w:vAlign w:val="center"/>
-          </w:tcPr>
-          <w:p>
-            <w:pPr>
-              <w:spacing w:after="0" w:line="240" w:lineRule="auto"/>
-              <w:jc w:val="center"/>
-              <w:rPr>
-                <w:rFonts w:ascii="Bookman Old Style" w:cs="Bookman Old Style" w:eastAsia="Bookman Old Style" w:hAnsi="Bookman Old Style"/>
-                <w:sz w:val="24"/>
-                <w:szCs w:val="24"/>
-              </w:rPr>
-            </w:pPr>
-            <w:r>
-              <w:rPr>
-                <w:rFonts w:ascii="Bookman Old Style" w:cs="Bookman Old Style" w:eastAsia="Bookman Old Style" w:hAnsi="Bookman Old Style"/>
-                <w:sz w:val="24"/>
-                <w:szCs w:val="24"/>
-                <w:rtl w:val="0"/>
-              </w:rPr>
-              <w:t xml:space="preserve">Muatan Prelist usaha/keluarga</w:t>
-            </w:r>
-          </w:p>
-        </w:tc>
-      </w:tr>
-      <w:tr>
-        <w:trPr>
-          <w:cantSplit w:val="0"/>
-          <w:trHeight w:val="80" w:hRule="atLeast"/>
-          <w:tblHeader w:val="0"/>
-        </w:trPr>
-        <w:tc>
-          <w:tcPr>
-            <w:vAlign w:val="center"/>
-          </w:tcPr>
-          <w:p>
-            <w:pPr>
-              <w:spacing w:after="0" w:line="240" w:lineRule="auto"/>
-              <w:jc w:val="center"/>
-              <w:rPr>
-                <w:rFonts w:ascii="Bookman Old Style" w:cs="Bookman Old Style" w:eastAsia="Bookman Old Style" w:hAnsi="Bookman Old Style"/>
-                <w:sz w:val="24"/>
-                <w:szCs w:val="24"/>
-              </w:rPr>
-            </w:pPr>
-            <w:r>
-              <w:rPr>
-                <w:rFonts w:ascii="Bookman Old Style" w:cs="Bookman Old Style" w:eastAsia="Bookman Old Style" w:hAnsi="Bookman Old Style"/>
-                <w:sz w:val="24"/>
-                <w:szCs w:val="24"/>
-                <w:rtl w:val="0"/>
-              </w:rPr>
-              <w:t xml:space="preserve">(1)</w:t>
-            </w:r>
-          </w:p>
-        </w:tc>
-        <w:tc>
-          <w:tcPr>
-            <w:vAlign w:val="center"/>
-          </w:tcPr>
-          <w:p>
-            <w:pPr>
-              <w:spacing w:after="0" w:line="240" w:lineRule="auto"/>
-              <w:jc w:val="center"/>
-              <w:rPr>
-                <w:rFonts w:ascii="Bookman Old Style" w:cs="Bookman Old Style" w:eastAsia="Bookman Old Style" w:hAnsi="Bookman Old Style"/>
-                <w:sz w:val="24"/>
-                <w:szCs w:val="24"/>
-              </w:rPr>
-            </w:pPr>
-            <w:r>
-              <w:rPr>
-                <w:rFonts w:ascii="Bookman Old Style" w:cs="Bookman Old Style" w:eastAsia="Bookman Old Style" w:hAnsi="Bookman Old Style"/>
-                <w:sz w:val="24"/>
-                <w:szCs w:val="24"/>
-                <w:rtl w:val="0"/>
-              </w:rPr>
-              <w:t xml:space="preserve">(2)</w:t>
-            </w:r>
-          </w:p>
-        </w:tc>
-        <w:tc>
-          <w:tcPr>
-            <w:vAlign w:val="center"/>
-          </w:tcPr>
-          <w:p>
-            <w:pPr>
-              <w:spacing w:after="0" w:line="240" w:lineRule="auto"/>
-              <w:jc w:val="center"/>
-              <w:rPr>
-                <w:rFonts w:ascii="Bookman Old Style" w:cs="Bookman Old Style" w:eastAsia="Bookman Old Style" w:hAnsi="Bookman Old Style"/>
-                <w:sz w:val="24"/>
-                <w:szCs w:val="24"/>
-              </w:rPr>
-            </w:pPr>
-            <w:r>
-              <w:rPr>
-                <w:rFonts w:ascii="Bookman Old Style" w:cs="Bookman Old Style" w:eastAsia="Bookman Old Style" w:hAnsi="Bookman Old Style"/>
-                <w:sz w:val="24"/>
-                <w:szCs w:val="24"/>
-                <w:rtl w:val="0"/>
-              </w:rPr>
-              <w:t xml:space="preserve">(3)</w:t>
-            </w:r>
-          </w:p>
-        </w:tc>
-        <w:tc>
-          <w:tcPr>
-            <w:vAlign w:val="center"/>
-          </w:tcPr>
-          <w:p>
-            <w:pPr>
-              <w:spacing w:after="0" w:line="240" w:lineRule="auto"/>
-              <w:jc w:val="center"/>
-              <w:rPr>
-                <w:rFonts w:ascii="Bookman Old Style" w:cs="Bookman Old Style" w:eastAsia="Bookman Old Style" w:hAnsi="Bookman Old Style"/>
-                <w:sz w:val="24"/>
-                <w:szCs w:val="24"/>
-              </w:rPr>
-            </w:pPr>
-            <w:r>
-              <w:rPr>
-                <w:rFonts w:ascii="Bookman Old Style" w:cs="Bookman Old Style" w:eastAsia="Bookman Old Style" w:hAnsi="Bookman Old Style"/>
-                <w:sz w:val="24"/>
-                <w:szCs w:val="24"/>
-                <w:rtl w:val="0"/>
-              </w:rPr>
-              <w:t xml:space="preserve">(4)</w:t>
-            </w:r>
-          </w:p>
-        </w:tc>
-      </w:tr>
-      <w:tr>
-        <w:trPr>
-          <w:cantSplit w:val="0"/>
-          <w:trHeight w:val="636" w:hRule="atLeast"/>
-          <w:tblHeader w:val="0"/>
-        </w:trPr>
-        <w:tc>
-          <w:tcPr>
-            <w:vAlign w:val="center"/>
-          </w:tcPr>
-          <w:p>
-            <w:pPr>
-              <w:numPr>
-                <w:ilvl w:val="3"/>
-                <w:numId w:val="1"/>
-              </w:numPr>
-              <w:spacing w:after="0" w:line="240" w:lineRule="auto"/>
-              <w:ind w:left="567" w:hanging="360"/>
-              <w:rPr>
-                <w:rFonts w:ascii="Bookman Old Style" w:cs="Bookman Old Style" w:eastAsia="Bookman Old Style" w:hAnsi="Bookman Old Style"/>
-                <w:sz w:val="24"/>
-                <w:szCs w:val="24"/>
-              </w:rPr>
-            </w:pPr>
-            <w:r>
-              <w:rPr>
-                <w:rFonts w:ascii="Bookman Old Style" w:cs="Bookman Old Style" w:eastAsia="Bookman Old Style" w:hAnsi="Bookman Old Style"/>
-                <w:sz w:val="24"/>
-                <w:szCs w:val="24"/>
-                <w:rtl w:val="0"/>
-              </w:rPr>
-              <w:t xml:space="preserve">…</w:t>
-            </w:r>
-          </w:p>
-        </w:tc>
-        <w:tc>
-          <w:tcPr>
-            <w:vAlign w:val="center"/>
-          </w:tcPr>
-          <w:p>
-            <w:pPr>
-              <w:spacing w:after="0" w:line="240" w:lineRule="auto"/>
-              <w:jc w:val="center"/>
-              <w:rPr>
-                <w:rFonts w:ascii="Bookman Old Style" w:cs="Bookman Old Style" w:eastAsia="Bookman Old Style" w:hAnsi="Bookman Old Style"/>
-                <w:sz w:val="24"/>
-                <w:szCs w:val="24"/>
-              </w:rPr>
-            </w:pPr>
-            <w:r>
-              <w:rPr>
-                <w:rFonts w:ascii="Bookman Old Style" w:cs="Bookman Old Style" w:eastAsia="Bookman Old Style" w:hAnsi="Bookman Old Style"/>
-                <w:sz w:val="24"/>
-                <w:szCs w:val="24"/>
-                <w:rtl w:val="0"/>
-              </w:rPr>
-              <w:t xml:space="preserve">…</w:t>
-            </w:r>
-          </w:p>
-        </w:tc>
-        <w:tc>
-          <w:tcPr>
-            <w:vAlign w:val="center"/>
-          </w:tcPr>
-          <w:p>
-            <w:pPr>
-              <w:spacing w:after="0" w:line="240" w:lineRule="auto"/>
-              <w:jc w:val="center"/>
-              <w:rPr>
-                <w:rFonts w:ascii="Bookman Old Style" w:cs="Bookman Old Style" w:eastAsia="Bookman Old Style" w:hAnsi="Bookman Old Style"/>
-                <w:sz w:val="24"/>
-                <w:szCs w:val="24"/>
-              </w:rPr>
-            </w:pPr>
-            <w:r>
-              <w:rPr>
-                <w:rFonts w:ascii="Bookman Old Style" w:cs="Bookman Old Style" w:eastAsia="Bookman Old Style" w:hAnsi="Bookman Old Style"/>
-                <w:sz w:val="24"/>
-                <w:szCs w:val="24"/>
-                <w:rtl w:val="0"/>
-              </w:rPr>
-              <w:t xml:space="preserve">…</w:t>
-            </w:r>
-          </w:p>
-        </w:tc>
-        <w:tc>
-          <w:tcPr>
-            <w:vAlign w:val="center"/>
-          </w:tcPr>
-          <w:p>
-            <w:pPr>
-              <w:spacing w:after="0" w:line="240" w:lineRule="auto"/>
-              <w:jc w:val="center"/>
-              <w:rPr>
-                <w:rFonts w:ascii="Bookman Old Style" w:cs="Bookman Old Style" w:eastAsia="Bookman Old Style" w:hAnsi="Bookman Old Style"/>
-                <w:sz w:val="24"/>
-                <w:szCs w:val="24"/>
-              </w:rPr>
-            </w:pPr>
-            <w:r>
-              <w:rPr>
-                <w:rtl w:val="0"/>
-              </w:rPr>
-            </w:r>
-          </w:p>
-        </w:tc>
-      </w:tr>
-      <w:tr>
-        <w:trPr>
-          <w:cantSplit w:val="0"/>
-          <w:trHeight w:val="636" w:hRule="atLeast"/>
-          <w:tblHeader w:val="0"/>
-        </w:trPr>
-        <w:tc>
-          <w:tcPr>
-            <w:vAlign w:val="center"/>
-          </w:tcPr>
-          <w:p>
-            <w:pPr>
-              <w:numPr>
-                <w:ilvl w:val="3"/>
-                <w:numId w:val="1"/>
-              </w:numPr>
-              <w:spacing w:after="0" w:line="240" w:lineRule="auto"/>
-              <w:ind w:left="567" w:hanging="360"/>
-              <w:rPr>
-                <w:rFonts w:ascii="Bookman Old Style" w:cs="Bookman Old Style" w:eastAsia="Bookman Old Style" w:hAnsi="Bookman Old Style"/>
-                <w:sz w:val="24"/>
-                <w:szCs w:val="24"/>
-              </w:rPr>
-            </w:pPr>
-            <w:r>
-              <w:rPr>
-                <w:rFonts w:ascii="Bookman Old Style" w:cs="Bookman Old Style" w:eastAsia="Bookman Old Style" w:hAnsi="Bookman Old Style"/>
-                <w:sz w:val="24"/>
-                <w:szCs w:val="24"/>
-                <w:rtl w:val="0"/>
-              </w:rPr>
-              <w:t xml:space="preserve">…dst</w:t>
-            </w:r>
-          </w:p>
-        </w:tc>
-        <w:tc>
-          <w:tcPr>
-            <w:vAlign w:val="center"/>
-          </w:tcPr>
-          <w:p>
-            <w:pPr>
-              <w:spacing w:after="0" w:line="240" w:lineRule="auto"/>
-              <w:jc w:val="center"/>
-              <w:rPr>
-                <w:rFonts w:ascii="Bookman Old Style" w:cs="Bookman Old Style" w:eastAsia="Bookman Old Style" w:hAnsi="Bookman Old Style"/>
-                <w:sz w:val="24"/>
-                <w:szCs w:val="24"/>
-              </w:rPr>
-            </w:pPr>
-            <w:r>
-              <w:rPr>
-                <w:rtl w:val="0"/>
-              </w:rPr>
-            </w:r>
-          </w:p>
-        </w:tc>
-        <w:tc>
-          <w:tcPr>
-            <w:vAlign w:val="center"/>
-          </w:tcPr>
-          <w:p>
-            <w:pPr>
-              <w:spacing w:after="0" w:line="240" w:lineRule="auto"/>
-              <w:jc w:val="center"/>
-              <w:rPr>
-                <w:rFonts w:ascii="Bookman Old Style" w:cs="Bookman Old Style" w:eastAsia="Bookman Old Style" w:hAnsi="Bookman Old Style"/>
-                <w:sz w:val="24"/>
-                <w:szCs w:val="24"/>
-              </w:rPr>
-            </w:pPr>
-            <w:r>
-              <w:rPr>
-                <w:rtl w:val="0"/>
-              </w:rPr>
-            </w:r>
-          </w:p>
-        </w:tc>
-        <w:tc>
-          <w:tcPr>
-            <w:vAlign w:val="center"/>
-          </w:tcPr>
-          <w:p>
-            <w:pPr>
-              <w:spacing w:after="0" w:line="240" w:lineRule="auto"/>
-              <w:jc w:val="center"/>
-              <w:rPr>
-                <w:rFonts w:ascii="Bookman Old Style" w:cs="Bookman Old Style" w:eastAsia="Bookman Old Style" w:hAnsi="Bookman Old Style"/>
-                <w:sz w:val="24"/>
-                <w:szCs w:val="24"/>
-              </w:rPr>
-            </w:pPr>
-            <w:r>
-              <w:rPr>
-                <w:rtl w:val="0"/>
-              </w:rPr>
-            </w:r>
-          </w:p>
-        </w:tc>
-      </w:tr>
-    </w:tbl>
-    <w:p>
-      <w:pPr>
-        <w:spacing w:after="0" w:before="120" w:line="240" w:lineRule="auto"/>
-        <w:rPr>
-          <w:rFonts w:ascii="Bookman Old Style" w:cs="Bookman Old Style" w:eastAsia="Bookman Old Style" w:hAnsi="Bookman Old Style"/>
-          <w:sz w:val="24"/>
-          <w:szCs w:val="24"/>
-        </w:rPr>
-      </w:pPr>
-      <w:r>
-        <w:rPr>
-          <w:rtl w:val="0"/>
-        </w:rPr>
-      </w:r>
-    </w:p>
-    <w:p>
-      <w:pPr>
-        <w:spacing w:after="0" w:line="240" w:lineRule="auto"/>
-        <w:rPr>
-          <w:rFonts w:ascii="Times New Roman" w:cs="Times New Roman" w:eastAsia="Times New Roman" w:hAnsi="Times New Roman"/>
-          <w:color w:val="ff0000"/>
-          <w:sz w:val="24"/>
-          <w:szCs w:val="24"/>
-        </w:rPr>
-        <w:sectPr>
-          <w:type w:val="nextPage"/>
-          <w:pgSz w:h="11906" w:w="16838" w:orient="landscape"/>
-          <w:pgMar w:bottom="1440" w:top="1474" w:left="1440" w:right="1440" w:header="709" w:footer="709"/>
-        </w:sectPr>
-      </w:pPr>
-      <w:r>
-        <w:rPr>
-          <w:rtl w:val="0"/>
-        </w:rPr>
-      </w:r>
-    </w:p>
-    <w:p>
-      <w:pPr>
-        <w:numPr>
-          <w:ilvl w:val="0"/>
-          <w:numId w:val="17"/>
-        </w:numPr>
-        <w:spacing w:after="0" w:line="240" w:lineRule="auto"/>
-        <w:ind w:left="720" w:hanging="360"/>
-        <w:rPr>
-          <w:rFonts w:ascii="Bookman Old Style" w:cs="Bookman Old Style" w:eastAsia="Bookman Old Style" w:hAnsi="Bookman Old Style"/>
-          <w:sz w:val="24"/>
-          <w:szCs w:val="24"/>
-          <w:u w:val="none"/>
-        </w:rPr>
-      </w:pPr>
-      <w:r>
-        <w:rPr>
-          <w:rFonts w:ascii="Bookman Old Style" w:cs="Bookman Old Style" w:eastAsia="Bookman Old Style" w:hAnsi="Bookman Old Style"/>
-          <w:sz w:val="24"/>
-          <w:szCs w:val="24"/>
-          <w:rtl w:val="0"/>
-        </w:rPr>
-        <w:t xml:space="preserve">DAFTAR URAIAN PEKERJAAN, WAKTU PENYELESAIAN, TARGET PEKERJAAN DAN NILAI PERJANJIAN</w:t>
-      </w:r>
-    </w:p>
-    <w:p>
-      <w:pPr>
-        <w:spacing w:after="0" w:line="240" w:lineRule="auto"/>
-        <w:jc w:val="center"/>
-        <w:rPr>
-          <w:rFonts w:ascii="Bookman Old Style" w:cs="Bookman Old Style" w:eastAsia="Bookman Old Style" w:hAnsi="Bookman Old Style"/>
-          <w:b w:val="1"/>
-          <w:bCs w:val="1"/>
-          <w:sz w:val="24"/>
-          <w:szCs w:val="24"/>
-        </w:rPr>
-      </w:pPr>
-      <w:r>
-        <w:rPr>
-          <w:rtl w:val="0"/>
-        </w:rPr>
-      </w:r>
-    </w:p>
-    <w:sdt>
-      <w:sdtPr>
-        <w:lock w:val="contentLocked"/>
-        <w:id w:val="328714824"/>
-        <w:tag w:val="goog_rdk_0"/>
-      </w:sdtPr>
-      <w:sdtContent>
-        <w:tbl>
-          <w:tblPr>
-            <w:tblStyle w:val="Table5"/>
-            <w:tblpPr w:leftFromText="180" w:rightFromText="180" w:topFromText="180" w:bottomFromText="180" w:vertAnchor="text" w:horzAnchor="text" w:tblpX="570" w:tblpY="0"/>
-            <w:tblW w:w="14033.0" w:type="dxa"/>
-            <w:jc w:val="left"/>
-            <w:tblBorders>
-              <w:top w:color="000000" w:space="0" w:sz="8" w:val="single"/>
-              <w:left w:color="000000" w:space="0" w:sz="8" w:val="single"/>
-              <w:bottom w:color="000000" w:space="0" w:sz="8" w:val="single"/>
-              <w:right w:color="000000" w:space="0" w:sz="8" w:val="single"/>
-              <w:insideH w:color="000000" w:space="0" w:sz="8" w:val="single"/>
-              <w:insideV w:color="000000" w:space="0" w:sz="8" w:val="single"/>
-            </w:tblBorders>
-            <w:tblLayout w:type="fixed"/>
-            <w:tblLook w:val="0400"/>
-          </w:tblPr>
-          <w:tblGrid>
-            <w:gridCol w:w="4589.496941705155"/>
-            <w:gridCol w:w="1862.074522531519"/>
-            <w:gridCol w:w="1986.446386218949"/>
-            <w:gridCol w:w="1742.0819498189987"/>
-            <w:gridCol w:w="1742.0819498189987"/>
-            <w:gridCol w:w="2110.8182499063787"/>
-            <w:tblGridChange w:id="0">
-              <w:tblGrid>
-                <w:gridCol w:w="4589.496941705155"/>
-                <w:gridCol w:w="1862.074522531519"/>
-                <w:gridCol w:w="1986.446386218949"/>
-                <w:gridCol w:w="1742.0819498189987"/>
-                <w:gridCol w:w="1742.0819498189987"/>
-                <w:gridCol w:w="2110.8182499063787"/>
-              </w:tblGrid>
-            </w:tblGridChange>
-          </w:tblGrid>
-          <w:tr>
-            <w:trPr>
-              <w:cantSplit w:val="0"/>
-              <w:trHeight w:val="477" w:hRule="atLeast"/>
-              <w:tblHeader w:val="0"/>
-            </w:trPr>
-            <w:tc>
-              <w:tcPr>
-                <w:vMerge w:val="restart"/>
-                <w:vAlign w:val="center"/>
-              </w:tcPr>
-              <w:p>
-                <w:pPr>
-                  <w:spacing w:after="0" w:line="240" w:lineRule="auto"/>
-                  <w:jc w:val="center"/>
-                  <w:rPr>
-                    <w:rFonts w:ascii="Bookman Old Style" w:cs="Bookman Old Style" w:eastAsia="Bookman Old Style" w:hAnsi="Bookman Old Style"/>
-                    <w:sz w:val="24"/>
-                    <w:szCs w:val="24"/>
-                  </w:rPr>
-                </w:pPr>
-                <w:r>
-                  <w:rPr>
-                    <w:rFonts w:ascii="Bookman Old Style" w:cs="Bookman Old Style" w:eastAsia="Bookman Old Style" w:hAnsi="Bookman Old Style"/>
-                    <w:sz w:val="24"/>
-                    <w:szCs w:val="24"/>
-                    <w:rtl w:val="0"/>
-                  </w:rPr>
-                  <w:t xml:space="preserve">Uraian Pekerjaan</w:t>
-                </w:r>
-              </w:p>
-            </w:tc>
-            <w:tc>
-              <w:tcPr>
-                <w:vMerge w:val="restart"/>
-                <w:vAlign w:val="center"/>
-              </w:tcPr>
-              <w:p>
-                <w:pPr>
-                  <w:spacing w:after="0" w:line="240" w:lineRule="auto"/>
-                  <w:jc w:val="center"/>
-                  <w:rPr>
-                    <w:rFonts w:ascii="Bookman Old Style" w:cs="Bookman Old Style" w:eastAsia="Bookman Old Style" w:hAnsi="Bookman Old Style"/>
-                    <w:sz w:val="24"/>
-                    <w:szCs w:val="24"/>
-                  </w:rPr>
-                </w:pPr>
-                <w:r>
-                  <w:rPr>
-                    <w:rFonts w:ascii="Bookman Old Style" w:cs="Bookman Old Style" w:eastAsia="Bookman Old Style" w:hAnsi="Bookman Old Style"/>
-                    <w:sz w:val="24"/>
-                    <w:szCs w:val="24"/>
-                    <w:rtl w:val="0"/>
-                  </w:rPr>
-                  <w:t xml:space="preserve">Waktu Penyelesaian</w:t>
-                </w:r>
-              </w:p>
-            </w:tc>
-            <w:tc>
-              <w:tcPr>
-                <w:gridSpan w:val="3"/>
-                <w:vAlign w:val="center"/>
-              </w:tcPr>
-              <w:p>
-                <w:pPr>
-                  <w:spacing w:after="0" w:line="240" w:lineRule="auto"/>
-                  <w:jc w:val="center"/>
-                  <w:rPr>
-                    <w:rFonts w:ascii="Bookman Old Style" w:cs="Bookman Old Style" w:eastAsia="Bookman Old Style" w:hAnsi="Bookman Old Style"/>
-                    <w:sz w:val="24"/>
-                    <w:szCs w:val="24"/>
-                  </w:rPr>
-                </w:pPr>
-                <w:r>
-                  <w:rPr>
-                    <w:rFonts w:ascii="Bookman Old Style" w:cs="Bookman Old Style" w:eastAsia="Bookman Old Style" w:hAnsi="Bookman Old Style"/>
-                    <w:sz w:val="24"/>
-                    <w:szCs w:val="24"/>
-                    <w:rtl w:val="0"/>
-                  </w:rPr>
-                  <w:t xml:space="preserve">Target Pekerjaan</w:t>
-                </w:r>
-              </w:p>
-            </w:tc>
-            <w:tc>
-              <w:tcPr>
-                <w:vAlign w:val="center"/>
-              </w:tcPr>
-              <w:p>
-                <w:pPr>
-                  <w:spacing w:after="0" w:line="240" w:lineRule="auto"/>
-                  <w:jc w:val="center"/>
-                  <w:rPr>
-                    <w:rFonts w:ascii="Bookman Old Style" w:cs="Bookman Old Style" w:eastAsia="Bookman Old Style" w:hAnsi="Bookman Old Style"/>
-                    <w:sz w:val="24"/>
-                    <w:szCs w:val="24"/>
-                  </w:rPr>
-                </w:pPr>
-                <w:r>
-                  <w:rPr>
-                    <w:rFonts w:ascii="Bookman Old Style" w:cs="Bookman Old Style" w:eastAsia="Bookman Old Style" w:hAnsi="Bookman Old Style"/>
-                    <w:sz w:val="24"/>
-                    <w:szCs w:val="24"/>
-                    <w:rtl w:val="0"/>
-                  </w:rPr>
-                  <w:t xml:space="preserve">Nilai Perjanjian</w:t>
-                </w:r>
-              </w:p>
-            </w:tc>
-          </w:tr>
-          <w:tr>
-            <w:trPr>
-              <w:cantSplit w:val="0"/>
-              <w:trHeight w:val="471" w:hRule="atLeast"/>
-              <w:tblHeader w:val="0"/>
-            </w:trPr>
-            <w:tc>
-              <w:tcPr>
-                <w:vMerge w:val="continue"/>
-                <w:vAlign w:val="center"/>
-              </w:tcPr>
-              <w:p>
-                <w:pPr>
-                  <w:widowControl w:val="0"/>
-                  <w:spacing w:after="0" w:line="276" w:lineRule="auto"/>
-                  <w:rPr>
-                    <w:rFonts w:ascii="Bookman Old Style" w:cs="Bookman Old Style" w:eastAsia="Bookman Old Style" w:hAnsi="Bookman Old Style"/>
-                    <w:sz w:val="24"/>
-                    <w:szCs w:val="24"/>
-                  </w:rPr>
-                </w:pPr>
-                <w:r>
-                  <w:rPr>
-                    <w:rtl w:val="0"/>
-                  </w:rPr>
-                </w:r>
-              </w:p>
-            </w:tc>
-            <w:tc>
-              <w:tcPr>
-                <w:vMerge w:val="continue"/>
-                <w:vAlign w:val="center"/>
-              </w:tcPr>
-              <w:p>
-                <w:pPr>
-                  <w:widowControl w:val="0"/>
-                  <w:spacing w:after="0" w:line="276" w:lineRule="auto"/>
-                  <w:rPr>
-                    <w:rFonts w:ascii="Bookman Old Style" w:cs="Bookman Old Style" w:eastAsia="Bookman Old Style" w:hAnsi="Bookman Old Style"/>
-                    <w:sz w:val="24"/>
-                    <w:szCs w:val="24"/>
-                  </w:rPr>
-                </w:pPr>
-                <w:r>
-                  <w:rPr>
-                    <w:rtl w:val="0"/>
-                  </w:rPr>
-                </w:r>
-              </w:p>
-            </w:tc>
-            <w:tc>
-              <w:tcPr>
-                <w:vAlign w:val="center"/>
-              </w:tcPr>
-              <w:p>
-                <w:pPr>
-                  <w:spacing w:after="0" w:line="240" w:lineRule="auto"/>
-                  <w:jc w:val="center"/>
-                  <w:rPr>
-                    <w:rFonts w:ascii="Bookman Old Style" w:cs="Bookman Old Style" w:eastAsia="Bookman Old Style" w:hAnsi="Bookman Old Style"/>
-                    <w:sz w:val="24"/>
-                    <w:szCs w:val="24"/>
-                  </w:rPr>
-                </w:pPr>
-                <w:r>
-                  <w:rPr>
-                    <w:rFonts w:ascii="Bookman Old Style" w:cs="Bookman Old Style" w:eastAsia="Bookman Old Style" w:hAnsi="Bookman Old Style"/>
-                    <w:sz w:val="24"/>
-                    <w:szCs w:val="24"/>
-                    <w:rtl w:val="0"/>
-                  </w:rPr>
-                  <w:t xml:space="preserve">Presentase</w:t>
-                </w:r>
-              </w:p>
-            </w:tc>
-            <w:tc>
-              <w:tcPr>
-                <w:vAlign w:val="center"/>
-              </w:tcPr>
-              <w:p>
-                <w:pPr>
-                  <w:spacing w:after="0" w:line="240" w:lineRule="auto"/>
-                  <w:jc w:val="center"/>
-                  <w:rPr>
-                    <w:rFonts w:ascii="Bookman Old Style" w:cs="Bookman Old Style" w:eastAsia="Bookman Old Style" w:hAnsi="Bookman Old Style"/>
-                    <w:sz w:val="24"/>
-                    <w:szCs w:val="24"/>
-                  </w:rPr>
-                </w:pPr>
-                <w:r>
-                  <w:rPr>
-                    <w:rFonts w:ascii="Bookman Old Style" w:cs="Bookman Old Style" w:eastAsia="Bookman Old Style" w:hAnsi="Bookman Old Style"/>
-                    <w:sz w:val="24"/>
-                    <w:szCs w:val="24"/>
-                    <w:rtl w:val="0"/>
-                  </w:rPr>
-                  <w:t xml:space="preserve">Volume</w:t>
-                </w:r>
-              </w:p>
-            </w:tc>
-            <w:tc>
-              <w:tcPr>
-                <w:vAlign w:val="center"/>
-              </w:tcPr>
-              <w:p>
-                <w:pPr>
-                  <w:spacing w:after="0" w:line="240" w:lineRule="auto"/>
-                  <w:jc w:val="center"/>
-                  <w:rPr>
-                    <w:rFonts w:ascii="Bookman Old Style" w:cs="Bookman Old Style" w:eastAsia="Bookman Old Style" w:hAnsi="Bookman Old Style"/>
-                    <w:sz w:val="24"/>
-                    <w:szCs w:val="24"/>
-                  </w:rPr>
-                </w:pPr>
-                <w:r>
-                  <w:rPr>
-                    <w:rFonts w:ascii="Bookman Old Style" w:cs="Bookman Old Style" w:eastAsia="Bookman Old Style" w:hAnsi="Bookman Old Style"/>
-                    <w:sz w:val="24"/>
-                    <w:szCs w:val="24"/>
-                    <w:rtl w:val="0"/>
-                  </w:rPr>
-                  <w:t xml:space="preserve">Satuan</w:t>
-                </w:r>
-              </w:p>
-            </w:tc>
-            <w:tc>
-              <w:tcPr>
-                <w:vAlign w:val="center"/>
-              </w:tcPr>
-              <w:p>
-                <w:pPr>
-                  <w:widowControl w:val="0"/>
-                  <w:spacing w:after="0" w:line="276" w:lineRule="auto"/>
-                  <w:rPr>
-                    <w:rFonts w:ascii="Bookman Old Style" w:cs="Bookman Old Style" w:eastAsia="Bookman Old Style" w:hAnsi="Bookman Old Style"/>
-                    <w:sz w:val="24"/>
-                    <w:szCs w:val="24"/>
-                  </w:rPr>
-                </w:pPr>
-                <w:r>
-                  <w:rPr>
-                    <w:rtl w:val="0"/>
-                  </w:rPr>
-                </w:r>
-              </w:p>
-            </w:tc>
-          </w:tr>
-          <w:tr>
-            <w:trPr>
-              <w:cantSplit w:val="0"/>
-              <w:trHeight w:val="80" w:hRule="atLeast"/>
-              <w:tblHeader w:val="0"/>
-            </w:trPr>
-            <w:tc>
-              <w:tcPr>
-                <w:vAlign w:val="center"/>
-              </w:tcPr>
-              <w:p>
-                <w:pPr>
-                  <w:spacing w:after="0" w:line="240" w:lineRule="auto"/>
-                  <w:jc w:val="center"/>
-                  <w:rPr>
-                    <w:rFonts w:ascii="Bookman Old Style" w:cs="Bookman Old Style" w:eastAsia="Bookman Old Style" w:hAnsi="Bookman Old Style"/>
-                    <w:sz w:val="24"/>
-                    <w:szCs w:val="24"/>
-                  </w:rPr>
-                </w:pPr>
-                <w:r>
-                  <w:rPr>
-                    <w:rFonts w:ascii="Bookman Old Style" w:cs="Bookman Old Style" w:eastAsia="Bookman Old Style" w:hAnsi="Bookman Old Style"/>
-                    <w:sz w:val="24"/>
-                    <w:szCs w:val="24"/>
-                    <w:rtl w:val="0"/>
-                  </w:rPr>
-                  <w:t xml:space="preserve">(1)</w:t>
-                </w:r>
-              </w:p>
-            </w:tc>
-            <w:tc>
-              <w:tcPr>
-                <w:vAlign w:val="center"/>
-              </w:tcPr>
-              <w:p>
-                <w:pPr>
-                  <w:spacing w:after="0" w:line="240" w:lineRule="auto"/>
-                  <w:jc w:val="center"/>
-                  <w:rPr>
-                    <w:rFonts w:ascii="Bookman Old Style" w:cs="Bookman Old Style" w:eastAsia="Bookman Old Style" w:hAnsi="Bookman Old Style"/>
-                    <w:sz w:val="24"/>
-                    <w:szCs w:val="24"/>
-                  </w:rPr>
-                </w:pPr>
-                <w:r>
-                  <w:rPr>
-                    <w:rFonts w:ascii="Bookman Old Style" w:cs="Bookman Old Style" w:eastAsia="Bookman Old Style" w:hAnsi="Bookman Old Style"/>
-                    <w:sz w:val="24"/>
-                    <w:szCs w:val="24"/>
-                    <w:rtl w:val="0"/>
-                  </w:rPr>
-                  <w:t xml:space="preserve">(2)</w:t>
-                </w:r>
-              </w:p>
-            </w:tc>
-            <w:tc>
-              <w:tcPr>
-                <w:vAlign w:val="center"/>
-              </w:tcPr>
-              <w:p>
-                <w:pPr>
-                  <w:spacing w:after="0" w:line="240" w:lineRule="auto"/>
-                  <w:jc w:val="center"/>
-                  <w:rPr>
-                    <w:rFonts w:ascii="Bookman Old Style" w:cs="Bookman Old Style" w:eastAsia="Bookman Old Style" w:hAnsi="Bookman Old Style"/>
-                    <w:sz w:val="24"/>
-                    <w:szCs w:val="24"/>
-                  </w:rPr>
-                </w:pPr>
-                <w:r>
-                  <w:rPr>
-                    <w:rFonts w:ascii="Bookman Old Style" w:cs="Bookman Old Style" w:eastAsia="Bookman Old Style" w:hAnsi="Bookman Old Style"/>
-                    <w:sz w:val="24"/>
-                    <w:szCs w:val="24"/>
-                    <w:rtl w:val="0"/>
-                  </w:rPr>
-                  <w:t xml:space="preserve">(3)</w:t>
-                </w:r>
-              </w:p>
-            </w:tc>
-            <w:tc>
-              <w:tcPr>
-                <w:vAlign w:val="center"/>
-              </w:tcPr>
-              <w:p>
-                <w:pPr>
-                  <w:spacing w:after="0" w:line="240" w:lineRule="auto"/>
-                  <w:jc w:val="center"/>
-                  <w:rPr>
-                    <w:rFonts w:ascii="Bookman Old Style" w:cs="Bookman Old Style" w:eastAsia="Bookman Old Style" w:hAnsi="Bookman Old Style"/>
-                    <w:sz w:val="24"/>
-                    <w:szCs w:val="24"/>
-                  </w:rPr>
-                </w:pPr>
-                <w:r>
-                  <w:rPr>
-                    <w:rFonts w:ascii="Bookman Old Style" w:cs="Bookman Old Style" w:eastAsia="Bookman Old Style" w:hAnsi="Bookman Old Style"/>
-                    <w:sz w:val="24"/>
-                    <w:szCs w:val="24"/>
-                    <w:rtl w:val="0"/>
-                  </w:rPr>
-                  <w:t xml:space="preserve">(4)</w:t>
-                </w:r>
-              </w:p>
-            </w:tc>
-            <w:tc>
-              <w:tcPr>
-                <w:vAlign w:val="center"/>
-              </w:tcPr>
-              <w:p>
-                <w:pPr>
-                  <w:spacing w:after="0" w:line="240" w:lineRule="auto"/>
-                  <w:jc w:val="center"/>
-                  <w:rPr>
-                    <w:rFonts w:ascii="Bookman Old Style" w:cs="Bookman Old Style" w:eastAsia="Bookman Old Style" w:hAnsi="Bookman Old Style"/>
-                    <w:sz w:val="24"/>
-                    <w:szCs w:val="24"/>
-                  </w:rPr>
-                </w:pPr>
-                <w:r>
-                  <w:rPr>
-                    <w:rFonts w:ascii="Bookman Old Style" w:cs="Bookman Old Style" w:eastAsia="Bookman Old Style" w:hAnsi="Bookman Old Style"/>
-                    <w:sz w:val="24"/>
-                    <w:szCs w:val="24"/>
-                    <w:rtl w:val="0"/>
-                  </w:rPr>
-                  <w:t xml:space="preserve">(5)</w:t>
-                </w:r>
-              </w:p>
-            </w:tc>
-            <w:tc>
-              <w:tcPr>
-                <w:vAlign w:val="center"/>
-              </w:tcPr>
-              <w:p>
-                <w:pPr>
-                  <w:spacing w:after="0" w:line="240" w:lineRule="auto"/>
-                  <w:jc w:val="center"/>
-                  <w:rPr>
-                    <w:rFonts w:ascii="Bookman Old Style" w:cs="Bookman Old Style" w:eastAsia="Bookman Old Style" w:hAnsi="Bookman Old Style"/>
-                    <w:sz w:val="24"/>
-                    <w:szCs w:val="24"/>
-                  </w:rPr>
-                </w:pPr>
-                <w:r>
-                  <w:rPr>
-                    <w:rFonts w:ascii="Bookman Old Style" w:cs="Bookman Old Style" w:eastAsia="Bookman Old Style" w:hAnsi="Bookman Old Style"/>
-                    <w:sz w:val="24"/>
-                    <w:szCs w:val="24"/>
-                    <w:rtl w:val="0"/>
-                  </w:rPr>
-                  <w:t xml:space="preserve">(6)</w:t>
-                </w:r>
-              </w:p>
-            </w:tc>
-          </w:tr>
-          <w:tr>
-            <w:trPr>
-              <w:cantSplit w:val="0"/>
-              <w:trHeight w:val="636" w:hRule="atLeast"/>
-              <w:tblHeader w:val="0"/>
-            </w:trPr>
-            <w:tc>
-              <w:tcPr>
-                <w:vMerge w:val="restart"/>
-                <w:vAlign w:val="center"/>
-              </w:tcPr>
-              <w:p>
-                <w:pPr>
-                  <w:numPr>
-                    <w:ilvl w:val="3"/>
-                    <w:numId w:val="16"/>
-                  </w:numPr>
-                  <w:spacing w:after="0" w:line="240" w:lineRule="auto"/>
-                  <w:ind w:left="567" w:hanging="360"/>
-                  <w:rPr>
-                    <w:rFonts w:ascii="Bookman Old Style" w:cs="Bookman Old Style" w:eastAsia="Bookman Old Style" w:hAnsi="Bookman Old Style"/>
-                    <w:sz w:val="24"/>
-                    <w:szCs w:val="24"/>
-                  </w:rPr>
-                </w:pPr>
-                <w:r>
-                  <w:rPr>
-                    <w:rFonts w:ascii="Bookman Old Style" w:cs="Bookman Old Style" w:eastAsia="Bookman Old Style" w:hAnsi="Bookman Old Style"/>
-                    <w:sz w:val="24"/>
-                    <w:szCs w:val="24"/>
-                    <w:rtl w:val="0"/>
-                  </w:rPr>
-                  <w:t xml:space="preserve">Melakukan pendataan lapangan usaha besar Sensus Ekonomi 2026 termin I</w:t>
-                </w:r>
-              </w:p>
-            </w:tc>
-            <w:tc>
-              <w:tcPr>
-                <w:vMerge w:val="restart"/>
-                <w:vAlign w:val="center"/>
-              </w:tcPr>
-              <w:p>
-                <w:pPr>
-                  <w:spacing w:after="0" w:line="240" w:lineRule="auto"/>
-                  <w:jc w:val="center"/>
-                  <w:rPr>
-                    <w:rFonts w:ascii="Bookman Old Style" w:cs="Bookman Old Style" w:eastAsia="Bookman Old Style" w:hAnsi="Bookman Old Style"/>
-                    <w:sz w:val="24"/>
-                    <w:szCs w:val="24"/>
-                  </w:rPr>
-                </w:pPr>
-                <w:r>
-                  <w:rPr>
-                    <w:rFonts w:ascii="Bookman Old Style" w:cs="Bookman Old Style" w:eastAsia="Bookman Old Style" w:hAnsi="Bookman Old Style"/>
-                    <w:sz w:val="24"/>
-                    <w:szCs w:val="24"/>
-                    <w:rtl w:val="0"/>
-                  </w:rPr>
-                  <w:t xml:space="preserve">Minimal 1 bulan</w:t>
-                </w:r>
-              </w:p>
-            </w:tc>
-            <w:tc>
-              <w:tcPr>
-                <w:vMerge w:val="restart"/>
-                <w:vAlign w:val="center"/>
-              </w:tcPr>
-              <w:p>
-                <w:pPr>
-                  <w:spacing w:after="0" w:line="240" w:lineRule="auto"/>
-                  <w:jc w:val="center"/>
-                  <w:rPr>
-                    <w:rFonts w:ascii="Bookman Old Style" w:cs="Bookman Old Style" w:eastAsia="Bookman Old Style" w:hAnsi="Bookman Old Style"/>
-                    <w:sz w:val="24"/>
-                    <w:szCs w:val="24"/>
-                  </w:rPr>
-                </w:pPr>
-                <w:r>
-                  <w:rPr>
-                    <w:rFonts w:ascii="Bookman Old Style" w:cs="Bookman Old Style" w:eastAsia="Bookman Old Style" w:hAnsi="Bookman Old Style"/>
-                    <w:sz w:val="24"/>
-                    <w:szCs w:val="24"/>
-                    <w:rtl w:val="0"/>
-                  </w:rPr>
-                  <w:t xml:space="preserve">40%</w:t>
-                </w:r>
-              </w:p>
-            </w:tc>
-            <w:tc>
-              <w:tcPr>
-                <w:vMerge w:val="restart"/>
-                <w:vAlign w:val="center"/>
-              </w:tcPr>
-              <w:p>
-                <w:pPr>
-                  <w:spacing w:after="0" w:line="240" w:lineRule="auto"/>
-                  <w:jc w:val="center"/>
-                  <w:rPr>
-                    <w:rFonts w:ascii="Bookman Old Style" w:cs="Bookman Old Style" w:eastAsia="Bookman Old Style" w:hAnsi="Bookman Old Style"/>
-                    <w:sz w:val="24"/>
-                    <w:szCs w:val="24"/>
-                  </w:rPr>
-                </w:pPr>
-                <w:r>
-                  <w:rPr>
-                    <w:rFonts w:ascii="Bookman Old Style" w:cs="Bookman Old Style" w:eastAsia="Bookman Old Style" w:hAnsi="Bookman Old Style"/>
-                    <w:sz w:val="24"/>
-                    <w:szCs w:val="24"/>
-                    <w:rtl w:val="0"/>
-                  </w:rPr>
-                  <w:t xml:space="preserve">…</w:t>
-                </w:r>
-              </w:p>
-            </w:tc>
-            <w:tc>
-              <w:tcPr>
-                <w:vMerge w:val="restart"/>
-                <w:vAlign w:val="center"/>
-              </w:tcPr>
-              <w:p>
-                <w:pPr>
-                  <w:spacing w:after="0" w:line="240" w:lineRule="auto"/>
-                  <w:jc w:val="center"/>
-                  <w:rPr>
-                    <w:rFonts w:ascii="Bookman Old Style" w:cs="Bookman Old Style" w:eastAsia="Bookman Old Style" w:hAnsi="Bookman Old Style"/>
-                    <w:sz w:val="24"/>
-                    <w:szCs w:val="24"/>
-                  </w:rPr>
-                </w:pPr>
-                <w:r>
-                  <w:rPr>
-                    <w:rFonts w:ascii="Bookman Old Style" w:cs="Bookman Old Style" w:eastAsia="Bookman Old Style" w:hAnsi="Bookman Old Style"/>
-                    <w:sz w:val="24"/>
-                    <w:szCs w:val="24"/>
-                    <w:rtl w:val="0"/>
-                  </w:rPr>
-                  <w:t xml:space="preserve">usaha besar</w:t>
-                </w:r>
-              </w:p>
-            </w:tc>
-            <w:tc>
-              <w:tcPr>
-                <w:vMerge w:val="restart"/>
-                <w:vAlign w:val="center"/>
-              </w:tcPr>
-              <w:p>
-                <w:pPr>
-                  <w:spacing w:after="0" w:line="240" w:lineRule="auto"/>
-                  <w:jc w:val="center"/>
-                  <w:rPr>
-                    <w:rFonts w:ascii="Bookman Old Style" w:cs="Bookman Old Style" w:eastAsia="Bookman Old Style" w:hAnsi="Bookman Old Style"/>
-                    <w:i w:val="1"/>
-                    <w:iCs w:val="1"/>
-                    <w:sz w:val="24"/>
-                    <w:szCs w:val="24"/>
-                  </w:rPr>
-                </w:pPr>
-                <w:r>
-                  <w:rPr>
-                    <w:rFonts w:ascii="Bookman Old Style" w:cs="Bookman Old Style" w:eastAsia="Bookman Old Style" w:hAnsi="Bookman Old Style"/>
-                    <w:sz w:val="24"/>
-                    <w:szCs w:val="24"/>
-                    <w:rtl w:val="0"/>
-                  </w:rPr>
-                  <w:t xml:space="preserve">Rp …………, 00</w:t>
-                </w:r>
-                <w:r>
-                  <w:rPr>
-                    <w:rtl w:val="0"/>
-                  </w:rPr>
-                </w:r>
-              </w:p>
-            </w:tc>
-          </w:tr>
-          <w:tr>
-            <w:trPr>
-              <w:cantSplit w:val="0"/>
-              <w:trHeight w:val="636" w:hRule="atLeast"/>
-              <w:tblHeader w:val="0"/>
-            </w:trPr>
-            <w:tc>
-              <w:tcPr>
-                <w:vMerge w:val="continue"/>
-                <w:vAlign w:val="center"/>
-              </w:tcPr>
-              <w:p>
-                <w:pPr>
-                  <w:spacing w:after="0" w:line="240" w:lineRule="auto"/>
-                  <w:rPr>
-                    <w:rFonts w:ascii="Bookman Old Style" w:cs="Bookman Old Style" w:eastAsia="Bookman Old Style" w:hAnsi="Bookman Old Style"/>
-                    <w:sz w:val="24"/>
-                    <w:szCs w:val="24"/>
-                  </w:rPr>
-                </w:pPr>
-                <w:r>
-                  <w:rPr>
-                    <w:rtl w:val="0"/>
-                  </w:rPr>
-                </w:r>
-              </w:p>
-            </w:tc>
-            <w:tc>
-              <w:tcPr>
-                <w:vMerge w:val="continue"/>
-                <w:vAlign w:val="center"/>
-              </w:tcPr>
-              <w:p>
-                <w:pPr>
-                  <w:spacing w:after="0" w:before="0" w:line="240" w:lineRule="auto"/>
-                  <w:ind w:left="0" w:firstLine="0"/>
-                  <w:jc w:val="center"/>
-                  <w:rPr>
-                    <w:rFonts w:ascii="Bookman Old Style" w:cs="Bookman Old Style" w:eastAsia="Bookman Old Style" w:hAnsi="Bookman Old Style"/>
-                    <w:sz w:val="24"/>
-                    <w:szCs w:val="24"/>
-                  </w:rPr>
-                </w:pPr>
-                <w:r>
-                  <w:rPr>
-                    <w:rtl w:val="0"/>
-                  </w:rPr>
-                </w:r>
-              </w:p>
-            </w:tc>
-            <w:tc>
-              <w:tcPr>
-                <w:vMerge w:val="continue"/>
-                <w:vAlign w:val="center"/>
-              </w:tcPr>
-              <w:p>
-                <w:pPr>
-                  <w:widowControl w:val="0"/>
-                  <w:spacing w:after="0" w:before="0" w:line="240" w:lineRule="auto"/>
-                  <w:ind w:left="0" w:firstLine="0"/>
-                  <w:rPr>
-                    <w:rFonts w:ascii="Bookman Old Style" w:cs="Bookman Old Style" w:eastAsia="Bookman Old Style" w:hAnsi="Bookman Old Style"/>
-                    <w:sz w:val="24"/>
-                    <w:szCs w:val="24"/>
-                  </w:rPr>
-                </w:pPr>
-                <w:r>
-                  <w:rPr>
-                    <w:rtl w:val="0"/>
-                  </w:rPr>
-                </w:r>
-              </w:p>
-            </w:tc>
-            <w:tc>
-              <w:tcPr>
-                <w:vMerge w:val="continue"/>
-                <w:vAlign w:val="center"/>
-              </w:tcPr>
-              <w:p>
-                <w:pPr>
-                  <w:spacing w:after="0" w:before="0" w:line="240" w:lineRule="auto"/>
-                  <w:ind w:left="0" w:firstLine="0"/>
-                  <w:jc w:val="center"/>
-                  <w:rPr>
-                    <w:rFonts w:ascii="Bookman Old Style" w:cs="Bookman Old Style" w:eastAsia="Bookman Old Style" w:hAnsi="Bookman Old Style"/>
-                    <w:sz w:val="24"/>
-                    <w:szCs w:val="24"/>
-                  </w:rPr>
-                </w:pPr>
-                <w:r>
-                  <w:rPr>
-                    <w:rtl w:val="0"/>
-                  </w:rPr>
-                </w:r>
-              </w:p>
-            </w:tc>
-            <w:tc>
-              <w:tcPr>
-                <w:vMerge w:val="continue"/>
-                <w:vAlign w:val="center"/>
-              </w:tcPr>
-              <w:p>
-                <w:pPr>
-                  <w:spacing w:after="0" w:before="0" w:line="240" w:lineRule="auto"/>
-                  <w:ind w:left="0" w:firstLine="0"/>
-                  <w:jc w:val="center"/>
-                  <w:rPr>
-                    <w:rFonts w:ascii="Bookman Old Style" w:cs="Bookman Old Style" w:eastAsia="Bookman Old Style" w:hAnsi="Bookman Old Style"/>
-                    <w:sz w:val="24"/>
-                    <w:szCs w:val="24"/>
-                  </w:rPr>
-                </w:pPr>
-                <w:r>
-                  <w:rPr>
-                    <w:rtl w:val="0"/>
-                  </w:rPr>
-                </w:r>
-              </w:p>
-            </w:tc>
-            <w:tc>
-              <w:tcPr>
-                <w:vMerge w:val="continue"/>
-                <w:vAlign w:val="center"/>
-              </w:tcPr>
-              <w:p>
-                <w:pPr>
-                  <w:spacing w:after="0" w:before="0" w:line="240" w:lineRule="auto"/>
-                  <w:ind w:left="0" w:firstLine="0"/>
-                  <w:jc w:val="center"/>
-                  <w:rPr>
-                    <w:rFonts w:ascii="Bookman Old Style" w:cs="Bookman Old Style" w:eastAsia="Bookman Old Style" w:hAnsi="Bookman Old Style"/>
-                    <w:sz w:val="24"/>
-                    <w:szCs w:val="24"/>
-                  </w:rPr>
-                </w:pPr>
-                <w:r>
-                  <w:rPr>
-                    <w:rtl w:val="0"/>
-                  </w:rPr>
-                </w:r>
-              </w:p>
-            </w:tc>
-          </w:tr>
-          <w:tr>
-            <w:trPr>
-              <w:cantSplit w:val="0"/>
-              <w:trHeight w:val="636" w:hRule="atLeast"/>
-              <w:tblHeader w:val="0"/>
-            </w:trPr>
-            <w:tc>
-              <w:tcPr>
-                <w:vAlign w:val="center"/>
-              </w:tcPr>
-              <w:p>
-                <w:pPr>
-                  <w:numPr>
-                    <w:ilvl w:val="3"/>
-                    <w:numId w:val="16"/>
-                  </w:numPr>
-                  <w:spacing w:after="0" w:line="240" w:lineRule="auto"/>
-                  <w:ind w:left="567" w:hanging="360"/>
-                  <w:rPr>
-                    <w:rFonts w:ascii="Bookman Old Style" w:cs="Bookman Old Style" w:eastAsia="Bookman Old Style" w:hAnsi="Bookman Old Style"/>
-                    <w:sz w:val="24"/>
-                    <w:szCs w:val="24"/>
-                  </w:rPr>
-                </w:pPr>
-                <w:r>
-                  <w:rPr>
-                    <w:rFonts w:ascii="Bookman Old Style" w:cs="Bookman Old Style" w:eastAsia="Bookman Old Style" w:hAnsi="Bookman Old Style"/>
-                    <w:sz w:val="24"/>
-                    <w:szCs w:val="24"/>
-                    <w:rtl w:val="0"/>
-                  </w:rPr>
-                  <w:t xml:space="preserve">Memastikan seluruh kelengkapan dokumen hasil pendataan lapangan usaha besar Sensus Ekonomi 2026</w:t>
-                </w:r>
-              </w:p>
-            </w:tc>
-            <w:tc>
-              <w:tcPr>
-                <w:vMerge w:val="continue"/>
-                <w:vAlign w:val="center"/>
-              </w:tcPr>
-              <w:p>
-                <w:pPr>
-                  <w:spacing w:after="0" w:before="0" w:line="240" w:lineRule="auto"/>
-                  <w:ind w:left="0" w:firstLine="0"/>
-                  <w:jc w:val="center"/>
-                  <w:rPr>
-                    <w:rFonts w:ascii="Bookman Old Style" w:cs="Bookman Old Style" w:eastAsia="Bookman Old Style" w:hAnsi="Bookman Old Style"/>
-                    <w:sz w:val="24"/>
-                    <w:szCs w:val="24"/>
-                  </w:rPr>
-                </w:pPr>
-                <w:r>
-                  <w:rPr>
-                    <w:rtl w:val="0"/>
-                  </w:rPr>
-                </w:r>
-              </w:p>
-            </w:tc>
-            <w:tc>
-              <w:tcPr>
-                <w:vMerge w:val="continue"/>
-                <w:vAlign w:val="center"/>
-              </w:tcPr>
-              <w:p>
-                <w:pPr>
-                  <w:widowControl w:val="0"/>
-                  <w:spacing w:after="0" w:before="0" w:line="240" w:lineRule="auto"/>
-                  <w:ind w:left="0" w:firstLine="0"/>
-                  <w:rPr>
-                    <w:rFonts w:ascii="Bookman Old Style" w:cs="Bookman Old Style" w:eastAsia="Bookman Old Style" w:hAnsi="Bookman Old Style"/>
-                    <w:sz w:val="24"/>
-                    <w:szCs w:val="24"/>
-                  </w:rPr>
-                </w:pPr>
-                <w:r>
-                  <w:rPr>
-                    <w:rtl w:val="0"/>
-                  </w:rPr>
-                </w:r>
-              </w:p>
-            </w:tc>
-            <w:tc>
-              <w:tcPr>
-                <w:vMerge w:val="continue"/>
-                <w:vAlign w:val="center"/>
-              </w:tcPr>
-              <w:p>
-                <w:pPr>
-                  <w:spacing w:after="0" w:before="0" w:line="240" w:lineRule="auto"/>
-                  <w:ind w:left="0" w:firstLine="0"/>
-                  <w:jc w:val="center"/>
-                  <w:rPr>
-                    <w:rFonts w:ascii="Bookman Old Style" w:cs="Bookman Old Style" w:eastAsia="Bookman Old Style" w:hAnsi="Bookman Old Style"/>
-                    <w:sz w:val="24"/>
-                    <w:szCs w:val="24"/>
-                  </w:rPr>
-                </w:pPr>
-                <w:r>
-                  <w:rPr>
-                    <w:rtl w:val="0"/>
-                  </w:rPr>
-                </w:r>
-              </w:p>
-            </w:tc>
-            <w:tc>
-              <w:tcPr>
-                <w:vMerge w:val="continue"/>
-                <w:vAlign w:val="center"/>
-              </w:tcPr>
-              <w:p>
-                <w:pPr>
-                  <w:spacing w:after="0" w:before="0" w:line="240" w:lineRule="auto"/>
-                  <w:ind w:left="0" w:firstLine="0"/>
-                  <w:jc w:val="center"/>
-                  <w:rPr>
-                    <w:rFonts w:ascii="Bookman Old Style" w:cs="Bookman Old Style" w:eastAsia="Bookman Old Style" w:hAnsi="Bookman Old Style"/>
-                    <w:sz w:val="24"/>
-                    <w:szCs w:val="24"/>
-                  </w:rPr>
-                </w:pPr>
-                <w:r>
-                  <w:rPr>
-                    <w:rtl w:val="0"/>
-                  </w:rPr>
-                </w:r>
-              </w:p>
-            </w:tc>
-            <w:tc>
-              <w:tcPr>
-                <w:vMerge w:val="continue"/>
-                <w:vAlign w:val="center"/>
-              </w:tcPr>
-              <w:p>
-                <w:pPr>
-                  <w:spacing w:after="0" w:before="0" w:line="240" w:lineRule="auto"/>
-                  <w:ind w:left="0" w:firstLine="0"/>
-                  <w:jc w:val="center"/>
-                  <w:rPr>
-                    <w:rFonts w:ascii="Bookman Old Style" w:cs="Bookman Old Style" w:eastAsia="Bookman Old Style" w:hAnsi="Bookman Old Style"/>
-                    <w:sz w:val="24"/>
-                    <w:szCs w:val="24"/>
-                  </w:rPr>
-                </w:pPr>
-                <w:r>
-                  <w:rPr>
-                    <w:rtl w:val="0"/>
-                  </w:rPr>
-                </w:r>
-              </w:p>
-            </w:tc>
-          </w:tr>
-          <w:tr>
-            <w:trPr>
-              <w:cantSplit w:val="0"/>
-              <w:trHeight w:val="636" w:hRule="atLeast"/>
-              <w:tblHeader w:val="0"/>
-            </w:trPr>
-            <w:tc>
-              <w:tcPr>
-                <w:vAlign w:val="center"/>
-              </w:tcPr>
-              <w:p>
-                <w:pPr>
-                  <w:numPr>
-                    <w:ilvl w:val="3"/>
-                    <w:numId w:val="16"/>
-                  </w:numPr>
-                  <w:spacing w:after="0" w:line="240" w:lineRule="auto"/>
-                  <w:ind w:left="567" w:hanging="360"/>
-                  <w:rPr>
-                    <w:rFonts w:ascii="Bookman Old Style" w:cs="Bookman Old Style" w:eastAsia="Bookman Old Style" w:hAnsi="Bookman Old Style"/>
-                    <w:sz w:val="24"/>
-                    <w:szCs w:val="24"/>
-                  </w:rPr>
-                </w:pPr>
-                <w:r>
-                  <w:rPr>
-                    <w:rFonts w:ascii="Bookman Old Style" w:cs="Bookman Old Style" w:eastAsia="Bookman Old Style" w:hAnsi="Bookman Old Style"/>
-                    <w:sz w:val="24"/>
-                    <w:szCs w:val="24"/>
-                    <w:rtl w:val="0"/>
-                  </w:rPr>
-                  <w:t xml:space="preserve">Melakukan pendataan lapangan usaha besar Sensus Ekonomi 2026 Sensus Ekonomi 2026 termin II</w:t>
-                </w:r>
-              </w:p>
-            </w:tc>
-            <w:tc>
-              <w:tcPr>
-                <w:vMerge w:val="restart"/>
-                <w:vAlign w:val="center"/>
-              </w:tcPr>
-              <w:p>
-                <w:pPr>
-                  <w:spacing w:after="0" w:line="240" w:lineRule="auto"/>
-                  <w:jc w:val="center"/>
-                  <w:rPr>
-                    <w:rFonts w:ascii="Bookman Old Style" w:cs="Bookman Old Style" w:eastAsia="Bookman Old Style" w:hAnsi="Bookman Old Style"/>
-                    <w:sz w:val="24"/>
-                    <w:szCs w:val="24"/>
-                  </w:rPr>
-                </w:pPr>
-                <w:r>
-                  <w:rPr>
-                    <w:rFonts w:ascii="Bookman Old Style" w:cs="Bookman Old Style" w:eastAsia="Bookman Old Style" w:hAnsi="Bookman Old Style"/>
-                    <w:sz w:val="24"/>
-                    <w:szCs w:val="24"/>
-                    <w:rtl w:val="0"/>
-                  </w:rPr>
-                  <w:t xml:space="preserve">31 Agustus 2026</w:t>
-                </w:r>
-              </w:p>
-            </w:tc>
-            <w:tc>
-              <w:tcPr>
-                <w:vMerge w:val="restart"/>
-                <w:vAlign w:val="center"/>
-              </w:tcPr>
-              <w:p>
-                <w:pPr>
-                  <w:spacing w:after="0" w:line="240" w:lineRule="auto"/>
-                  <w:jc w:val="center"/>
-                  <w:rPr>
-                    <w:rFonts w:ascii="Bookman Old Style" w:cs="Bookman Old Style" w:eastAsia="Bookman Old Style" w:hAnsi="Bookman Old Style"/>
-                    <w:sz w:val="24"/>
-                    <w:szCs w:val="24"/>
-                  </w:rPr>
-                </w:pPr>
-                <w:r>
-                  <w:rPr>
-                    <w:rFonts w:ascii="Bookman Old Style" w:cs="Bookman Old Style" w:eastAsia="Bookman Old Style" w:hAnsi="Bookman Old Style"/>
-                    <w:sz w:val="24"/>
-                    <w:szCs w:val="24"/>
-                    <w:rtl w:val="0"/>
-                  </w:rPr>
-                  <w:t xml:space="preserve">60%</w:t>
-                </w:r>
-              </w:p>
-            </w:tc>
-            <w:tc>
-              <w:tcPr>
-                <w:vMerge w:val="restart"/>
-                <w:vAlign w:val="center"/>
-              </w:tcPr>
-              <w:p>
-                <w:pPr>
-                  <w:spacing w:after="0" w:line="240" w:lineRule="auto"/>
-                  <w:jc w:val="center"/>
-                  <w:rPr>
-                    <w:rFonts w:ascii="Bookman Old Style" w:cs="Bookman Old Style" w:eastAsia="Bookman Old Style" w:hAnsi="Bookman Old Style"/>
-                    <w:strike w:val="1"/>
-                    <w:sz w:val="24"/>
-                    <w:szCs w:val="24"/>
-                  </w:rPr>
-                </w:pPr>
-                <w:r>
-                  <w:rPr>
-                    <w:rFonts w:ascii="Bookman Old Style" w:cs="Bookman Old Style" w:eastAsia="Bookman Old Style" w:hAnsi="Bookman Old Style"/>
-                    <w:sz w:val="24"/>
-                    <w:szCs w:val="24"/>
-                    <w:rtl w:val="0"/>
-                  </w:rPr>
-                  <w:t xml:space="preserve">…</w:t>
-                </w:r>
-                <w:r>
-                  <w:rPr>
-                    <w:rtl w:val="0"/>
-                  </w:rPr>
-                </w:r>
-              </w:p>
-            </w:tc>
-            <w:tc>
-              <w:tcPr>
-                <w:vMerge w:val="restart"/>
-                <w:vAlign w:val="center"/>
-              </w:tcPr>
-              <w:p>
-                <w:pPr>
-                  <w:spacing w:after="0" w:line="240" w:lineRule="auto"/>
-                  <w:jc w:val="center"/>
-                  <w:rPr>
-                    <w:rFonts w:ascii="Bookman Old Style" w:cs="Bookman Old Style" w:eastAsia="Bookman Old Style" w:hAnsi="Bookman Old Style"/>
-                    <w:strike w:val="1"/>
-                    <w:sz w:val="24"/>
-                    <w:szCs w:val="24"/>
-                  </w:rPr>
-                </w:pPr>
-                <w:r>
-                  <w:rPr>
-                    <w:rFonts w:ascii="Bookman Old Style" w:cs="Bookman Old Style" w:eastAsia="Bookman Old Style" w:hAnsi="Bookman Old Style"/>
-                    <w:sz w:val="24"/>
-                    <w:szCs w:val="24"/>
-                    <w:rtl w:val="0"/>
-                  </w:rPr>
-                  <w:t xml:space="preserve">usaha besar</w:t>
-                </w:r>
-                <w:r>
-                  <w:rPr>
-                    <w:rtl w:val="0"/>
-                  </w:rPr>
-                </w:r>
-              </w:p>
-            </w:tc>
-            <w:tc>
-              <w:tcPr>
-                <w:vMerge w:val="restart"/>
-                <w:vAlign w:val="center"/>
-              </w:tcPr>
-              <w:p>
-                <w:pPr>
-                  <w:spacing w:after="0" w:line="240" w:lineRule="auto"/>
-                  <w:jc w:val="center"/>
-                  <w:rPr>
-                    <w:rFonts w:ascii="Bookman Old Style" w:cs="Bookman Old Style" w:eastAsia="Bookman Old Style" w:hAnsi="Bookman Old Style"/>
-                    <w:i w:val="1"/>
-                    <w:iCs w:val="1"/>
-                    <w:sz w:val="24"/>
-                    <w:szCs w:val="24"/>
-                  </w:rPr>
-                </w:pPr>
-                <w:r>
-                  <w:rPr>
-                    <w:rFonts w:ascii="Bookman Old Style" w:cs="Bookman Old Style" w:eastAsia="Bookman Old Style" w:hAnsi="Bookman Old Style"/>
-                    <w:sz w:val="24"/>
-                    <w:szCs w:val="24"/>
-                    <w:rtl w:val="0"/>
-                  </w:rPr>
-                  <w:t xml:space="preserve">Rp …………, 00</w:t>
-                </w:r>
-                <w:r>
-                  <w:rPr>
-                    <w:rtl w:val="0"/>
-                  </w:rPr>
-                </w:r>
-              </w:p>
-            </w:tc>
-          </w:tr>
-          <w:tr>
-            <w:trPr>
-              <w:cantSplit w:val="0"/>
-              <w:trHeight w:val="636" w:hRule="atLeast"/>
-              <w:tblHeader w:val="0"/>
-            </w:trPr>
-            <w:tc>
-              <w:tcPr>
-                <w:vAlign w:val="center"/>
-              </w:tcPr>
-              <w:p>
-                <w:pPr>
-                  <w:numPr>
-                    <w:ilvl w:val="3"/>
-                    <w:numId w:val="16"/>
-                  </w:numPr>
-                  <w:spacing w:after="0" w:line="240" w:lineRule="auto"/>
-                  <w:ind w:left="567" w:hanging="360"/>
-                  <w:rPr>
-                    <w:rFonts w:ascii="Bookman Old Style" w:cs="Bookman Old Style" w:eastAsia="Bookman Old Style" w:hAnsi="Bookman Old Style"/>
-                    <w:sz w:val="24"/>
-                    <w:szCs w:val="24"/>
-                  </w:rPr>
-                </w:pPr>
-                <w:r>
-                  <w:rPr>
-                    <w:rFonts w:ascii="Bookman Old Style" w:cs="Bookman Old Style" w:eastAsia="Bookman Old Style" w:hAnsi="Bookman Old Style"/>
-                    <w:sz w:val="24"/>
-                    <w:szCs w:val="24"/>
-                    <w:rtl w:val="0"/>
-                  </w:rPr>
-                  <w:t xml:space="preserve">Memastikan seluruh kelengkapan dokumen hasil pendataan lapangan usaha besar Sensus Ekonomi 2026</w:t>
-                </w:r>
-              </w:p>
-            </w:tc>
-            <w:tc>
-              <w:tcPr>
-                <w:vMerge w:val="continue"/>
-                <w:vAlign w:val="center"/>
-              </w:tcPr>
-              <w:p>
-                <w:pPr>
-                  <w:spacing w:after="0" w:line="240" w:lineRule="auto"/>
-                  <w:jc w:val="center"/>
-                  <w:rPr>
-                    <w:rFonts w:ascii="Bookman Old Style" w:cs="Bookman Old Style" w:eastAsia="Bookman Old Style" w:hAnsi="Bookman Old Style"/>
-                    <w:sz w:val="24"/>
-                    <w:szCs w:val="24"/>
-                  </w:rPr>
-                </w:pPr>
-                <w:r>
-                  <w:rPr>
-                    <w:rFonts w:ascii="Bookman Old Style" w:cs="Bookman Old Style" w:eastAsia="Bookman Old Style" w:hAnsi="Bookman Old Style"/>
-                    <w:sz w:val="24"/>
-                    <w:szCs w:val="24"/>
-                    <w:rtl w:val="0"/>
-                  </w:rPr>
-                  <w:t xml:space="preserve">16 Juli 2026-31 Agustus 2026</w:t>
-                </w:r>
-              </w:p>
-            </w:tc>
-            <w:tc>
-              <w:tcPr>
-                <w:vMerge w:val="continue"/>
-                <w:vAlign w:val="center"/>
-              </w:tcPr>
-              <w:p>
-                <w:pPr>
-                  <w:widowControl w:val="0"/>
-                  <w:spacing w:after="0" w:line="276" w:lineRule="auto"/>
-                  <w:rPr>
-                    <w:rFonts w:ascii="Bookman Old Style" w:cs="Bookman Old Style" w:eastAsia="Bookman Old Style" w:hAnsi="Bookman Old Style"/>
-                    <w:sz w:val="24"/>
-                    <w:szCs w:val="24"/>
-                  </w:rPr>
-                </w:pPr>
-                <w:r>
-                  <w:rPr>
-                    <w:rtl w:val="0"/>
-                  </w:rPr>
-                </w:r>
-              </w:p>
-            </w:tc>
-            <w:tc>
-              <w:tcPr>
-                <w:vMerge w:val="continue"/>
-                <w:vAlign w:val="center"/>
-              </w:tcPr>
-              <w:p>
-                <w:pPr>
-                  <w:spacing w:after="0" w:line="240" w:lineRule="auto"/>
-                  <w:jc w:val="center"/>
-                  <w:rPr>
-                    <w:rFonts w:ascii="Bookman Old Style" w:cs="Bookman Old Style" w:eastAsia="Bookman Old Style" w:hAnsi="Bookman Old Style"/>
-                    <w:sz w:val="24"/>
-                    <w:szCs w:val="24"/>
-                  </w:rPr>
-                </w:pPr>
-                <w:r>
-                  <w:rPr>
-                    <w:rtl w:val="0"/>
-                  </w:rPr>
-                </w:r>
-              </w:p>
-            </w:tc>
-            <w:tc>
-              <w:tcPr>
-                <w:vMerge w:val="continue"/>
-                <w:vAlign w:val="center"/>
-              </w:tcPr>
-              <w:p>
-                <w:pPr>
-                  <w:spacing w:after="0" w:line="240" w:lineRule="auto"/>
-                  <w:jc w:val="center"/>
-                  <w:rPr>
-                    <w:rFonts w:ascii="Bookman Old Style" w:cs="Bookman Old Style" w:eastAsia="Bookman Old Style" w:hAnsi="Bookman Old Style"/>
-                    <w:sz w:val="24"/>
-                    <w:szCs w:val="24"/>
-                  </w:rPr>
-                </w:pPr>
-                <w:r>
-                  <w:rPr>
-                    <w:rtl w:val="0"/>
-                  </w:rPr>
-                </w:r>
-              </w:p>
-            </w:tc>
-            <w:tc>
-              <w:tcPr>
-                <w:vMerge w:val="continue"/>
-                <w:vAlign w:val="center"/>
-              </w:tcPr>
-              <w:p>
-                <w:pPr>
-                  <w:spacing w:after="0" w:line="240" w:lineRule="auto"/>
-                  <w:jc w:val="center"/>
-                  <w:rPr>
-                    <w:rFonts w:ascii="Bookman Old Style" w:cs="Bookman Old Style" w:eastAsia="Bookman Old Style" w:hAnsi="Bookman Old Style"/>
-                    <w:sz w:val="24"/>
-                    <w:szCs w:val="24"/>
-                  </w:rPr>
-                </w:pPr>
-                <w:r>
-                  <w:rPr>
-                    <w:rtl w:val="0"/>
-                  </w:rPr>
-                </w:r>
-              </w:p>
-            </w:tc>
-          </w:tr>
-          <w:tr>
-            <w:trPr>
-              <w:cantSplit w:val="0"/>
-              <w:trHeight w:val="636" w:hRule="atLeast"/>
-              <w:tblHeader w:val="0"/>
-            </w:trPr>
-            <w:tc>
-              <w:tcPr>
-                <w:vAlign w:val="center"/>
-              </w:tcPr>
-              <w:p>
-                <w:pPr>
-                  <w:spacing w:after="0" w:line="240" w:lineRule="auto"/>
-                  <w:ind w:left="567" w:firstLine="0"/>
-                  <w:rPr>
-                    <w:rFonts w:ascii="Bookman Old Style" w:cs="Bookman Old Style" w:eastAsia="Bookman Old Style" w:hAnsi="Bookman Old Style"/>
-                    <w:sz w:val="24"/>
-                    <w:szCs w:val="24"/>
-                  </w:rPr>
-                </w:pPr>
-                <w:r>
-                  <w:rPr>
-                    <w:rFonts w:ascii="Bookman Old Style" w:cs="Bookman Old Style" w:eastAsia="Bookman Old Style" w:hAnsi="Bookman Old Style"/>
-                    <w:sz w:val="24"/>
-                    <w:szCs w:val="24"/>
-                    <w:rtl w:val="0"/>
-                  </w:rPr>
-                  <w:t xml:space="preserve">Total</w:t>
-                </w:r>
-              </w:p>
-            </w:tc>
-            <w:tc>
-              <w:tcPr>
-                <w:vAlign w:val="center"/>
-              </w:tcPr>
-              <w:p>
-                <w:pPr>
-                  <w:spacing w:after="0" w:line="240" w:lineRule="auto"/>
-                  <w:jc w:val="center"/>
-                  <w:rPr>
-                    <w:rFonts w:ascii="Bookman Old Style" w:cs="Bookman Old Style" w:eastAsia="Bookman Old Style" w:hAnsi="Bookman Old Style"/>
-                    <w:sz w:val="24"/>
-                    <w:szCs w:val="24"/>
-                  </w:rPr>
-                </w:pPr>
-                <w:r>
-                  <w:rPr>
-                    <w:rFonts w:ascii="Bookman Old Style" w:cs="Bookman Old Style" w:eastAsia="Bookman Old Style" w:hAnsi="Bookman Old Style"/>
-                    <w:sz w:val="24"/>
-                    <w:szCs w:val="24"/>
-                    <w:rtl w:val="0"/>
-                  </w:rPr>
-                  <w:t xml:space="preserve">15 Juni 2026 - 31 Agustus 2026</w:t>
-                </w:r>
-              </w:p>
-            </w:tc>
-            <w:tc>
-              <w:tcPr>
-                <w:vAlign w:val="center"/>
-              </w:tcPr>
-              <w:p>
-                <w:pPr>
-                  <w:spacing w:after="0" w:line="240" w:lineRule="auto"/>
-                  <w:jc w:val="center"/>
-                  <w:rPr>
-                    <w:rFonts w:ascii="Bookman Old Style" w:cs="Bookman Old Style" w:eastAsia="Bookman Old Style" w:hAnsi="Bookman Old Style"/>
-                    <w:sz w:val="24"/>
-                    <w:szCs w:val="24"/>
-                  </w:rPr>
-                </w:pPr>
-                <w:r>
-                  <w:rPr>
-                    <w:rFonts w:ascii="Bookman Old Style" w:cs="Bookman Old Style" w:eastAsia="Bookman Old Style" w:hAnsi="Bookman Old Style"/>
-                    <w:sz w:val="24"/>
-                    <w:szCs w:val="24"/>
-                    <w:rtl w:val="0"/>
-                  </w:rPr>
-                  <w:t xml:space="preserve">100%</w:t>
-                </w:r>
-              </w:p>
-            </w:tc>
-            <w:tc>
-              <w:tcPr>
-                <w:vAlign w:val="center"/>
-              </w:tcPr>
-              <w:p>
-                <w:pPr>
-                  <w:spacing w:after="0" w:line="240" w:lineRule="auto"/>
-                  <w:jc w:val="center"/>
-                  <w:rPr>
-                    <w:rFonts w:ascii="Bookman Old Style" w:cs="Bookman Old Style" w:eastAsia="Bookman Old Style" w:hAnsi="Bookman Old Style"/>
-                    <w:strike w:val="1"/>
-                    <w:sz w:val="24"/>
-                    <w:szCs w:val="24"/>
-                  </w:rPr>
-                </w:pPr>
-                <w:r>
-                  <w:rPr>
-                    <w:rFonts w:ascii="Bookman Old Style" w:cs="Bookman Old Style" w:eastAsia="Bookman Old Style" w:hAnsi="Bookman Old Style"/>
-                    <w:sz w:val="24"/>
-                    <w:szCs w:val="24"/>
-                    <w:rtl w:val="0"/>
-                  </w:rPr>
-                  <w:t xml:space="preserve">…</w:t>
-                </w:r>
-                <w:r>
-                  <w:rPr>
-                    <w:rtl w:val="0"/>
-                  </w:rPr>
-                </w:r>
-              </w:p>
-            </w:tc>
-            <w:tc>
-              <w:tcPr>
-                <w:vAlign w:val="center"/>
-              </w:tcPr>
-              <w:p>
-                <w:pPr>
-                  <w:spacing w:after="0" w:line="240" w:lineRule="auto"/>
-                  <w:jc w:val="center"/>
-                  <w:rPr>
-                    <w:rFonts w:ascii="Bookman Old Style" w:cs="Bookman Old Style" w:eastAsia="Bookman Old Style" w:hAnsi="Bookman Old Style"/>
-                    <w:strike w:val="1"/>
-                    <w:sz w:val="24"/>
-                    <w:szCs w:val="24"/>
-                  </w:rPr>
-                </w:pPr>
-                <w:r>
-                  <w:rPr>
-                    <w:rFonts w:ascii="Bookman Old Style" w:cs="Bookman Old Style" w:eastAsia="Bookman Old Style" w:hAnsi="Bookman Old Style"/>
-                    <w:sz w:val="24"/>
-                    <w:szCs w:val="24"/>
-                    <w:rtl w:val="0"/>
-                  </w:rPr>
-                  <w:t xml:space="preserve">usaha besar</w:t>
-                </w:r>
-                <w:r>
-                  <w:rPr>
-                    <w:rtl w:val="0"/>
-                  </w:rPr>
-                </w:r>
-              </w:p>
-            </w:tc>
-            <w:tc>
-              <w:tcPr>
-                <w:vMerge w:val="restart"/>
-                <w:vAlign w:val="center"/>
-              </w:tcPr>
-              <w:p>
-                <w:pPr>
-                  <w:spacing w:after="0" w:line="240" w:lineRule="auto"/>
-                  <w:jc w:val="center"/>
-                  <w:rPr>
-                    <w:rFonts w:ascii="Bookman Old Style" w:cs="Bookman Old Style" w:eastAsia="Bookman Old Style" w:hAnsi="Bookman Old Style"/>
-                    <w:sz w:val="24"/>
-                    <w:szCs w:val="24"/>
-                  </w:rPr>
-                </w:pPr>
-                <w:r>
-                  <w:rPr>
-                    <w:rFonts w:ascii="Bookman Old Style" w:cs="Bookman Old Style" w:eastAsia="Bookman Old Style" w:hAnsi="Bookman Old Style"/>
-                    <w:sz w:val="24"/>
-                    <w:szCs w:val="24"/>
-                    <w:rtl w:val="0"/>
-                  </w:rPr>
-                  <w:t xml:space="preserve">Rp …………, 00</w:t>
-                  <w:br w:type="textWrapping"/>
-                </w:r>
-              </w:p>
-            </w:tc>
-          </w:tr>
-          <w:tr>
-            <w:trPr>
-              <w:cantSplit w:val="0"/>
-              <w:trHeight w:val="694" w:hRule="atLeast"/>
-              <w:tblHeader w:val="0"/>
-            </w:trPr>
-            <w:tc>
-              <w:tcPr>
-                <w:gridSpan w:val="4"/>
-                <w:vAlign w:val="center"/>
-              </w:tcPr>
-              <w:p>
-                <w:pPr>
-                  <w:spacing w:after="0" w:line="240" w:lineRule="auto"/>
-                  <w:jc w:val="center"/>
-                  <w:rPr>
-                    <w:rFonts w:ascii="Bookman Old Style" w:cs="Bookman Old Style" w:eastAsia="Bookman Old Style" w:hAnsi="Bookman Old Style"/>
-                    <w:i w:val="1"/>
-                    <w:iCs w:val="1"/>
-                    <w:sz w:val="24"/>
-                    <w:szCs w:val="24"/>
-                  </w:rPr>
-                </w:pPr>
-                <w:r>
-                  <w:rPr>
-                    <w:rFonts w:ascii="Bookman Old Style" w:cs="Bookman Old Style" w:eastAsia="Bookman Old Style" w:hAnsi="Bookman Old Style"/>
-                    <w:i w:val="1"/>
-                    <w:iCs w:val="1"/>
-                    <w:sz w:val="24"/>
-                    <w:szCs w:val="24"/>
-                    <w:rtl w:val="0"/>
-                  </w:rPr>
-                  <w:t xml:space="preserve">Terbilang: ${terbilang_total}</w:t>
-                </w:r>
-              </w:p>
-            </w:tc>
-            <w:tc>
-              <w:tcPr>
-                <w:vAlign w:val="center"/>
-              </w:tcPr>
-              <w:p>
-                <w:pPr>
-                  <w:widowControl w:val="0"/>
-                  <w:spacing w:after="0" w:line="276" w:lineRule="auto"/>
-                  <w:rPr>
-                    <w:rFonts w:ascii="Bookman Old Style" w:cs="Bookman Old Style" w:eastAsia="Bookman Old Style" w:hAnsi="Bookman Old Style"/>
-                    <w:i w:val="1"/>
-                    <w:iCs w:val="1"/>
-                    <w:sz w:val="24"/>
-                    <w:szCs w:val="24"/>
-                  </w:rPr>
-                </w:pPr>
-                <w:r>
-                  <w:rPr>
-                    <w:rtl w:val="0"/>
-                  </w:rPr>
-                </w:r>
-              </w:p>
-            </w:tc>
-            <w:tc>
-              <w:tcPr>
-                <w:vMerge w:val="continue"/>
-                <w:vAlign w:val="center"/>
-              </w:tcPr>
-              <w:p>
-                <w:pPr>
-                  <w:spacing w:after="0" w:before="0" w:line="240" w:lineRule="auto"/>
-                  <w:ind w:left="0" w:firstLine="0"/>
-                  <w:jc w:val="center"/>
-                  <w:rPr>
-                    <w:rFonts w:ascii="Bookman Old Style" w:cs="Bookman Old Style" w:eastAsia="Bookman Old Style" w:hAnsi="Bookman Old Style"/>
-                    <w:sz w:val="24"/>
-                    <w:szCs w:val="24"/>
-                  </w:rPr>
-                </w:pPr>
-                <w:r>
-                  <w:rPr>
-                    <w:rtl w:val="0"/>
-                  </w:rPr>
-                </w:r>
-              </w:p>
-            </w:tc>
-          </w:tr>
-        </w:tbl>
-      </w:sdtContent>
-    </w:sdt>
-    <w:p>
-      <w:pPr>
-        <w:spacing w:after="0" w:before="120" w:line="240" w:lineRule="auto"/>
-        <w:rPr>
-          <w:rFonts w:ascii="Bookman Old Style" w:cs="Bookman Old Style" w:eastAsia="Bookman Old Style" w:hAnsi="Bookman Old Style"/>
-          <w:b w:val="1"/>
-          <w:bCs w:val="1"/>
-          <w:sz w:val="24"/>
-          <w:szCs w:val="24"/>
-        </w:rPr>
-      </w:pPr>
-      <w:r>
-        <w:rPr>
-          <w:rtl w:val="0"/>
-        </w:rPr>
-      </w:r>
-    </w:p>
-    <w:p>
-      <w:pPr>
-        <w:spacing w:after="0" w:before="120" w:line="240" w:lineRule="auto"/>
-        <w:rPr>
-          <w:rFonts w:ascii="Bookman Old Style" w:cs="Bookman Old Style" w:eastAsia="Bookman Old Style" w:hAnsi="Bookman Old Style"/>
-          <w:sz w:val="24"/>
-          <w:szCs w:val="24"/>
-        </w:rPr>
-      </w:pPr>
-      <w:r>
-        <w:rPr>
-          <w:rtl w:val="0"/>
-        </w:rPr>
-      </w:r>
-    </w:p>
-    <w:p>
-      <w:pPr>
-        <w:spacing w:after="0" w:before="120" w:line="240" w:lineRule="auto"/>
-        <w:rPr>
-          <w:rFonts w:ascii="Bookman Old Style" w:cs="Bookman Old Style" w:eastAsia="Bookman Old Style" w:hAnsi="Bookman Old Style"/>
-          <w:sz w:val="24"/>
-          <w:szCs w:val="24"/>
-        </w:rPr>
-      </w:pPr>
-      <w:r>
-        <w:rPr>
-          <w:rtl w:val="0"/>
-        </w:rPr>
-      </w:r>
-    </w:p>
-    <w:p>
-      <w:pPr>
-        <w:spacing w:after="0" w:before="120" w:line="240" w:lineRule="auto"/>
-        <w:rPr>
-          <w:rFonts w:ascii="Bookman Old Style" w:cs="Bookman Old Style" w:eastAsia="Bookman Old Style" w:hAnsi="Bookman Old Style"/>
-          <w:sz w:val="24"/>
-          <w:szCs w:val="24"/>
-        </w:rPr>
-      </w:pPr>
-      <w:r>
-        <w:rPr>
-          <w:rtl w:val="0"/>
-        </w:rPr>
-      </w:r>
-    </w:p>
-    <w:p>
-      <w:pPr>
-        <w:spacing w:after="0" w:line="240" w:lineRule="auto"/>
-        <w:ind w:left="0" w:firstLine="0"/>
-        <w:rPr>
-          <w:rFonts w:ascii="Bookman Old Style" w:cs="Bookman Old Style" w:eastAsia="Bookman Old Style" w:hAnsi="Bookman Old Style"/>
-          <w:sz w:val="24"/>
-          <w:szCs w:val="24"/>
-        </w:rPr>
-      </w:pPr>
-      <w:r>
-        <w:rPr>
-          <w:rtl w:val="0"/>
-        </w:rPr>
-      </w:r>
-    </w:p>
-    <w:p>
-      <w:pPr>
-        <w:spacing w:after="0" w:line="240" w:lineRule="auto"/>
-        <w:ind w:left="0" w:firstLine="0"/>
-        <w:rPr>
-          <w:rFonts w:ascii="Bookman Old Style" w:cs="Bookman Old Style" w:eastAsia="Bookman Old Style" w:hAnsi="Bookman Old Style"/>
-          <w:sz w:val="24"/>
-          <w:szCs w:val="24"/>
-        </w:rPr>
-      </w:pPr>
-      <w:r>
-        <w:rPr>
-          <w:rtl w:val="0"/>
-        </w:rPr>
-      </w:r>
-    </w:p>
-    <w:p>
-      <w:pPr>
-        <w:spacing w:after="0" w:line="240" w:lineRule="auto"/>
-        <w:ind w:left="0" w:firstLine="0"/>
-        <w:rPr>
-          <w:rFonts w:ascii="Bookman Old Style" w:cs="Bookman Old Style" w:eastAsia="Bookman Old Style" w:hAnsi="Bookman Old Style"/>
-          <w:sz w:val="24"/>
-          <w:szCs w:val="24"/>
-        </w:rPr>
-      </w:pPr>
-      <w:r>
-        <w:rPr>
-          <w:rtl w:val="0"/>
-        </w:rPr>
-      </w:r>
-    </w:p>
-    <w:p>
-      <w:pPr>
-        <w:spacing w:after="0" w:line="240" w:lineRule="auto"/>
-        <w:ind w:left="0" w:firstLine="0"/>
-        <w:rPr>
-          <w:rFonts w:ascii="Bookman Old Style" w:cs="Bookman Old Style" w:eastAsia="Bookman Old Style" w:hAnsi="Bookman Old Style"/>
-          <w:sz w:val="24"/>
-          <w:szCs w:val="24"/>
-        </w:rPr>
-      </w:pPr>
-      <w:r>
-        <w:rPr>
-          <w:rtl w:val="0"/>
-        </w:rPr>
-      </w:r>
-    </w:p>
-    <w:p>
-      <w:pPr>
-        <w:spacing w:after="0" w:line="240" w:lineRule="auto"/>
-        <w:ind w:left="0" w:firstLine="0"/>
-        <w:rPr>
-          <w:rFonts w:ascii="Bookman Old Style" w:cs="Bookman Old Style" w:eastAsia="Bookman Old Style" w:hAnsi="Bookman Old Style"/>
-          <w:sz w:val="24"/>
-          <w:szCs w:val="24"/>
-        </w:rPr>
-      </w:pPr>
-      <w:r>
-        <w:rPr>
-          <w:rtl w:val="0"/>
-        </w:rPr>
-      </w:r>
-    </w:p>
-    <w:p>
-      <w:pPr>
-        <w:spacing w:after="0" w:line="240" w:lineRule="auto"/>
-        <w:ind w:left="0" w:firstLine="0"/>
-        <w:rPr>
-          <w:rFonts w:ascii="Bookman Old Style" w:cs="Bookman Old Style" w:eastAsia="Bookman Old Style" w:hAnsi="Bookman Old Style"/>
-          <w:sz w:val="24"/>
-          <w:szCs w:val="24"/>
-        </w:rPr>
-      </w:pPr>
-      <w:r>
-        <w:rPr>
-          <w:rtl w:val="0"/>
-        </w:rPr>
-      </w:r>
-    </w:p>
-    <w:p>
-      <w:pPr>
-        <w:spacing w:after="0" w:line="240" w:lineRule="auto"/>
-        <w:ind w:left="0" w:firstLine="0"/>
-        <w:rPr>
-          <w:rFonts w:ascii="Bookman Old Style" w:cs="Bookman Old Style" w:eastAsia="Bookman Old Style" w:hAnsi="Bookman Old Style"/>
-          <w:sz w:val="24"/>
-          <w:szCs w:val="24"/>
-        </w:rPr>
-      </w:pPr>
-      <w:r>
-        <w:rPr>
-          <w:rtl w:val="0"/>
-        </w:rPr>
-      </w:r>
-    </w:p>
-    <w:p>
-      <w:pPr>
-        <w:spacing w:after="0" w:line="240" w:lineRule="auto"/>
-        <w:ind w:left="0" w:firstLine="0"/>
-        <w:rPr>
-          <w:rFonts w:ascii="Bookman Old Style" w:cs="Bookman Old Style" w:eastAsia="Bookman Old Style" w:hAnsi="Bookman Old Style"/>
-          <w:sz w:val="24"/>
-          <w:szCs w:val="24"/>
-        </w:rPr>
-      </w:pPr>
-      <w:r>
-        <w:rPr>
-          <w:rtl w:val="0"/>
-        </w:rPr>
-      </w:r>
-    </w:p>
-    <w:p>
-      <w:pPr>
-        <w:spacing w:after="0" w:line="240" w:lineRule="auto"/>
-        <w:ind w:left="0" w:firstLine="0"/>
-        <w:rPr>
-          <w:rFonts w:ascii="Bookman Old Style" w:cs="Bookman Old Style" w:eastAsia="Bookman Old Style" w:hAnsi="Bookman Old Style"/>
-          <w:sz w:val="24"/>
-          <w:szCs w:val="24"/>
-        </w:rPr>
-      </w:pPr>
-      <w:r>
-        <w:rPr>
-          <w:rtl w:val="0"/>
-        </w:rPr>
-      </w:r>
-    </w:p>
-    <w:p>
-      <w:pPr>
-        <w:spacing w:after="0" w:line="240" w:lineRule="auto"/>
-        <w:ind w:left="0" w:firstLine="0"/>
-        <w:rPr>
-          <w:rFonts w:ascii="Bookman Old Style" w:cs="Bookman Old Style" w:eastAsia="Bookman Old Style" w:hAnsi="Bookman Old Style"/>
-          <w:sz w:val="24"/>
-          <w:szCs w:val="24"/>
-        </w:rPr>
-      </w:pPr>
-      <w:r>
-        <w:rPr>
-          <w:rtl w:val="0"/>
-        </w:rPr>
-      </w:r>
-    </w:p>
-    <w:p>
-      <w:pPr>
-        <w:spacing w:after="0" w:line="240" w:lineRule="auto"/>
-        <w:ind w:left="0" w:firstLine="0"/>
-        <w:rPr>
-          <w:rFonts w:ascii="Bookman Old Style" w:cs="Bookman Old Style" w:eastAsia="Bookman Old Style" w:hAnsi="Bookman Old Style"/>
-          <w:sz w:val="24"/>
-          <w:szCs w:val="24"/>
-        </w:rPr>
-      </w:pPr>
-      <w:r>
-        <w:rPr>
-          <w:rtl w:val="0"/>
-        </w:rPr>
-      </w:r>
-    </w:p>
-    <w:p>
-      <w:pPr>
-        <w:spacing w:after="0" w:line="240" w:lineRule="auto"/>
-        <w:ind w:left="0" w:firstLine="0"/>
-        <w:rPr>
-          <w:rFonts w:ascii="Bookman Old Style" w:cs="Bookman Old Style" w:eastAsia="Bookman Old Style" w:hAnsi="Bookman Old Style"/>
-          <w:sz w:val="24"/>
-          <w:szCs w:val="24"/>
-        </w:rPr>
-      </w:pPr>
-      <w:r>
-        <w:rPr>
-          <w:rtl w:val="0"/>
-        </w:rPr>
-      </w:r>
-    </w:p>
-    <w:p>
-      <w:pPr>
-        <w:spacing w:after="0" w:line="240" w:lineRule="auto"/>
-        <w:ind w:left="0" w:firstLine="0"/>
-        <w:rPr>
-          <w:rFonts w:ascii="Bookman Old Style" w:cs="Bookman Old Style" w:eastAsia="Bookman Old Style" w:hAnsi="Bookman Old Style"/>
-          <w:sz w:val="24"/>
-          <w:szCs w:val="24"/>
-        </w:rPr>
-      </w:pPr>
-      <w:r>
-        <w:rPr>
-          <w:rtl w:val="0"/>
-        </w:rPr>
-      </w:r>
-    </w:p>
-    <w:p>
-      <w:pPr>
-        <w:spacing w:after="0" w:line="240" w:lineRule="auto"/>
-        <w:ind w:left="0" w:firstLine="0"/>
-        <w:rPr>
-          <w:rFonts w:ascii="Bookman Old Style" w:cs="Bookman Old Style" w:eastAsia="Bookman Old Style" w:hAnsi="Bookman Old Style"/>
-          <w:sz w:val="24"/>
-          <w:szCs w:val="24"/>
-        </w:rPr>
-      </w:pPr>
-      <w:r>
-        <w:rPr>
-          <w:rtl w:val="0"/>
-        </w:rPr>
-      </w:r>
-    </w:p>
-    <w:p>
-      <w:pPr>
-        <w:spacing w:after="0" w:line="240" w:lineRule="auto"/>
-        <w:ind w:left="0" w:firstLine="0"/>
-        <w:rPr>
-          <w:rFonts w:ascii="Bookman Old Style" w:cs="Bookman Old Style" w:eastAsia="Bookman Old Style" w:hAnsi="Bookman Old Style"/>
-          <w:sz w:val="24"/>
-          <w:szCs w:val="24"/>
-        </w:rPr>
-      </w:pPr>
-      <w:r>
-        <w:rPr>
-          <w:rtl w:val="0"/>
-        </w:rPr>
-      </w:r>
-    </w:p>
-    <w:p>
-      <w:pPr>
-        <w:spacing w:after="0" w:line="240" w:lineRule="auto"/>
-        <w:ind w:left="0" w:firstLine="0"/>
-        <w:rPr>
-          <w:rFonts w:ascii="Bookman Old Style" w:cs="Bookman Old Style" w:eastAsia="Bookman Old Style" w:hAnsi="Bookman Old Style"/>
-          <w:sz w:val="24"/>
-          <w:szCs w:val="24"/>
-        </w:rPr>
-      </w:pPr>
-      <w:r>
-        <w:rPr>
-          <w:rtl w:val="0"/>
-        </w:rPr>
-      </w:r>
-    </w:p>
-    <w:p>
-      <w:pPr>
-        <w:spacing w:after="0" w:line="240" w:lineRule="auto"/>
-        <w:ind w:left="0" w:firstLine="0"/>
-        <w:rPr>
-          <w:rFonts w:ascii="Bookman Old Style" w:cs="Bookman Old Style" w:eastAsia="Bookman Old Style" w:hAnsi="Bookman Old Style"/>
-          <w:sz w:val="24"/>
-          <w:szCs w:val="24"/>
-        </w:rPr>
-      </w:pPr>
-      <w:r>
-        <w:rPr>
-          <w:rtl w:val="0"/>
-        </w:rPr>
-      </w:r>
-    </w:p>
-    <w:p>
-      <w:pPr>
-        <w:spacing w:after="0" w:line="240" w:lineRule="auto"/>
-        <w:ind w:left="0" w:firstLine="0"/>
-        <w:rPr>
-          <w:rFonts w:ascii="Bookman Old Style" w:cs="Bookman Old Style" w:eastAsia="Bookman Old Style" w:hAnsi="Bookman Old Style"/>
-          <w:sz w:val="24"/>
-          <w:szCs w:val="24"/>
-        </w:rPr>
-      </w:pPr>
-      <w:r>
-        <w:rPr>
-          <w:rtl w:val="0"/>
-        </w:rPr>
-      </w:r>
-    </w:p>
-    <w:p>
-      <w:pPr>
-        <w:spacing w:after="0" w:line="240" w:lineRule="auto"/>
-        <w:ind w:left="0" w:firstLine="0"/>
-        <w:rPr>
-          <w:rFonts w:ascii="Bookman Old Style" w:cs="Bookman Old Style" w:eastAsia="Bookman Old Style" w:hAnsi="Bookman Old Style"/>
-          <w:sz w:val="24"/>
-          <w:szCs w:val="24"/>
-        </w:rPr>
-      </w:pPr>
-      <w:r>
-        <w:rPr>
-          <w:rtl w:val="0"/>
-        </w:rPr>
-      </w:r>
-    </w:p>
-    <w:p>
-      <w:pPr>
-        <w:spacing w:after="0" w:line="240" w:lineRule="auto"/>
-        <w:ind w:left="0" w:firstLine="0"/>
-        <w:rPr>
-          <w:rFonts w:ascii="Bookman Old Style" w:cs="Bookman Old Style" w:eastAsia="Bookman Old Style" w:hAnsi="Bookman Old Style"/>
-          <w:sz w:val="24"/>
-          <w:szCs w:val="24"/>
-        </w:rPr>
-      </w:pPr>
-      <w:r>
-        <w:rPr>
-          <w:rtl w:val="0"/>
-        </w:rPr>
-      </w:r>
-    </w:p>
-    <w:p>
-      <w:pPr>
-        <w:spacing w:after="0" w:line="240" w:lineRule="auto"/>
-        <w:ind w:left="0" w:firstLine="0"/>
-        <w:rPr>
-          <w:rFonts w:ascii="Bookman Old Style" w:cs="Bookman Old Style" w:eastAsia="Bookman Old Style" w:hAnsi="Bookman Old Style"/>
-          <w:sz w:val="24"/>
-          <w:szCs w:val="24"/>
-        </w:rPr>
-      </w:pPr>
-      <w:r>
-        <w:rPr>
-          <w:rtl w:val="0"/>
-        </w:rPr>
-      </w:r>
-    </w:p>
-    <w:p>
-      <w:pPr>
-        <w:spacing w:after="0" w:line="240" w:lineRule="auto"/>
-        <w:ind w:left="0" w:firstLine="0"/>
-        <w:rPr>
-          <w:rFonts w:ascii="Bookman Old Style" w:cs="Bookman Old Style" w:eastAsia="Bookman Old Style" w:hAnsi="Bookman Old Style"/>
-          <w:sz w:val="24"/>
-          <w:szCs w:val="24"/>
-        </w:rPr>
-      </w:pPr>
-      <w:r>
-        <w:rPr>
-          <w:rtl w:val="0"/>
-        </w:rPr>
-      </w:r>
-    </w:p>
-    <w:p>
-      <w:pPr>
-        <w:spacing w:after="0" w:line="240" w:lineRule="auto"/>
-        <w:ind w:left="0" w:firstLine="0"/>
-        <w:rPr>
-          <w:rFonts w:ascii="Bookman Old Style" w:cs="Bookman Old Style" w:eastAsia="Bookman Old Style" w:hAnsi="Bookman Old Style"/>
-          <w:sz w:val="24"/>
-          <w:szCs w:val="24"/>
-        </w:rPr>
-      </w:pPr>
-      <w:r>
-        <w:rPr>
-          <w:rtl w:val="0"/>
-        </w:rPr>
-      </w:r>
-    </w:p>
-    <w:p>
-      <w:pPr>
-        <w:spacing w:after="0" w:line="240" w:lineRule="auto"/>
-        <w:ind w:left="0" w:firstLine="0"/>
-        <w:rPr>
-          <w:rFonts w:ascii="Bookman Old Style" w:cs="Bookman Old Style" w:eastAsia="Bookman Old Style" w:hAnsi="Bookman Old Style"/>
-          <w:sz w:val="24"/>
-          <w:szCs w:val="24"/>
-        </w:rPr>
-      </w:pPr>
-      <w:r>
-        <w:rPr>
-          <w:rtl w:val="0"/>
-        </w:rPr>
-      </w:r>
-    </w:p>
-    <w:p>
-      <w:pPr>
-        <w:numPr>
-          <w:ilvl w:val="0"/>
-          <w:numId w:val="17"/>
-        </w:numPr>
-        <w:spacing w:after="0" w:line="240" w:lineRule="auto"/>
-        <w:ind w:left="720" w:hanging="360"/>
-        <w:rPr>
-          <w:rFonts w:ascii="Bookman Old Style" w:cs="Bookman Old Style" w:eastAsia="Bookman Old Style" w:hAnsi="Bookman Old Style"/>
-          <w:sz w:val="24"/>
-          <w:szCs w:val="24"/>
-        </w:rPr>
-      </w:pPr>
-      <w:r>
-        <w:rPr>
-          <w:rFonts w:ascii="Bookman Old Style" w:cs="Bookman Old Style" w:eastAsia="Bookman Old Style" w:hAnsi="Bookman Old Style"/>
-          <w:sz w:val="24"/>
-          <w:szCs w:val="24"/>
-          <w:rtl w:val="0"/>
-        </w:rPr>
-        <w:t xml:space="preserve">DAFTAR WILAYAH KERJA, USAHA/PERUSAHAAN</w:t>
-      </w:r>
-    </w:p>
-    <w:p>
-      <w:pPr>
-        <w:spacing w:after="0" w:before="120" w:line="240" w:lineRule="auto"/>
-        <w:rPr>
-          <w:rFonts w:ascii="Bookman Old Style" w:cs="Bookman Old Style" w:eastAsia="Bookman Old Style" w:hAnsi="Bookman Old Style"/>
-          <w:sz w:val="24"/>
-          <w:szCs w:val="24"/>
-        </w:rPr>
-      </w:pPr>
-      <w:r>
-        <w:rPr>
-          <w:rtl w:val="0"/>
-        </w:rPr>
-      </w:r>
-    </w:p>
-    <w:sdt>
-      <w:sdtPr>
-        <w:lock w:val="contentLocked"/>
-        <w:id w:val="-1976370313"/>
-        <w:tag w:val="goog_rdk_1"/>
-      </w:sdtPr>
-      <w:sdtContent>
-        <w:tbl>
-          <w:tblPr>
-            <w:tblStyle w:val="Table6"/>
-            <w:tblW w:w="11065.0" w:type="dxa"/>
-            <w:jc w:val="center"/>
-            <w:tblBorders>
-              <w:top w:color="000000" w:space="0" w:sz="4" w:val="single"/>
-              <w:left w:color="000000" w:space="0" w:sz="4" w:val="single"/>
-              <w:bottom w:color="000000" w:space="0" w:sz="4" w:val="single"/>
-              <w:right w:color="000000" w:space="0" w:sz="4" w:val="single"/>
-              <w:insideH w:color="000000" w:space="0" w:sz="4" w:val="single"/>
-              <w:insideV w:color="000000" w:space="0" w:sz="4" w:val="single"/>
-            </w:tblBorders>
-            <w:tblLayout w:type="fixed"/>
-            <w:tblLook w:val="0400"/>
-          </w:tblPr>
-          <w:tblGrid>
-            <w:gridCol w:w="1129"/>
-            <w:gridCol w:w="3686"/>
-            <w:gridCol w:w="1843"/>
-            <w:gridCol w:w="1559"/>
-            <w:gridCol w:w="2848"/>
-            <w:tblGridChange w:id="0">
-              <w:tblGrid>
-                <w:gridCol w:w="1129"/>
-                <w:gridCol w:w="3686"/>
-                <w:gridCol w:w="1843"/>
-                <w:gridCol w:w="1559"/>
-                <w:gridCol w:w="2848"/>
-              </w:tblGrid>
-            </w:tblGridChange>
-          </w:tblGrid>
-          <w:tr>
-            <w:trPr>
-              <w:cantSplit w:val="0"/>
-              <w:trHeight w:val="958" w:hRule="atLeast"/>
-              <w:tblHeader w:val="0"/>
-            </w:trPr>
-            <w:tc>
-              <w:tcPr>
-                <w:vAlign w:val="center"/>
-              </w:tcPr>
-              <w:p>
-                <w:pPr>
-                  <w:spacing w:after="0" w:line="240" w:lineRule="auto"/>
-                  <w:jc w:val="center"/>
-                  <w:rPr>
-                    <w:rFonts w:ascii="Bookman Old Style" w:cs="Bookman Old Style" w:eastAsia="Bookman Old Style" w:hAnsi="Bookman Old Style"/>
-                    <w:sz w:val="24"/>
-                    <w:szCs w:val="24"/>
-                  </w:rPr>
-                </w:pPr>
-                <w:r>
-                  <w:rPr>
-                    <w:rFonts w:ascii="Bookman Old Style" w:cs="Bookman Old Style" w:eastAsia="Bookman Old Style" w:hAnsi="Bookman Old Style"/>
-                    <w:sz w:val="24"/>
-                    <w:szCs w:val="24"/>
-                    <w:rtl w:val="0"/>
-                  </w:rPr>
-                  <w:t xml:space="preserve">No</w:t>
-                </w:r>
-              </w:p>
-            </w:tc>
-            <w:tc>
-              <w:tcPr>
-                <w:vAlign w:val="center"/>
-              </w:tcPr>
-              <w:p>
-                <w:pPr>
-                  <w:spacing w:after="0" w:line="240" w:lineRule="auto"/>
-                  <w:jc w:val="center"/>
-                  <w:rPr>
-                    <w:rFonts w:ascii="Bookman Old Style" w:cs="Bookman Old Style" w:eastAsia="Bookman Old Style" w:hAnsi="Bookman Old Style"/>
-                    <w:sz w:val="24"/>
-                    <w:szCs w:val="24"/>
-                  </w:rPr>
-                </w:pPr>
-                <w:r>
-                  <w:rPr>
-                    <w:rFonts w:ascii="Bookman Old Style" w:cs="Bookman Old Style" w:eastAsia="Bookman Old Style" w:hAnsi="Bookman Old Style"/>
-                    <w:sz w:val="24"/>
-                    <w:szCs w:val="24"/>
-                    <w:rtl w:val="0"/>
-                  </w:rPr>
-                  <w:t xml:space="preserve">[Kode] KECAMATAN/DISTRIK</w:t>
-                </w:r>
-              </w:p>
-            </w:tc>
-            <w:tc>
-              <w:tcPr>
-                <w:vAlign w:val="center"/>
-              </w:tcPr>
-              <w:p>
-                <w:pPr>
-                  <w:spacing w:after="0" w:line="240" w:lineRule="auto"/>
-                  <w:jc w:val="center"/>
-                  <w:rPr>
-                    <w:rFonts w:ascii="Bookman Old Style" w:cs="Bookman Old Style" w:eastAsia="Bookman Old Style" w:hAnsi="Bookman Old Style"/>
-                    <w:sz w:val="24"/>
-                    <w:szCs w:val="24"/>
-                  </w:rPr>
-                </w:pPr>
-                <w:r>
-                  <w:rPr>
-                    <w:rFonts w:ascii="Bookman Old Style" w:cs="Bookman Old Style" w:eastAsia="Bookman Old Style" w:hAnsi="Bookman Old Style"/>
-                    <w:sz w:val="24"/>
-                    <w:szCs w:val="24"/>
-                    <w:rtl w:val="0"/>
-                  </w:rPr>
-                  <w:t xml:space="preserve">[KODE] DESA</w:t>
-                </w:r>
-              </w:p>
-            </w:tc>
-            <w:tc>
-              <w:tcPr>
-                <w:vAlign w:val="center"/>
-              </w:tcPr>
-              <w:p>
-                <w:pPr>
-                  <w:spacing w:after="0" w:line="240" w:lineRule="auto"/>
-                  <w:jc w:val="center"/>
-                  <w:rPr>
-                    <w:rFonts w:ascii="Bookman Old Style" w:cs="Bookman Old Style" w:eastAsia="Bookman Old Style" w:hAnsi="Bookman Old Style"/>
-                    <w:sz w:val="24"/>
-                    <w:szCs w:val="24"/>
-                  </w:rPr>
-                </w:pPr>
-                <w:r>
-                  <w:rPr>
-                    <w:rFonts w:ascii="Bookman Old Style" w:cs="Bookman Old Style" w:eastAsia="Bookman Old Style" w:hAnsi="Bookman Old Style"/>
-                    <w:sz w:val="24"/>
-                    <w:szCs w:val="24"/>
-                    <w:rtl w:val="0"/>
-                  </w:rPr>
-                  <w:t xml:space="preserve">[KODE] SLS</w:t>
-                </w:r>
-              </w:p>
-            </w:tc>
-            <w:tc>
-              <w:tcPr/>
-              <w:p>
-                <w:pPr>
-                  <w:spacing w:after="0" w:line="240" w:lineRule="auto"/>
-                  <w:jc w:val="center"/>
-                  <w:rPr>
-                    <w:rFonts w:ascii="Bookman Old Style" w:cs="Bookman Old Style" w:eastAsia="Bookman Old Style" w:hAnsi="Bookman Old Style"/>
-                    <w:sz w:val="24"/>
-                    <w:szCs w:val="24"/>
-                  </w:rPr>
-                </w:pPr>
-                <w:r>
-                  <w:rPr>
-                    <w:rFonts w:ascii="Bookman Old Style" w:cs="Bookman Old Style" w:eastAsia="Bookman Old Style" w:hAnsi="Bookman Old Style"/>
-                    <w:sz w:val="24"/>
-                    <w:szCs w:val="24"/>
-                    <w:rtl w:val="0"/>
-                  </w:rPr>
-                  <w:t xml:space="preserve">Nama Usaha/Perusahaan</w:t>
-                </w:r>
-              </w:p>
-            </w:tc>
-          </w:tr>
-          <w:tr>
-            <w:trPr>
-              <w:cantSplit w:val="0"/>
-              <w:trHeight w:val="80" w:hRule="atLeast"/>
-              <w:tblHeader w:val="0"/>
-            </w:trPr>
-            <w:tc>
-              <w:tcPr>
-                <w:vAlign w:val="center"/>
-              </w:tcPr>
-              <w:p>
-                <w:pPr>
-                  <w:spacing w:after="0" w:line="240" w:lineRule="auto"/>
-                  <w:jc w:val="center"/>
-                  <w:rPr>
-                    <w:rFonts w:ascii="Bookman Old Style" w:cs="Bookman Old Style" w:eastAsia="Bookman Old Style" w:hAnsi="Bookman Old Style"/>
-                    <w:sz w:val="24"/>
-                    <w:szCs w:val="24"/>
-                  </w:rPr>
-                </w:pPr>
-                <w:r>
-                  <w:rPr>
-                    <w:rFonts w:ascii="Bookman Old Style" w:cs="Bookman Old Style" w:eastAsia="Bookman Old Style" w:hAnsi="Bookman Old Style"/>
-                    <w:sz w:val="24"/>
-                    <w:szCs w:val="24"/>
-                    <w:rtl w:val="0"/>
-                  </w:rPr>
-                  <w:t xml:space="preserve">(1)</w:t>
-                </w:r>
-              </w:p>
-            </w:tc>
-            <w:tc>
-              <w:tcPr>
-                <w:vAlign w:val="center"/>
-              </w:tcPr>
-              <w:p>
-                <w:pPr>
-                  <w:spacing w:after="0" w:line="240" w:lineRule="auto"/>
-                  <w:jc w:val="center"/>
-                  <w:rPr>
-                    <w:rFonts w:ascii="Bookman Old Style" w:cs="Bookman Old Style" w:eastAsia="Bookman Old Style" w:hAnsi="Bookman Old Style"/>
-                    <w:sz w:val="24"/>
-                    <w:szCs w:val="24"/>
-                  </w:rPr>
-                </w:pPr>
-                <w:r>
-                  <w:rPr>
-                    <w:rFonts w:ascii="Bookman Old Style" w:cs="Bookman Old Style" w:eastAsia="Bookman Old Style" w:hAnsi="Bookman Old Style"/>
-                    <w:sz w:val="24"/>
-                    <w:szCs w:val="24"/>
-                    <w:rtl w:val="0"/>
-                  </w:rPr>
-                  <w:t xml:space="preserve">(1)</w:t>
-                </w:r>
-              </w:p>
-            </w:tc>
-            <w:tc>
-              <w:tcPr>
-                <w:vAlign w:val="center"/>
-              </w:tcPr>
-              <w:p>
-                <w:pPr>
-                  <w:spacing w:after="0" w:line="240" w:lineRule="auto"/>
-                  <w:jc w:val="center"/>
-                  <w:rPr>
-                    <w:rFonts w:ascii="Bookman Old Style" w:cs="Bookman Old Style" w:eastAsia="Bookman Old Style" w:hAnsi="Bookman Old Style"/>
-                    <w:sz w:val="24"/>
-                    <w:szCs w:val="24"/>
-                  </w:rPr>
-                </w:pPr>
-                <w:r>
-                  <w:rPr>
-                    <w:rFonts w:ascii="Bookman Old Style" w:cs="Bookman Old Style" w:eastAsia="Bookman Old Style" w:hAnsi="Bookman Old Style"/>
-                    <w:sz w:val="24"/>
-                    <w:szCs w:val="24"/>
-                    <w:rtl w:val="0"/>
-                  </w:rPr>
-                  <w:t xml:space="preserve">(2)</w:t>
-                </w:r>
-              </w:p>
-            </w:tc>
-            <w:tc>
-              <w:tcPr>
-                <w:vAlign w:val="center"/>
-              </w:tcPr>
-              <w:p>
-                <w:pPr>
-                  <w:spacing w:after="0" w:line="240" w:lineRule="auto"/>
-                  <w:jc w:val="center"/>
-                  <w:rPr>
-                    <w:rFonts w:ascii="Bookman Old Style" w:cs="Bookman Old Style" w:eastAsia="Bookman Old Style" w:hAnsi="Bookman Old Style"/>
-                    <w:sz w:val="24"/>
-                    <w:szCs w:val="24"/>
-                  </w:rPr>
-                </w:pPr>
-                <w:r>
-                  <w:rPr>
-                    <w:rFonts w:ascii="Bookman Old Style" w:cs="Bookman Old Style" w:eastAsia="Bookman Old Style" w:hAnsi="Bookman Old Style"/>
-                    <w:sz w:val="24"/>
-                    <w:szCs w:val="24"/>
-                    <w:rtl w:val="0"/>
-                  </w:rPr>
-                  <w:t xml:space="preserve">(3)</w:t>
-                </w:r>
-              </w:p>
-            </w:tc>
-            <w:tc>
-              <w:tcPr/>
-              <w:p>
-                <w:pPr>
-                  <w:spacing w:after="0" w:line="240" w:lineRule="auto"/>
-                  <w:jc w:val="center"/>
-                  <w:rPr>
-                    <w:rFonts w:ascii="Bookman Old Style" w:cs="Bookman Old Style" w:eastAsia="Bookman Old Style" w:hAnsi="Bookman Old Style"/>
-                    <w:sz w:val="24"/>
-                    <w:szCs w:val="24"/>
-                  </w:rPr>
-                </w:pPr>
-                <w:r>
-                  <w:rPr>
-                    <w:rFonts w:ascii="Bookman Old Style" w:cs="Bookman Old Style" w:eastAsia="Bookman Old Style" w:hAnsi="Bookman Old Style"/>
-                    <w:sz w:val="24"/>
-                    <w:szCs w:val="24"/>
-                    <w:rtl w:val="0"/>
-                  </w:rPr>
-                  <w:t xml:space="preserve">(4)</w:t>
-                </w:r>
-              </w:p>
-            </w:tc>
-          </w:tr>
-          <w:tr>
-            <w:trPr>
-              <w:cantSplit w:val="0"/>
-              <w:trHeight w:val="636" w:hRule="atLeast"/>
-              <w:tblHeader w:val="0"/>
-            </w:trPr>
-            <w:tc>
-              <w:tcPr>
-                <w:vAlign w:val="center"/>
-              </w:tcPr>
-              <w:p>
-                <w:pPr>
-                  <w:numPr>
-                    <w:ilvl w:val="0"/>
-                    <w:numId w:val="19"/>
-                  </w:numPr>
-                  <w:spacing w:after="0" w:line="240" w:lineRule="auto"/>
-                  <w:ind w:left="720" w:hanging="360"/>
-                  <w:rPr>
-                    <w:rFonts w:ascii="Bookman Old Style" w:cs="Bookman Old Style" w:eastAsia="Bookman Old Style" w:hAnsi="Bookman Old Style"/>
-                    <w:sz w:val="24"/>
-                    <w:szCs w:val="24"/>
-                  </w:rPr>
-                </w:pPr>
-                <w:r>
-                  <w:rPr>
-                    <w:rtl w:val="0"/>
-                  </w:rPr>
-                </w:r>
-              </w:p>
-            </w:tc>
-            <w:tc>
-              <w:tcPr>
-                <w:vAlign w:val="center"/>
-              </w:tcPr>
-              <w:p>
-                <w:pPr>
-                  <w:spacing w:after="0" w:line="240" w:lineRule="auto"/>
-                  <w:jc w:val="center"/>
-                  <w:rPr>
-                    <w:rFonts w:ascii="Bookman Old Style" w:cs="Bookman Old Style" w:eastAsia="Bookman Old Style" w:hAnsi="Bookman Old Style"/>
-                    <w:sz w:val="24"/>
-                    <w:szCs w:val="24"/>
-                  </w:rPr>
-                </w:pPr>
-                <w:r>
-                  <w:rPr>
-                    <w:rFonts w:ascii="Bookman Old Style" w:cs="Bookman Old Style" w:eastAsia="Bookman Old Style" w:hAnsi="Bookman Old Style"/>
-                    <w:sz w:val="24"/>
-                    <w:szCs w:val="24"/>
-                    <w:rtl w:val="0"/>
-                  </w:rPr>
-                  <w:t xml:space="preserve">…</w:t>
-                </w:r>
-              </w:p>
-            </w:tc>
-            <w:tc>
-              <w:tcPr>
-                <w:vAlign w:val="center"/>
-              </w:tcPr>
-              <w:p>
-                <w:pPr>
-                  <w:spacing w:after="0" w:line="240" w:lineRule="auto"/>
-                  <w:jc w:val="center"/>
-                  <w:rPr>
-                    <w:rFonts w:ascii="Bookman Old Style" w:cs="Bookman Old Style" w:eastAsia="Bookman Old Style" w:hAnsi="Bookman Old Style"/>
-                    <w:sz w:val="24"/>
-                    <w:szCs w:val="24"/>
-                  </w:rPr>
-                </w:pPr>
-                <w:r>
-                  <w:rPr>
-                    <w:rFonts w:ascii="Bookman Old Style" w:cs="Bookman Old Style" w:eastAsia="Bookman Old Style" w:hAnsi="Bookman Old Style"/>
-                    <w:sz w:val="24"/>
-                    <w:szCs w:val="24"/>
-                    <w:rtl w:val="0"/>
-                  </w:rPr>
-                  <w:t xml:space="preserve">…</w:t>
-                </w:r>
-              </w:p>
-            </w:tc>
-            <w:tc>
-              <w:tcPr>
-                <w:vAlign w:val="center"/>
-              </w:tcPr>
-              <w:p>
-                <w:pPr>
-                  <w:spacing w:after="0" w:line="240" w:lineRule="auto"/>
-                  <w:jc w:val="center"/>
-                  <w:rPr>
-                    <w:rFonts w:ascii="Bookman Old Style" w:cs="Bookman Old Style" w:eastAsia="Bookman Old Style" w:hAnsi="Bookman Old Style"/>
-                    <w:sz w:val="24"/>
-                    <w:szCs w:val="24"/>
-                  </w:rPr>
-                </w:pPr>
-                <w:r>
-                  <w:rPr>
-                    <w:rFonts w:ascii="Bookman Old Style" w:cs="Bookman Old Style" w:eastAsia="Bookman Old Style" w:hAnsi="Bookman Old Style"/>
-                    <w:sz w:val="24"/>
-                    <w:szCs w:val="24"/>
-                    <w:rtl w:val="0"/>
-                  </w:rPr>
-                  <w:t xml:space="preserve">…</w:t>
-                </w:r>
-              </w:p>
-            </w:tc>
-            <w:tc>
-              <w:tcPr>
-                <w:vAlign w:val="center"/>
-              </w:tcPr>
-              <w:p>
-                <w:pPr>
-                  <w:spacing w:after="0" w:line="240" w:lineRule="auto"/>
-                  <w:jc w:val="center"/>
-                  <w:rPr>
-                    <w:rFonts w:ascii="Bookman Old Style" w:cs="Bookman Old Style" w:eastAsia="Bookman Old Style" w:hAnsi="Bookman Old Style"/>
-                    <w:sz w:val="24"/>
-                    <w:szCs w:val="24"/>
-                  </w:rPr>
-                </w:pPr>
-                <w:r>
-                  <w:rPr>
-                    <w:rFonts w:ascii="Bookman Old Style" w:cs="Bookman Old Style" w:eastAsia="Bookman Old Style" w:hAnsi="Bookman Old Style"/>
-                    <w:sz w:val="24"/>
-                    <w:szCs w:val="24"/>
-                    <w:rtl w:val="0"/>
-                  </w:rPr>
-                  <w:t xml:space="preserve">…</w:t>
-                </w:r>
-              </w:p>
-            </w:tc>
-          </w:tr>
-          <w:tr>
-            <w:trPr>
-              <w:cantSplit w:val="0"/>
-              <w:trHeight w:val="636" w:hRule="atLeast"/>
-              <w:tblHeader w:val="0"/>
-            </w:trPr>
-            <w:tc>
-              <w:tcPr>
-                <w:vAlign w:val="center"/>
-              </w:tcPr>
-              <w:p>
-                <w:pPr>
-                  <w:spacing w:after="0" w:line="240" w:lineRule="auto"/>
-                  <w:rPr>
-                    <w:rFonts w:ascii="Bookman Old Style" w:cs="Bookman Old Style" w:eastAsia="Bookman Old Style" w:hAnsi="Bookman Old Style"/>
-                    <w:sz w:val="24"/>
-                    <w:szCs w:val="24"/>
-                  </w:rPr>
-                </w:pPr>
-                <w:r>
-                  <w:rPr>
-                    <w:rtl w:val="0"/>
-                  </w:rPr>
-                </w:r>
-              </w:p>
-            </w:tc>
-            <w:tc>
-              <w:tcPr>
-                <w:vAlign w:val="center"/>
-              </w:tcPr>
-              <w:p>
-                <w:pPr>
-                  <w:spacing w:after="0" w:line="240" w:lineRule="auto"/>
-                  <w:ind w:left="567" w:firstLine="0"/>
-                  <w:rPr>
-                    <w:rFonts w:ascii="Bookman Old Style" w:cs="Bookman Old Style" w:eastAsia="Bookman Old Style" w:hAnsi="Bookman Old Style"/>
-                    <w:sz w:val="24"/>
-                    <w:szCs w:val="24"/>
-                  </w:rPr>
-                </w:pPr>
-                <w:r>
-                  <w:rPr>
-                    <w:rtl w:val="0"/>
-                  </w:rPr>
-                </w:r>
-              </w:p>
-            </w:tc>
-            <w:tc>
-              <w:tcPr>
-                <w:vAlign w:val="center"/>
-              </w:tcPr>
-              <w:p>
-                <w:pPr>
-                  <w:spacing w:after="0" w:line="240" w:lineRule="auto"/>
-                  <w:jc w:val="center"/>
-                  <w:rPr>
-                    <w:rFonts w:ascii="Bookman Old Style" w:cs="Bookman Old Style" w:eastAsia="Bookman Old Style" w:hAnsi="Bookman Old Style"/>
-                    <w:sz w:val="24"/>
-                    <w:szCs w:val="24"/>
-                  </w:rPr>
-                </w:pPr>
-                <w:r>
-                  <w:rPr>
-                    <w:rtl w:val="0"/>
-                  </w:rPr>
-                </w:r>
-              </w:p>
-            </w:tc>
-            <w:tc>
-              <w:tcPr>
-                <w:vAlign w:val="center"/>
-              </w:tcPr>
-              <w:p>
-                <w:pPr>
-                  <w:spacing w:after="0" w:line="240" w:lineRule="auto"/>
-                  <w:jc w:val="center"/>
-                  <w:rPr>
-                    <w:rFonts w:ascii="Bookman Old Style" w:cs="Bookman Old Style" w:eastAsia="Bookman Old Style" w:hAnsi="Bookman Old Style"/>
-                    <w:sz w:val="24"/>
-                    <w:szCs w:val="24"/>
-                  </w:rPr>
-                </w:pPr>
-                <w:r>
-                  <w:rPr>
-                    <w:rtl w:val="0"/>
-                  </w:rPr>
-                </w:r>
-              </w:p>
-            </w:tc>
-            <w:tc>
-              <w:tcPr/>
-              <w:p>
-                <w:pPr>
-                  <w:spacing w:after="0" w:line="240" w:lineRule="auto"/>
-                  <w:jc w:val="center"/>
-                  <w:rPr>
-                    <w:rFonts w:ascii="Bookman Old Style" w:cs="Bookman Old Style" w:eastAsia="Bookman Old Style" w:hAnsi="Bookman Old Style"/>
-                    <w:sz w:val="24"/>
-                    <w:szCs w:val="24"/>
-                  </w:rPr>
-                </w:pPr>
-                <w:r>
-                  <w:rPr>
-                    <w:rtl w:val="0"/>
-                  </w:rPr>
-                </w:r>
-              </w:p>
-            </w:tc>
-          </w:tr>
-        </w:tbl>
-      </w:sdtContent>
-    </w:sdt>
-    <w:p>
-      <w:pPr>
-        <w:spacing w:after="0" w:before="120" w:line="240" w:lineRule="auto"/>
-        <w:rPr>
-          <w:rFonts w:ascii="Bookman Old Style" w:cs="Bookman Old Style" w:eastAsia="Bookman Old Style" w:hAnsi="Bookman Old Style"/>
-          <w:sz w:val="24"/>
-          <w:szCs w:val="24"/>
-        </w:rPr>
-      </w:pPr>
-      <w:r>
-        <w:rPr>
-          <w:rtl w:val="0"/>
-        </w:rPr>
-      </w:r>
-    </w:p>
-    <w:p>
-      <w:pPr>
-        <w:spacing w:after="0" w:before="120" w:line="240" w:lineRule="auto"/>
-        <w:rPr>
-          <w:rFonts w:ascii="Bookman Old Style" w:cs="Bookman Old Style" w:eastAsia="Bookman Old Style" w:hAnsi="Bookman Old Style"/>
-          <w:sz w:val="24"/>
-          <w:szCs w:val="24"/>
-        </w:rPr>
-      </w:pPr>
-      <w:r>
-        <w:rPr>
-          <w:rtl w:val="0"/>
-        </w:rPr>
-      </w:r>
-    </w:p>
-    <w:p>
-      <w:pPr>
-        <w:rPr>
-          <w:rFonts w:ascii="Bookman Old Style" w:cs="Bookman Old Style" w:eastAsia="Bookman Old Style" w:hAnsi="Bookman Old Style"/>
-          <w:color w:val="ff0000"/>
-          <w:sz w:val="24"/>
-          <w:szCs w:val="24"/>
-        </w:rPr>
-      </w:pPr>
-      <w:r>
-        <w:rPr>
-          <w:rtl w:val="0"/>
-        </w:rPr>
-      </w:r>
-    </w:p>
-    <w:sectPr>
-      <w:type w:val="nextPage"/>
-      <w:pgSz w:h="11906" w:w="16838" w:orient="landscape"/>
-      <w:pgMar w:bottom="1474" w:top="1440" w:left="1440" w:right="1440" w:header="709" w:footer="709"/>
-    </w:sectPr>
   </w:body>
 </w:document>
 </file>

--- a/static/templates-se2026/spk_pcl_se2026.docx
+++ b/static/templates-se2026/spk_pcl_se2026.docx
@@ -2871,10 +2871,6 @@
     </w:p>
     <w:p>
       <w:pPr>
-        <w:numPr>
-          <w:ilvl w:val="0"/>
-          <w:numId w:val="12"/>
-        </w:numPr>
         <w:spacing w:after="120" w:line="240" w:lineRule="auto"/>
         <w:ind w:left="567" w:hanging="567"/>
         <w:jc w:val="both"/>
@@ -2887,6 +2883,13 @@
       </w:pPr>
       <w:r>
         <w:rPr>
+          <w:rFonts w:ascii="Bookman Old Style" w:hAnsi="Bookman Old Style"/>
+          <w:sz w:val="24"/>
+        </w:rPr>
+        <w:t xml:space="preserve">- a.	</w:t>
+      </w:r>
+      <w:r>
+        <w:rPr>
           <w:rFonts w:ascii="Bookman Old Style" w:cs="Bookman Old Style" w:eastAsia="Bookman Old Style" w:hAnsi="Bookman Old Style"/>
           <w:color w:val="000000"/>
           <w:sz w:val="24"/>
@@ -2942,10 +2945,6 @@
     </w:p>
     <w:p>
       <w:pPr>
-        <w:numPr>
-          <w:ilvl w:val="0"/>
-          <w:numId w:val="6"/>
-        </w:numPr>
         <w:spacing w:after="0" w:line="240" w:lineRule="auto"/>
         <w:ind w:left="993" w:hanging="426"/>
         <w:jc w:val="both"/>
@@ -2958,6 +2957,13 @@
       </w:pPr>
       <w:r>
         <w:rPr>
+          <w:rFonts w:ascii="Bookman Old Style" w:hAnsi="Bookman Old Style"/>
+          <w:sz w:val="24"/>
+        </w:rPr>
+        <w:t xml:space="preserve">- b.	</w:t>
+      </w:r>
+      <w:r>
+        <w:rPr>
           <w:rFonts w:ascii="Bookman Old Style" w:cs="Bookman Old Style" w:eastAsia="Bookman Old Style" w:hAnsi="Bookman Old Style"/>
           <w:color w:val="000000"/>
           <w:sz w:val="24"/>
@@ -2989,10 +2995,6 @@
     </w:p>
     <w:p>
       <w:pPr>
-        <w:numPr>
-          <w:ilvl w:val="0"/>
-          <w:numId w:val="6"/>
-        </w:numPr>
         <w:spacing w:after="0" w:line="240" w:lineRule="auto"/>
         <w:ind w:left="993" w:hanging="426"/>
         <w:jc w:val="both"/>
@@ -3005,6 +3007,13 @@
       </w:pPr>
       <w:r>
         <w:rPr>
+          <w:rFonts w:ascii="Bookman Old Style" w:hAnsi="Bookman Old Style"/>
+          <w:sz w:val="24"/>
+        </w:rPr>
+        <w:t xml:space="preserve">- c.	</w:t>
+      </w:r>
+      <w:r>
+        <w:rPr>
           <w:rFonts w:ascii="Bookman Old Style" w:cs="Bookman Old Style" w:eastAsia="Bookman Old Style" w:hAnsi="Bookman Old Style"/>
           <w:color w:val="000000"/>
           <w:sz w:val="24"/>
@@ -3016,10 +3025,6 @@
     </w:p>
     <w:p>
       <w:pPr>
-        <w:numPr>
-          <w:ilvl w:val="0"/>
-          <w:numId w:val="12"/>
-        </w:numPr>
         <w:spacing w:after="120" w:line="240" w:lineRule="auto"/>
         <w:ind w:left="567" w:hanging="567"/>
         <w:jc w:val="both"/>
@@ -3032,6 +3037,13 @@
       </w:pPr>
       <w:r>
         <w:rPr>
+          <w:rFonts w:ascii="Bookman Old Style" w:hAnsi="Bookman Old Style"/>
+          <w:sz w:val="24"/>
+        </w:rPr>
+        <w:t xml:space="preserve">- d.	</w:t>
+      </w:r>
+      <w:r>
+        <w:rPr>
           <w:rFonts w:ascii="Bookman Old Style" w:cs="Bookman Old Style" w:eastAsia="Bookman Old Style" w:hAnsi="Bookman Old Style"/>
           <w:color w:val="000000"/>
           <w:sz w:val="24"/>
@@ -3153,10 +3165,6 @@
     </w:p>
     <w:p>
       <w:pPr>
-        <w:numPr>
-          <w:ilvl w:val="0"/>
-          <w:numId w:val="12"/>
-        </w:numPr>
         <w:spacing w:after="120" w:line="240" w:lineRule="auto"/>
         <w:ind w:left="567" w:hanging="567"/>
         <w:jc w:val="both"/>
@@ -3169,6 +3177,13 @@
       </w:pPr>
       <w:r>
         <w:rPr>
+          <w:rFonts w:ascii="Bookman Old Style" w:hAnsi="Bookman Old Style"/>
+          <w:sz w:val="24"/>
+        </w:rPr>
+        <w:t xml:space="preserve">- ?.	</w:t>
+      </w:r>
+      <w:r>
+        <w:rPr>
           <w:rFonts w:ascii="Bookman Old Style" w:cs="Bookman Old Style" w:eastAsia="Bookman Old Style" w:hAnsi="Bookman Old Style"/>
           <w:b w:val="1"/>
           <w:bCs w:val="1"/>
@@ -3253,10 +3268,6 @@
     </w:p>
     <w:p>
       <w:pPr>
-        <w:numPr>
-          <w:ilvl w:val="0"/>
-          <w:numId w:val="12"/>
-        </w:numPr>
         <w:spacing w:after="120" w:line="240" w:lineRule="auto"/>
         <w:ind w:left="567" w:hanging="567"/>
         <w:jc w:val="both"/>
@@ -3267,6 +3278,13 @@
           <w:szCs w:val="24"/>
         </w:rPr>
       </w:pPr>
+      <w:r>
+        <w:rPr>
+          <w:rFonts w:ascii="Bookman Old Style" w:hAnsi="Bookman Old Style"/>
+          <w:sz w:val="24"/>
+        </w:rPr>
+        <w:t xml:space="preserve">- ?.	</w:t>
+      </w:r>
       <w:r>
         <w:rPr>
           <w:rFonts w:ascii="Bookman Old Style" w:cs="Bookman Old Style" w:eastAsia="Bookman Old Style" w:hAnsi="Bookman Old Style"/>
